--- a/backend/templates/GSSG-HR_300-027_Employee_Overtime_Form.docx
+++ b/backend/templates/GSSG-HR_300-027_Employee_Overtime_Form.docx
@@ -4,267 +4,1066 @@
   <w:body>
     <w:p>
       <w:pPr>
-        <w:jc w:val="center"/>
+        <w:autoSpaceDN w:val="0"/>
+        <w:autoSpaceDE w:val="0"/>
+        <w:widowControl/>
+        <w:spacing w:line="220" w:lineRule="exact" w:before="0" w:after="80"/>
+        <w:ind w:left="0" w:right="0"/>
       </w:pPr>
-      <w:r>
-        <w:rPr>
-          <w:b/>
-          <w:sz w:val="28"/>
-        </w:rPr>
-        <w:t>Global Security Services Group</w:t>
-        <w:br/>
-        <w:t>Employee Overtime Form</w:t>
-        <w:br/>
-        <w:t>GSSG-HR 300-027</w:t>
-      </w:r>
-    </w:p>
-    <w:p>
-      <w:r>
-        <w:rPr>
-          <w:i/>
-        </w:rPr>
-        <w:t>Proposed template — awaiting review. Source issue date 21-09-2026. Generated from the GSSG-HR PDF intake for in-app tokenized filling.</w:t>
-      </w:r>
     </w:p>
     <w:tbl>
       <w:tblPr>
-        <w:tblStyle w:val="TableGrid"/>
         <w:tblW w:type="auto" w:w="0"/>
+        <w:tblLayout w:type="fixed"/>
         <w:tblLook w:firstColumn="1" w:firstRow="1" w:lastColumn="0" w:lastRow="0" w:noHBand="0" w:noVBand="1" w:val="04A0"/>
+        <w:tblInd w:w="400.0" w:type="dxa"/>
       </w:tblPr>
       <w:tblGrid>
-        <w:gridCol w:w="4320"/>
-        <w:gridCol w:w="4320"/>
+        <w:gridCol w:w="2256"/>
+        <w:gridCol w:w="2256"/>
+        <w:gridCol w:w="2256"/>
+        <w:gridCol w:w="2256"/>
       </w:tblGrid>
       <w:tr>
+        <w:trPr>
+          <w:trHeight w:hRule="exact" w:val="260"/>
+        </w:trPr>
         <w:tc>
           <w:tcPr>
-            <w:tcW w:type="dxa" w:w="4320"/>
+            <w:tcW w:type="dxa" w:w="3380"/>
+            <w:vMerge w:val="restart"/>
+            <w:tcBorders/>
+            <w:tcMar>
+              <w:start w:w="0" w:type="dxa"/>
+              <w:end w:w="0" w:type="dxa"/>
+            </w:tcMar>
+            <w:tcMar>
+              <w:start w:w="0" w:type="dxa"/>
+              <w:end w:w="0" w:type="dxa"/>
+            </w:tcMar>
+            <w:tcMar>
+              <w:start w:w="0" w:type="dxa"/>
+              <w:end w:w="0" w:type="dxa"/>
+            </w:tcMar>
+            <w:tcMar>
+              <w:start w:w="0" w:type="dxa"/>
+              <w:end w:w="0" w:type="dxa"/>
+            </w:tcMar>
           </w:tcPr>
           <w:p>
+            <w:pPr>
+              <w:autoSpaceDN w:val="0"/>
+              <w:autoSpaceDE w:val="0"/>
+              <w:widowControl/>
+              <w:spacing w:line="240" w:lineRule="auto" w:before="40" w:after="0"/>
+              <w:ind w:left="400" w:right="0" w:firstLine="0"/>
+              <w:jc w:val="left"/>
+            </w:pPr>
             <w:r>
-              <w:t xml:space="preserve">Department / </w:t>
+              <w:drawing>
+                <wp:inline xmlns:a="http://schemas.openxmlformats.org/drawingml/2006/main" xmlns:pic="http://schemas.openxmlformats.org/drawingml/2006/picture">
+                  <wp:extent cx="1727200" cy="571500"/>
+                  <wp:docPr id="1" name="Picture 1"/>
+                  <wp:cNvGraphicFramePr>
+                    <a:graphicFrameLocks noChangeAspect="1"/>
+                  </wp:cNvGraphicFramePr>
+                  <a:graphic>
+                    <a:graphicData uri="http://schemas.openxmlformats.org/drawingml/2006/picture">
+                      <pic:pic>
+                        <pic:nvPicPr>
+                          <pic:cNvPr id="0" name="image.png"/>
+                          <pic:cNvPicPr/>
+                        </pic:nvPicPr>
+                        <pic:blipFill>
+                          <a:blip r:embed="rId9"/>
+                          <a:stretch>
+                            <a:fillRect/>
+                          </a:stretch>
+                        </pic:blipFill>
+                        <pic:spPr>
+                          <a:xfrm>
+                            <a:off x="0" y="0"/>
+                            <a:ext cx="1727200" cy="571500"/>
+                          </a:xfrm>
+                          <a:prstGeom prst="rect"/>
+                        </pic:spPr>
+                      </pic:pic>
+                    </a:graphicData>
+                  </a:graphic>
+                </wp:inline>
+              </w:drawing>
             </w:r>
           </w:p>
         </w:tc>
         <w:tc>
           <w:tcPr>
-            <w:tcW w:type="dxa" w:w="4320"/>
+            <w:tcW w:type="dxa" w:w="4480"/>
+            <w:vMerge w:val="restart"/>
+            <w:tcBorders/>
+            <w:tcMar>
+              <w:start w:w="0" w:type="dxa"/>
+              <w:end w:w="0" w:type="dxa"/>
+            </w:tcMar>
+            <w:tcMar>
+              <w:start w:w="0" w:type="dxa"/>
+              <w:end w:w="0" w:type="dxa"/>
+            </w:tcMar>
           </w:tcPr>
           <w:p>
+            <w:pPr>
+              <w:autoSpaceDN w:val="0"/>
+              <w:autoSpaceDE w:val="0"/>
+              <w:widowControl/>
+              <w:spacing w:line="230" w:lineRule="auto" w:before="0" w:after="0"/>
+              <w:ind w:left="286" w:right="0" w:firstLine="0"/>
+              <w:jc w:val="left"/>
+            </w:pPr>
             <w:r>
               <w:rPr>
-                <w:sz w:val="20"/>
+                <w:rFonts w:ascii="Univers" w:hAnsi="Univers" w:eastAsia="Univers"/>
+                <w:b/>
+                <w:i w:val="0"/>
+                <w:color w:val="000000"/>
+                <w:sz w:val="24"/>
               </w:rPr>
-              <w:t>{{ department }}</w:t>
+              <w:t xml:space="preserve">Global Security Services Group </w:t>
+            </w:r>
+          </w:p>
+        </w:tc>
+        <w:tc>
+          <w:tcPr>
+            <w:tcW w:type="dxa" w:w="2120"/>
+            <w:vMerge w:val="restart"/>
+            <w:tcBorders/>
+            <w:tcMar>
+              <w:start w:w="0" w:type="dxa"/>
+              <w:end w:w="0" w:type="dxa"/>
+            </w:tcMar>
+            <w:tcMar>
+              <w:start w:w="0" w:type="dxa"/>
+              <w:end w:w="0" w:type="dxa"/>
+            </w:tcMar>
+          </w:tcPr>
+          <w:p>
+            <w:pPr>
+              <w:autoSpaceDN w:val="0"/>
+              <w:autoSpaceDE w:val="0"/>
+              <w:widowControl/>
+              <w:spacing w:line="197" w:lineRule="auto" w:before="48" w:after="0"/>
+              <w:ind w:left="0" w:right="182" w:firstLine="0"/>
+              <w:jc w:val="right"/>
+            </w:pPr>
+            <w:r>
+              <w:rPr>
+                <w:rFonts w:ascii="Calibri" w:hAnsi="Calibri" w:eastAsia="Calibri"/>
+                <w:b/>
+                <w:i w:val="0"/>
+                <w:color w:val="000000"/>
+                <w:sz w:val="24"/>
+              </w:rPr>
+              <w:t xml:space="preserve">Date of Issue </w:t>
+            </w:r>
+          </w:p>
+        </w:tc>
+        <w:tc>
+          <w:tcPr>
+            <w:tcW w:type="dxa" w:w="1400"/>
+            <w:tcBorders/>
+            <w:tcMar>
+              <w:start w:w="0" w:type="dxa"/>
+              <w:end w:w="0" w:type="dxa"/>
+            </w:tcMar>
+          </w:tcPr>
+          <w:p>
+            <w:pPr>
+              <w:autoSpaceDN w:val="0"/>
+              <w:autoSpaceDE w:val="0"/>
+              <w:widowControl/>
+              <w:spacing w:line="197" w:lineRule="auto" w:before="40" w:after="0"/>
+              <w:ind w:left="208" w:right="0" w:firstLine="0"/>
+              <w:jc w:val="left"/>
+            </w:pPr>
+            <w:r>
+              <w:rPr>
+                <w:rFonts w:ascii="Calibri" w:hAnsi="Calibri" w:eastAsia="Calibri"/>
+                <w:b w:val="0"/>
+                <w:i w:val="0"/>
+                <w:color w:val="000000"/>
+                <w:sz w:val="22"/>
+              </w:rPr>
+              <w:t xml:space="preserve">21-09-2026 </w:t>
             </w:r>
           </w:p>
         </w:tc>
       </w:tr>
       <w:tr>
+        <w:trPr>
+          <w:trHeight w:hRule="exact" w:val="83"/>
+        </w:trPr>
         <w:tc>
           <w:tcPr>
-            <w:tcW w:type="dxa" w:w="4320"/>
+            <w:tcW w:type="dxa" w:w="2256"/>
+            <w:vMerge/>
+            <w:tcBorders/>
+          </w:tcPr>
+          <w:p/>
+        </w:tc>
+        <w:tc>
+          <w:tcPr>
+            <w:tcW w:type="dxa" w:w="2256"/>
+            <w:vMerge/>
+            <w:tcBorders/>
+          </w:tcPr>
+          <w:p/>
+        </w:tc>
+        <w:tc>
+          <w:tcPr>
+            <w:tcW w:type="dxa" w:w="2256"/>
+            <w:vMerge/>
+            <w:tcBorders/>
+          </w:tcPr>
+          <w:p/>
+        </w:tc>
+        <w:tc>
+          <w:tcPr>
+            <w:tcW w:type="dxa" w:w="1400"/>
+            <w:vMerge w:val="restart"/>
+            <w:tcBorders/>
+            <w:tcMar>
+              <w:start w:w="0" w:type="dxa"/>
+              <w:end w:w="0" w:type="dxa"/>
+            </w:tcMar>
+            <w:tcMar>
+              <w:start w:w="0" w:type="dxa"/>
+              <w:end w:w="0" w:type="dxa"/>
+            </w:tcMar>
           </w:tcPr>
           <w:p>
+            <w:pPr>
+              <w:autoSpaceDN w:val="0"/>
+              <w:autoSpaceDE w:val="0"/>
+              <w:widowControl/>
+              <w:spacing w:line="197" w:lineRule="auto" w:before="136" w:after="0"/>
+              <w:ind w:left="208" w:right="0" w:firstLine="0"/>
+              <w:jc w:val="left"/>
+            </w:pPr>
             <w:r>
-              <w:t xml:space="preserve">Location / </w:t>
+              <w:rPr>
+                <w:rFonts w:ascii="Calibri" w:hAnsi="Calibri" w:eastAsia="Calibri"/>
+                <w:b w:val="0"/>
+                <w:i w:val="0"/>
+                <w:color w:val="000000"/>
+                <w:sz w:val="22"/>
+              </w:rPr>
+              <w:t xml:space="preserve">01 </w:t>
+            </w:r>
+          </w:p>
+        </w:tc>
+      </w:tr>
+      <w:tr>
+        <w:trPr>
+          <w:trHeight w:hRule="exact" w:val="277"/>
+        </w:trPr>
+        <w:tc>
+          <w:tcPr>
+            <w:tcW w:type="dxa" w:w="2256"/>
+            <w:vMerge/>
+            <w:tcBorders/>
+          </w:tcPr>
+          <w:p/>
+        </w:tc>
+        <w:tc>
+          <w:tcPr>
+            <w:tcW w:type="dxa" w:w="4480"/>
+            <w:tcBorders/>
+            <w:tcMar>
+              <w:start w:w="0" w:type="dxa"/>
+              <w:end w:w="0" w:type="dxa"/>
+            </w:tcMar>
+          </w:tcPr>
+          <w:p>
+            <w:pPr>
+              <w:autoSpaceDN w:val="0"/>
+              <w:autoSpaceDE w:val="0"/>
+              <w:widowControl/>
+              <w:spacing w:line="197" w:lineRule="auto" w:before="36" w:after="0"/>
+              <w:ind w:left="286" w:right="0" w:firstLine="0"/>
+              <w:jc w:val="left"/>
+            </w:pPr>
+            <w:r>
+              <w:rPr>
+                <w:rFonts w:ascii="Calibri" w:hAnsi="Calibri" w:eastAsia="Calibri"/>
+                <w:b/>
+                <w:i w:val="0"/>
+                <w:color w:val="000000"/>
+                <w:sz w:val="24"/>
+              </w:rPr>
+              <w:t xml:space="preserve">Employee Overtime Form </w:t>
             </w:r>
           </w:p>
         </w:tc>
         <w:tc>
           <w:tcPr>
-            <w:tcW w:type="dxa" w:w="4320"/>
+            <w:tcW w:type="dxa" w:w="2120"/>
+            <w:tcBorders/>
+            <w:tcMar>
+              <w:start w:w="0" w:type="dxa"/>
+              <w:end w:w="0" w:type="dxa"/>
+            </w:tcMar>
           </w:tcPr>
           <w:p>
+            <w:pPr>
+              <w:autoSpaceDN w:val="0"/>
+              <w:autoSpaceDE w:val="0"/>
+              <w:widowControl/>
+              <w:spacing w:line="197" w:lineRule="auto" w:before="36" w:after="0"/>
+              <w:ind w:left="0" w:right="0" w:firstLine="0"/>
+              <w:jc w:val="center"/>
+            </w:pPr>
             <w:r>
               <w:rPr>
-                <w:sz w:val="20"/>
+                <w:rFonts w:ascii="Calibri" w:hAnsi="Calibri" w:eastAsia="Calibri"/>
+                <w:b/>
+                <w:i w:val="0"/>
+                <w:color w:val="000000"/>
+                <w:sz w:val="24"/>
               </w:rPr>
-              <w:t>{{ location }}</w:t>
-            </w:r>
-          </w:p>
-        </w:tc>
-      </w:tr>
-      <w:tr>
-        <w:tc>
-          <w:tcPr>
-            <w:tcW w:type="dxa" w:w="4320"/>
-          </w:tcPr>
-          <w:p>
-            <w:r>
-              <w:t>Branch / الفرع</w:t>
+              <w:t xml:space="preserve">Issue No </w:t>
             </w:r>
           </w:p>
         </w:tc>
         <w:tc>
           <w:tcPr>
-            <w:tcW w:type="dxa" w:w="4320"/>
+            <w:tcW w:type="dxa" w:w="2256"/>
+            <w:vMerge/>
+            <w:tcBorders/>
+          </w:tcPr>
+          <w:p/>
+        </w:tc>
+      </w:tr>
+      <w:tr>
+        <w:trPr>
+          <w:trHeight w:hRule="exact" w:val="428"/>
+        </w:trPr>
+        <w:tc>
+          <w:tcPr>
+            <w:tcW w:type="dxa" w:w="2256"/>
+            <w:vMerge/>
+            <w:tcBorders/>
+          </w:tcPr>
+          <w:p/>
+        </w:tc>
+        <w:tc>
+          <w:tcPr>
+            <w:tcW w:type="dxa" w:w="4480"/>
+            <w:tcBorders/>
+            <w:tcMar>
+              <w:start w:w="0" w:type="dxa"/>
+              <w:end w:w="0" w:type="dxa"/>
+            </w:tcMar>
+          </w:tcPr>
+          <w:p>
+            <w:pPr>
+              <w:autoSpaceDN w:val="0"/>
+              <w:autoSpaceDE w:val="0"/>
+              <w:widowControl/>
+              <w:spacing w:line="197" w:lineRule="auto" w:before="128" w:after="0"/>
+              <w:ind w:left="286" w:right="0" w:firstLine="0"/>
+              <w:jc w:val="left"/>
+            </w:pPr>
+            <w:r>
+              <w:rPr>
+                <w:rFonts w:ascii="Calibri" w:hAnsi="Calibri" w:eastAsia="Calibri"/>
+                <w:b/>
+                <w:i w:val="0"/>
+                <w:color w:val="000000"/>
+                <w:sz w:val="24"/>
+              </w:rPr>
+              <w:t xml:space="preserve">GSSG-HR 300-027 </w:t>
+            </w:r>
+          </w:p>
+        </w:tc>
+        <w:tc>
+          <w:tcPr>
+            <w:tcW w:type="dxa" w:w="2120"/>
+            <w:tcBorders/>
+            <w:tcMar>
+              <w:start w:w="0" w:type="dxa"/>
+              <w:end w:w="0" w:type="dxa"/>
+            </w:tcMar>
+          </w:tcPr>
+          <w:p>
+            <w:pPr>
+              <w:autoSpaceDN w:val="0"/>
+              <w:autoSpaceDE w:val="0"/>
+              <w:widowControl/>
+              <w:spacing w:line="197" w:lineRule="auto" w:before="128" w:after="0"/>
+              <w:ind w:left="0" w:right="0" w:firstLine="0"/>
+              <w:jc w:val="center"/>
+            </w:pPr>
+            <w:r>
+              <w:rPr>
+                <w:rFonts w:ascii="Calibri" w:hAnsi="Calibri" w:eastAsia="Calibri"/>
+                <w:b/>
+                <w:i w:val="0"/>
+                <w:color w:val="000000"/>
+                <w:sz w:val="24"/>
+              </w:rPr>
+              <w:t xml:space="preserve">Revision: </w:t>
+            </w:r>
+          </w:p>
+        </w:tc>
+        <w:tc>
+          <w:tcPr>
+            <w:tcW w:type="dxa" w:w="1400"/>
+            <w:tcBorders/>
+            <w:tcMar>
+              <w:start w:w="0" w:type="dxa"/>
+              <w:end w:w="0" w:type="dxa"/>
+            </w:tcMar>
+          </w:tcPr>
+          <w:p>
+            <w:pPr>
+              <w:autoSpaceDN w:val="0"/>
+              <w:autoSpaceDE w:val="0"/>
+              <w:widowControl/>
+              <w:spacing w:line="197" w:lineRule="auto" w:before="124" w:after="0"/>
+              <w:ind w:left="208" w:right="0" w:firstLine="0"/>
+              <w:jc w:val="left"/>
+            </w:pPr>
+            <w:r>
+              <w:rPr>
+                <w:rFonts w:ascii="Calibri" w:hAnsi="Calibri" w:eastAsia="Calibri"/>
+                <w:b w:val="0"/>
+                <w:i w:val="0"/>
+                <w:color w:val="000000"/>
+                <w:sz w:val="22"/>
+              </w:rPr>
+              <w:t xml:space="preserve">00 </w:t>
+            </w:r>
+          </w:p>
+        </w:tc>
+      </w:tr>
+    </w:tbl>
+    <w:p>
+      <w:pPr>
+        <w:autoSpaceDN w:val="0"/>
+        <w:autoSpaceDE w:val="0"/>
+        <w:widowControl/>
+        <w:spacing w:line="240" w:lineRule="auto" w:before="292" w:after="164"/>
+        <w:ind w:left="1420" w:right="0" w:firstLine="0"/>
+        <w:jc w:val="left"/>
+      </w:pPr>
+      <w:r>
+        <w:drawing>
+          <wp:inline xmlns:a="http://schemas.openxmlformats.org/drawingml/2006/main" xmlns:pic="http://schemas.openxmlformats.org/drawingml/2006/picture">
+            <wp:extent cx="6654800" cy="215900"/>
+            <wp:docPr id="2" name="Picture 2"/>
+            <wp:cNvGraphicFramePr>
+              <a:graphicFrameLocks noChangeAspect="1"/>
+            </wp:cNvGraphicFramePr>
+            <a:graphic>
+              <a:graphicData uri="http://schemas.openxmlformats.org/drawingml/2006/picture">
+                <pic:pic>
+                  <pic:nvPicPr>
+                    <pic:cNvPr id="0" name="image.png"/>
+                    <pic:cNvPicPr/>
+                  </pic:nvPicPr>
+                  <pic:blipFill>
+                    <a:blip r:embed="rId10"/>
+                    <a:stretch>
+                      <a:fillRect/>
+                    </a:stretch>
+                  </pic:blipFill>
+                  <pic:spPr>
+                    <a:xfrm>
+                      <a:off x="0" y="0"/>
+                      <a:ext cx="6654800" cy="215900"/>
+                    </a:xfrm>
+                    <a:prstGeom prst="rect"/>
+                  </pic:spPr>
+                </pic:pic>
+              </a:graphicData>
+            </a:graphic>
+          </wp:inline>
+        </w:drawing>
+      </w:r>
+    </w:p>
+    <w:tbl>
+      <w:tblPr>
+        <w:tblW w:type="auto" w:w="0"/>
+        <w:tblLayout w:type="fixed"/>
+        <w:tblLook w:firstColumn="1" w:firstRow="1" w:lastColumn="0" w:lastRow="0" w:noHBand="0" w:noVBand="1" w:val="04A0"/>
+        <w:tblInd w:w="816.0" w:type="dxa"/>
+      </w:tblPr>
+      <w:tblGrid>
+        <w:gridCol w:w="2256"/>
+        <w:gridCol w:w="2256"/>
+        <w:gridCol w:w="2256"/>
+        <w:gridCol w:w="2256"/>
+      </w:tblGrid>
+      <w:tr>
+        <w:trPr>
+          <w:trHeight w:hRule="exact" w:val="260"/>
+        </w:trPr>
+        <w:tc>
+          <w:tcPr>
+            <w:tcW w:type="dxa" w:w="2122"/>
+            <w:tcBorders>
+              <w:start w:sz="3.1999999999999886" w:val="single" w:color="#000000"/>
+              <w:top w:sz="4.0" w:val="single" w:color="#000000"/>
+              <w:end w:sz="3.2000000000000455" w:val="single" w:color="#000000"/>
+              <w:bottom w:sz="3.199999999999818" w:val="single" w:color="#000000"/>
+            </w:tcBorders>
+            <w:shd w:fill="f1f2f1"/>
+            <w:tcMar>
+              <w:start w:w="0" w:type="dxa"/>
+              <w:end w:w="0" w:type="dxa"/>
+            </w:tcMar>
+          </w:tcPr>
+          <w:p>
+            <w:pPr>
+              <w:autoSpaceDN w:val="0"/>
+              <w:autoSpaceDE w:val="0"/>
+              <w:widowControl/>
+              <w:spacing w:line="197" w:lineRule="auto" w:before="44" w:after="0"/>
+              <w:ind w:left="104" w:right="0" w:firstLine="0"/>
+              <w:jc w:val="left"/>
+            </w:pPr>
+            <w:r>
+              <w:rPr>
+                <w:rFonts w:ascii="Calibri" w:hAnsi="Calibri" w:eastAsia="Calibri"/>
+                <w:b/>
+                <w:i w:val="0"/>
+                <w:color w:val="000000"/>
+                <w:sz w:val="20"/>
+              </w:rPr>
+              <w:t xml:space="preserve">Department </w:t>
+            </w:r>
+          </w:p>
+        </w:tc>
+        <w:tc>
+          <w:tcPr>
+            <w:tcW w:type="dxa" w:w="4114"/>
+            <w:tcBorders>
+              <w:start w:sz="3.2000000000000455" w:val="single" w:color="#000000"/>
+              <w:top w:sz="4.0" w:val="single" w:color="#000000"/>
+              <w:end w:sz="4.0" w:val="single" w:color="#000000"/>
+              <w:bottom w:sz="3.199999999999818" w:val="single" w:color="#000000"/>
+            </w:tcBorders>
+            <w:tcMar>
+              <w:start w:w="0" w:type="dxa"/>
+              <w:end w:w="0" w:type="dxa"/>
+            </w:tcMar>
           </w:tcPr>
           <w:p>
             <w:r>
+              <w:t>{{ department }}</w:t>
+            </w:r>
+          </w:p>
+        </w:tc>
+        <w:tc>
+          <w:tcPr>
+            <w:tcW w:type="dxa" w:w="1984"/>
+            <w:tcBorders>
+              <w:start w:sz="4.0" w:val="single" w:color="#000000"/>
+              <w:top w:sz="4.0" w:val="single" w:color="#000000"/>
+              <w:end w:sz="4.0" w:val="single" w:color="#000000"/>
+              <w:bottom w:sz="3.199999999999818" w:val="single" w:color="#000000"/>
+            </w:tcBorders>
+            <w:shd w:fill="f1f2f1"/>
+            <w:tcMar>
+              <w:start w:w="0" w:type="dxa"/>
+              <w:end w:w="0" w:type="dxa"/>
+            </w:tcMar>
+          </w:tcPr>
+          <w:p>
+            <w:pPr>
+              <w:autoSpaceDN w:val="0"/>
+              <w:autoSpaceDE w:val="0"/>
+              <w:widowControl/>
+              <w:spacing w:line="197" w:lineRule="auto" w:before="44" w:after="0"/>
+              <w:ind w:left="98" w:right="0" w:firstLine="0"/>
+              <w:jc w:val="left"/>
+            </w:pPr>
+            <w:r>
               <w:rPr>
+                <w:rFonts w:ascii="Calibri" w:hAnsi="Calibri" w:eastAsia="Calibri"/>
+                <w:b/>
+                <w:i w:val="0"/>
+                <w:color w:val="000000"/>
                 <w:sz w:val="20"/>
               </w:rPr>
+              <w:t xml:space="preserve">Branch </w:t>
+            </w:r>
+          </w:p>
+        </w:tc>
+        <w:tc>
+          <w:tcPr>
+            <w:tcW w:type="dxa" w:w="2242"/>
+            <w:tcBorders>
+              <w:start w:sz="4.0" w:val="single" w:color="#000000"/>
+              <w:top w:sz="4.0" w:val="single" w:color="#000000"/>
+              <w:end w:sz="4.0" w:val="single" w:color="#000000"/>
+              <w:bottom w:sz="3.199999999999818" w:val="single" w:color="#000000"/>
+            </w:tcBorders>
+            <w:tcMar>
+              <w:start w:w="0" w:type="dxa"/>
+              <w:end w:w="0" w:type="dxa"/>
+            </w:tcMar>
+          </w:tcPr>
+          <w:p>
+            <w:r>
               <w:t>{{ ot_branch }}</w:t>
             </w:r>
           </w:p>
         </w:tc>
       </w:tr>
       <w:tr>
+        <w:trPr>
+          <w:trHeight w:hRule="exact" w:val="292"/>
+        </w:trPr>
         <w:tc>
           <w:tcPr>
-            <w:tcW w:type="dxa" w:w="4320"/>
+            <w:tcW w:type="dxa" w:w="2122"/>
+            <w:tcBorders>
+              <w:start w:sz="3.1999999999999886" w:val="single" w:color="#000000"/>
+              <w:top w:sz="3.199999999999818" w:val="single" w:color="#000000"/>
+              <w:end w:sz="3.2000000000000455" w:val="single" w:color="#000000"/>
+              <w:bottom w:sz="4.0" w:val="single" w:color="#000000"/>
+            </w:tcBorders>
+            <w:shd w:fill="f1f2f1"/>
+            <w:tcMar>
+              <w:start w:w="0" w:type="dxa"/>
+              <w:end w:w="0" w:type="dxa"/>
+            </w:tcMar>
           </w:tcPr>
           <w:p>
+            <w:pPr>
+              <w:autoSpaceDN w:val="0"/>
+              <w:autoSpaceDE w:val="0"/>
+              <w:widowControl/>
+              <w:spacing w:line="197" w:lineRule="auto" w:before="60" w:after="0"/>
+              <w:ind w:left="104" w:right="0" w:firstLine="0"/>
+              <w:jc w:val="left"/>
+            </w:pPr>
             <w:r>
-              <w:t>Overtime Summary for the Month of / ملخص العمل الإضافي لشهر</w:t>
+              <w:rPr>
+                <w:rFonts w:ascii="Calibri" w:hAnsi="Calibri" w:eastAsia="Calibri"/>
+                <w:b/>
+                <w:i w:val="0"/>
+                <w:color w:val="000000"/>
+                <w:sz w:val="20"/>
+              </w:rPr>
+              <w:t xml:space="preserve">Location </w:t>
             </w:r>
           </w:p>
         </w:tc>
         <w:tc>
           <w:tcPr>
-            <w:tcW w:type="dxa" w:w="4320"/>
+            <w:tcW w:type="dxa" w:w="4114"/>
+            <w:tcBorders>
+              <w:start w:sz="3.2000000000000455" w:val="single" w:color="#000000"/>
+              <w:top w:sz="3.199999999999818" w:val="single" w:color="#000000"/>
+              <w:end w:sz="4.0" w:val="single" w:color="#000000"/>
+              <w:bottom w:sz="4.0" w:val="single" w:color="#000000"/>
+            </w:tcBorders>
+            <w:tcMar>
+              <w:start w:w="0" w:type="dxa"/>
+              <w:end w:w="0" w:type="dxa"/>
+            </w:tcMar>
           </w:tcPr>
           <w:p>
             <w:r>
-              <w:rPr>
-                <w:sz w:val="20"/>
-              </w:rPr>
-              <w:t>{{ ot_month }}</w:t>
-            </w:r>
-          </w:p>
-        </w:tc>
-      </w:tr>
-    </w:tbl>
-    <w:p/>
-    <w:p>
-      <w:r>
-        <w:rPr>
-          <w:b/>
-        </w:rPr>
-        <w:t>Overtime Summary / ملخص العمل الإضافي</w:t>
-      </w:r>
-    </w:p>
-    <w:p>
-      <w:r>
-        <w:rPr>
-          <w:i/>
-        </w:rPr>
-        <w:t>Trimmed from the printed form's 31 fixed daily rows to 15 — add rows as needed.</w:t>
-      </w:r>
-    </w:p>
-    <w:tbl>
-      <w:tblPr>
-        <w:tblStyle w:val="TableGrid"/>
-        <w:tblW w:type="auto" w:w="0"/>
-        <w:tblLook w:firstColumn="1" w:firstRow="1" w:lastColumn="0" w:lastRow="0" w:noHBand="0" w:noVBand="1" w:val="04A0"/>
-      </w:tblPr>
-      <w:tblGrid>
-        <w:gridCol w:w="1234"/>
-        <w:gridCol w:w="1234"/>
-        <w:gridCol w:w="1234"/>
-        <w:gridCol w:w="1234"/>
-        <w:gridCol w:w="1234"/>
-        <w:gridCol w:w="1234"/>
-        <w:gridCol w:w="1234"/>
-      </w:tblGrid>
-      <w:tr>
-        <w:tc>
-          <w:tcPr>
-            <w:tcW w:type="dxa" w:w="1234"/>
-          </w:tcPr>
-          <w:p>
-            <w:r>
-              <w:t>#</w:t>
+              <w:t>{{ location }}</w:t>
             </w:r>
           </w:p>
         </w:tc>
         <w:tc>
           <w:tcPr>
-            <w:tcW w:type="dxa" w:w="1234"/>
+            <w:tcW w:type="dxa" w:w="1984"/>
+            <w:tcBorders>
+              <w:start w:sz="4.0" w:val="single" w:color="#000000"/>
+              <w:top w:sz="3.199999999999818" w:val="single" w:color="#000000"/>
+              <w:end w:sz="4.0" w:val="single" w:color="#000000"/>
+              <w:bottom w:sz="4.0" w:val="single" w:color="#000000"/>
+            </w:tcBorders>
+            <w:shd w:fill="f1f2f1"/>
+            <w:tcMar>
+              <w:start w:w="0" w:type="dxa"/>
+              <w:end w:w="0" w:type="dxa"/>
+            </w:tcMar>
           </w:tcPr>
           <w:p>
+            <w:pPr>
+              <w:autoSpaceDN w:val="0"/>
+              <w:autoSpaceDE w:val="0"/>
+              <w:widowControl/>
+              <w:spacing w:line="197" w:lineRule="auto" w:before="60" w:after="0"/>
+              <w:ind w:left="98" w:right="0" w:firstLine="0"/>
+              <w:jc w:val="left"/>
+            </w:pPr>
             <w:r>
-              <w:t>Date / التاريخ</w:t>
+              <w:rPr>
+                <w:rFonts w:ascii="Calibri" w:hAnsi="Calibri" w:eastAsia="Calibri"/>
+                <w:b/>
+                <w:i w:val="0"/>
+                <w:color w:val="000000"/>
+                <w:sz w:val="20"/>
+              </w:rPr>
+              <w:t xml:space="preserve">Date </w:t>
             </w:r>
           </w:p>
         </w:tc>
         <w:tc>
           <w:tcPr>
-            <w:tcW w:type="dxa" w:w="1234"/>
+            <w:tcW w:type="dxa" w:w="2242"/>
+            <w:tcBorders>
+              <w:start w:sz="4.0" w:val="single" w:color="#000000"/>
+              <w:top w:sz="3.199999999999818" w:val="single" w:color="#000000"/>
+              <w:end w:sz="4.0" w:val="single" w:color="#000000"/>
+              <w:bottom w:sz="4.0" w:val="single" w:color="#000000"/>
+            </w:tcBorders>
+            <w:tcMar>
+              <w:start w:w="0" w:type="dxa"/>
+              <w:end w:w="0" w:type="dxa"/>
+            </w:tcMar>
+          </w:tcPr>
+          <w:p>
+            <w:r/>
+          </w:p>
+        </w:tc>
+      </w:tr>
+    </w:tbl>
+    <w:p>
+      <w:pPr>
+        <w:autoSpaceDN w:val="0"/>
+        <w:autoSpaceDE w:val="0"/>
+        <w:widowControl/>
+        <w:spacing w:line="244" w:lineRule="exact" w:before="0" w:after="0"/>
+        <w:ind w:left="0" w:right="0"/>
+      </w:pPr>
+    </w:p>
+    <w:tbl>
+      <w:tblPr>
+        <w:tblW w:type="auto" w:w="0"/>
+        <w:tblLayout w:type="fixed"/>
+        <w:tblLook w:firstColumn="1" w:firstRow="1" w:lastColumn="0" w:lastRow="0" w:noHBand="0" w:noVBand="1" w:val="04A0"/>
+        <w:tblInd w:w="816.0" w:type="dxa"/>
+      </w:tblPr>
+      <w:tblGrid>
+        <w:gridCol w:w="1504"/>
+        <w:gridCol w:w="1504"/>
+        <w:gridCol w:w="1504"/>
+        <w:gridCol w:w="1504"/>
+        <w:gridCol w:w="1504"/>
+        <w:gridCol w:w="1504"/>
+      </w:tblGrid>
+      <w:tr>
+        <w:trPr>
+          <w:trHeight w:hRule="exact" w:val="252"/>
+        </w:trPr>
+        <w:tc>
+          <w:tcPr>
+            <w:tcW w:type="dxa" w:w="10486"/>
+            <w:gridSpan w:val="6"/>
+            <w:tcBorders>
+              <w:start w:sz="3.1999999999999886" w:val="single" w:color="#000000"/>
+              <w:top w:sz="4.0" w:val="single" w:color="#000000"/>
+              <w:end w:sz="4.0" w:val="single" w:color="#000000"/>
+              <w:bottom w:sz="4.0" w:val="single" w:color="#000000"/>
+            </w:tcBorders>
+            <w:shd w:fill="f1f2f1"/>
+            <w:tcMar>
+              <w:start w:w="0" w:type="dxa"/>
+              <w:end w:w="0" w:type="dxa"/>
+            </w:tcMar>
+            <w:tcMar>
+              <w:start w:w="0" w:type="dxa"/>
+              <w:end w:w="0" w:type="dxa"/>
+            </w:tcMar>
+            <w:tcMar>
+              <w:start w:w="0" w:type="dxa"/>
+              <w:end w:w="0" w:type="dxa"/>
+            </w:tcMar>
+            <w:tcMar>
+              <w:start w:w="0" w:type="dxa"/>
+              <w:end w:w="0" w:type="dxa"/>
+            </w:tcMar>
+            <w:tcMar>
+              <w:start w:w="0" w:type="dxa"/>
+              <w:end w:w="0" w:type="dxa"/>
+            </w:tcMar>
+            <w:tcMar>
+              <w:start w:w="0" w:type="dxa"/>
+              <w:end w:w="0" w:type="dxa"/>
+            </w:tcMar>
           </w:tcPr>
           <w:p>
             <w:r>
-              <w:t>Emp. ID / رقم الموظف</w:t>
+              <w:t>OVERTIME SUMMARY FOR THE MONTH OF {{ ot_month }}</w:t>
+            </w:r>
+          </w:p>
+        </w:tc>
+      </w:tr>
+      <w:tr>
+        <w:trPr>
+          <w:trHeight w:hRule="exact" w:val="294"/>
+        </w:trPr>
+        <w:tc>
+          <w:tcPr>
+            <w:tcW w:type="dxa" w:w="704"/>
+            <w:tcBorders>
+              <w:start w:sz="3.1999999999999886" w:val="single" w:color="#000000"/>
+              <w:top w:sz="4.0" w:val="single" w:color="#000000"/>
+              <w:end w:sz="4.0" w:val="single" w:color="#000000"/>
+              <w:bottom w:sz="3.2000000000000455" w:val="single" w:color="#000000"/>
+            </w:tcBorders>
+            <w:shd w:fill="c00000"/>
+            <w:tcMar>
+              <w:start w:w="0" w:type="dxa"/>
+              <w:end w:w="0" w:type="dxa"/>
+            </w:tcMar>
+          </w:tcPr>
+          <w:p>
+            <w:pPr>
+              <w:autoSpaceDN w:val="0"/>
+              <w:autoSpaceDE w:val="0"/>
+              <w:widowControl/>
+              <w:spacing w:line="197" w:lineRule="auto" w:before="62" w:after="0"/>
+              <w:ind w:left="0" w:right="0" w:firstLine="0"/>
+              <w:jc w:val="center"/>
+            </w:pPr>
+            <w:r>
+              <w:rPr>
+                <w:rFonts w:ascii="Calibri" w:hAnsi="Calibri" w:eastAsia="Calibri"/>
+                <w:b/>
+                <w:i w:val="0"/>
+                <w:color w:val="FFFFFF"/>
+                <w:sz w:val="20"/>
+              </w:rPr>
+              <w:t xml:space="preserve">Date </w:t>
             </w:r>
           </w:p>
         </w:tc>
         <w:tc>
           <w:tcPr>
-            <w:tcW w:type="dxa" w:w="1234"/>
+            <w:tcW w:type="dxa" w:w="994"/>
+            <w:tcBorders>
+              <w:start w:sz="4.0" w:val="single" w:color="#000000"/>
+              <w:top w:sz="4.0" w:val="single" w:color="#000000"/>
+              <w:end w:sz="4.0" w:val="single" w:color="#000000"/>
+              <w:bottom w:sz="3.2000000000000455" w:val="single" w:color="#000000"/>
+            </w:tcBorders>
+            <w:shd w:fill="c00000"/>
+            <w:tcMar>
+              <w:start w:w="0" w:type="dxa"/>
+              <w:end w:w="0" w:type="dxa"/>
+            </w:tcMar>
           </w:tcPr>
           <w:p>
+            <w:pPr>
+              <w:autoSpaceDN w:val="0"/>
+              <w:autoSpaceDE w:val="0"/>
+              <w:widowControl/>
+              <w:spacing w:line="197" w:lineRule="auto" w:before="62" w:after="0"/>
+              <w:ind w:left="0" w:right="0" w:firstLine="0"/>
+              <w:jc w:val="center"/>
+            </w:pPr>
             <w:r>
-              <w:t>Employee Name / اسم الموظف</w:t>
+              <w:rPr>
+                <w:rFonts w:ascii="Calibri" w:hAnsi="Calibri" w:eastAsia="Calibri"/>
+                <w:b/>
+                <w:i w:val="0"/>
+                <w:color w:val="FFFFFF"/>
+                <w:sz w:val="20"/>
+              </w:rPr>
+              <w:t xml:space="preserve">Emp. ID </w:t>
             </w:r>
           </w:p>
         </w:tc>
         <w:tc>
           <w:tcPr>
-            <w:tcW w:type="dxa" w:w="1234"/>
+            <w:tcW w:type="dxa" w:w="4408"/>
+            <w:tcBorders>
+              <w:start w:sz="4.0" w:val="single" w:color="#000000"/>
+              <w:top w:sz="4.0" w:val="single" w:color="#000000"/>
+              <w:end w:sz="4.0" w:val="single" w:color="#000000"/>
+              <w:bottom w:sz="3.2000000000000455" w:val="single" w:color="#000000"/>
+            </w:tcBorders>
+            <w:shd w:fill="c00000"/>
+            <w:tcMar>
+              <w:start w:w="0" w:type="dxa"/>
+              <w:end w:w="0" w:type="dxa"/>
+            </w:tcMar>
           </w:tcPr>
           <w:p>
+            <w:pPr>
+              <w:autoSpaceDN w:val="0"/>
+              <w:autoSpaceDE w:val="0"/>
+              <w:widowControl/>
+              <w:spacing w:line="197" w:lineRule="auto" w:before="62" w:after="0"/>
+              <w:ind w:left="0" w:right="0" w:firstLine="0"/>
+              <w:jc w:val="center"/>
+            </w:pPr>
             <w:r>
-              <w:t>Code 1 / الرمز 1</w:t>
+              <w:rPr>
+                <w:rFonts w:ascii="Calibri" w:hAnsi="Calibri" w:eastAsia="Calibri"/>
+                <w:b/>
+                <w:i w:val="0"/>
+                <w:color w:val="FFFFFF"/>
+                <w:sz w:val="20"/>
+              </w:rPr>
+              <w:t xml:space="preserve">Employee Name </w:t>
             </w:r>
           </w:p>
         </w:tc>
         <w:tc>
           <w:tcPr>
-            <w:tcW w:type="dxa" w:w="1234"/>
+            <w:tcW w:type="dxa" w:w="836"/>
+            <w:tcBorders>
+              <w:start w:sz="4.0" w:val="single" w:color="#000000"/>
+              <w:top w:sz="4.0" w:val="single" w:color="#000000"/>
+              <w:end w:sz="3.200000000000273" w:val="single" w:color="#000000"/>
+              <w:bottom w:sz="3.2000000000000455" w:val="single" w:color="#000000"/>
+            </w:tcBorders>
+            <w:shd w:fill="c00000"/>
+            <w:tcMar>
+              <w:start w:w="0" w:type="dxa"/>
+              <w:end w:w="0" w:type="dxa"/>
+            </w:tcMar>
           </w:tcPr>
           <w:p>
+            <w:pPr>
+              <w:autoSpaceDN w:val="0"/>
+              <w:autoSpaceDE w:val="0"/>
+              <w:widowControl/>
+              <w:spacing w:line="197" w:lineRule="auto" w:before="62" w:after="0"/>
+              <w:ind w:left="0" w:right="0" w:firstLine="0"/>
+              <w:jc w:val="center"/>
+            </w:pPr>
             <w:r>
-              <w:t>Code 2 / الرمز 2</w:t>
+              <w:rPr>
+                <w:rFonts w:ascii="Calibri" w:hAnsi="Calibri" w:eastAsia="Calibri"/>
+                <w:b/>
+                <w:i w:val="0"/>
+                <w:color w:val="FFFFFF"/>
+                <w:sz w:val="20"/>
+              </w:rPr>
+              <w:t xml:space="preserve">Code 1 </w:t>
             </w:r>
           </w:p>
         </w:tc>
         <w:tc>
           <w:tcPr>
-            <w:tcW w:type="dxa" w:w="1234"/>
+            <w:tcW w:type="dxa" w:w="880"/>
+            <w:tcBorders>
+              <w:start w:sz="3.200000000000273" w:val="single" w:color="#000000"/>
+              <w:top w:sz="4.0" w:val="single" w:color="#000000"/>
+              <w:end w:sz="4.0" w:val="single" w:color="#000000"/>
+              <w:bottom w:sz="3.2000000000000455" w:val="single" w:color="#000000"/>
+            </w:tcBorders>
+            <w:shd w:fill="c00000"/>
+            <w:tcMar>
+              <w:start w:w="0" w:type="dxa"/>
+              <w:end w:w="0" w:type="dxa"/>
+            </w:tcMar>
           </w:tcPr>
           <w:p>
+            <w:pPr>
+              <w:autoSpaceDN w:val="0"/>
+              <w:autoSpaceDE w:val="0"/>
+              <w:widowControl/>
+              <w:spacing w:line="197" w:lineRule="auto" w:before="62" w:after="0"/>
+              <w:ind w:left="0" w:right="0" w:firstLine="0"/>
+              <w:jc w:val="center"/>
+            </w:pPr>
             <w:r>
-              <w:t>Remarks / ملاحظات</w:t>
+              <w:rPr>
+                <w:rFonts w:ascii="Calibri" w:hAnsi="Calibri" w:eastAsia="Calibri"/>
+                <w:b/>
+                <w:i w:val="0"/>
+                <w:color w:val="FFFFFF"/>
+                <w:sz w:val="20"/>
+              </w:rPr>
+              <w:t xml:space="preserve">Code 2 </w:t>
+            </w:r>
+          </w:p>
+        </w:tc>
+        <w:tc>
+          <w:tcPr>
+            <w:tcW w:type="dxa" w:w="2664"/>
+            <w:tcBorders>
+              <w:start w:sz="4.0" w:val="single" w:color="#000000"/>
+              <w:top w:sz="4.0" w:val="single" w:color="#000000"/>
+              <w:end w:sz="4.0" w:val="single" w:color="#000000"/>
+              <w:bottom w:sz="3.2000000000000455" w:val="single" w:color="#000000"/>
+            </w:tcBorders>
+            <w:shd w:fill="c00000"/>
+            <w:tcMar>
+              <w:start w:w="0" w:type="dxa"/>
+              <w:end w:w="0" w:type="dxa"/>
+            </w:tcMar>
+          </w:tcPr>
+          <w:p>
+            <w:pPr>
+              <w:autoSpaceDN w:val="0"/>
+              <w:autoSpaceDE w:val="0"/>
+              <w:widowControl/>
+              <w:spacing w:line="197" w:lineRule="auto" w:before="62" w:after="0"/>
+              <w:ind w:left="0" w:right="0" w:firstLine="0"/>
+              <w:jc w:val="center"/>
+            </w:pPr>
+            <w:r>
+              <w:rPr>
+                <w:rFonts w:ascii="Calibri" w:hAnsi="Calibri" w:eastAsia="Calibri"/>
+                <w:b/>
+                <w:i w:val="0"/>
+                <w:color w:val="FFFFFF"/>
+                <w:sz w:val="20"/>
+              </w:rPr>
+              <w:t xml:space="preserve">Remarks </w:t>
             </w:r>
           </w:p>
         </w:tc>
       </w:tr>
       <w:tr>
+        <w:trPr>
+          <w:trHeight w:hRule="exact" w:val="254"/>
+        </w:trPr>
         <w:tc>
           <w:tcPr>
-            <w:tcW w:type="dxa" w:w="1234"/>
+            <w:tcW w:type="dxa" w:w="704"/>
+            <w:tcBorders>
+              <w:start w:sz="3.1999999999999886" w:val="single" w:color="#000000"/>
+              <w:top w:sz="3.2000000000000455" w:val="single" w:color="#000000"/>
+              <w:end w:sz="4.0" w:val="single" w:color="#000000"/>
+              <w:bottom w:sz="4.0" w:val="single" w:color="#000000"/>
+            </w:tcBorders>
+            <w:tcMar>
+              <w:start w:w="0" w:type="dxa"/>
+              <w:end w:w="0" w:type="dxa"/>
+            </w:tcMar>
           </w:tcPr>
           <w:p>
             <w:r>
-              <w:t>1</w:t>
+              <w:t>1 {{ item(0, 'ot_date', '') }}</w:t>
             </w:r>
           </w:p>
         </w:tc>
         <w:tc>
           <w:tcPr>
-            <w:tcW w:type="dxa" w:w="1234"/>
-          </w:tcPr>
-          <w:p>
-            <w:r>
-              <w:t>{{ item(0, 'ot_date', '') }}</w:t>
-            </w:r>
-          </w:p>
-        </w:tc>
-        <w:tc>
-          <w:tcPr>
-            <w:tcW w:type="dxa" w:w="1234"/>
+            <w:tcW w:type="dxa" w:w="994"/>
+            <w:tcBorders>
+              <w:start w:sz="4.0" w:val="single" w:color="#000000"/>
+              <w:top w:sz="3.2000000000000455" w:val="single" w:color="#000000"/>
+              <w:end w:sz="4.0" w:val="single" w:color="#000000"/>
+              <w:bottom w:sz="4.0" w:val="single" w:color="#000000"/>
+            </w:tcBorders>
+            <w:tcMar>
+              <w:start w:w="0" w:type="dxa"/>
+              <w:end w:w="0" w:type="dxa"/>
+            </w:tcMar>
           </w:tcPr>
           <w:p>
             <w:r>
@@ -274,7 +1073,17 @@
         </w:tc>
         <w:tc>
           <w:tcPr>
-            <w:tcW w:type="dxa" w:w="1234"/>
+            <w:tcW w:type="dxa" w:w="4408"/>
+            <w:tcBorders>
+              <w:start w:sz="4.0" w:val="single" w:color="#000000"/>
+              <w:top w:sz="3.2000000000000455" w:val="single" w:color="#000000"/>
+              <w:end w:sz="4.0" w:val="single" w:color="#000000"/>
+              <w:bottom w:sz="4.0" w:val="single" w:color="#000000"/>
+            </w:tcBorders>
+            <w:tcMar>
+              <w:start w:w="0" w:type="dxa"/>
+              <w:end w:w="0" w:type="dxa"/>
+            </w:tcMar>
           </w:tcPr>
           <w:p>
             <w:r>
@@ -284,7 +1093,17 @@
         </w:tc>
         <w:tc>
           <w:tcPr>
-            <w:tcW w:type="dxa" w:w="1234"/>
+            <w:tcW w:type="dxa" w:w="836"/>
+            <w:tcBorders>
+              <w:start w:sz="4.0" w:val="single" w:color="#000000"/>
+              <w:top w:sz="3.2000000000000455" w:val="single" w:color="#000000"/>
+              <w:end w:sz="3.200000000000273" w:val="single" w:color="#000000"/>
+              <w:bottom w:sz="4.0" w:val="single" w:color="#000000"/>
+            </w:tcBorders>
+            <w:tcMar>
+              <w:start w:w="0" w:type="dxa"/>
+              <w:end w:w="0" w:type="dxa"/>
+            </w:tcMar>
           </w:tcPr>
           <w:p>
             <w:r>
@@ -294,7 +1113,17 @@
         </w:tc>
         <w:tc>
           <w:tcPr>
-            <w:tcW w:type="dxa" w:w="1234"/>
+            <w:tcW w:type="dxa" w:w="880"/>
+            <w:tcBorders>
+              <w:start w:sz="3.200000000000273" w:val="single" w:color="#000000"/>
+              <w:top w:sz="3.2000000000000455" w:val="single" w:color="#000000"/>
+              <w:end w:sz="4.0" w:val="single" w:color="#000000"/>
+              <w:bottom w:sz="4.0" w:val="single" w:color="#000000"/>
+            </w:tcBorders>
+            <w:tcMar>
+              <w:start w:w="0" w:type="dxa"/>
+              <w:end w:w="0" w:type="dxa"/>
+            </w:tcMar>
           </w:tcPr>
           <w:p>
             <w:r>
@@ -304,7 +1133,17 @@
         </w:tc>
         <w:tc>
           <w:tcPr>
-            <w:tcW w:type="dxa" w:w="1234"/>
+            <w:tcW w:type="dxa" w:w="2664"/>
+            <w:tcBorders>
+              <w:start w:sz="4.0" w:val="single" w:color="#000000"/>
+              <w:top w:sz="3.2000000000000455" w:val="single" w:color="#000000"/>
+              <w:end w:sz="4.0" w:val="single" w:color="#000000"/>
+              <w:bottom w:sz="4.0" w:val="single" w:color="#000000"/>
+            </w:tcBorders>
+            <w:tcMar>
+              <w:start w:w="0" w:type="dxa"/>
+              <w:end w:w="0" w:type="dxa"/>
+            </w:tcMar>
           </w:tcPr>
           <w:p>
             <w:r>
@@ -314,29 +1153,42 @@
         </w:tc>
       </w:tr>
       <w:tr>
+        <w:trPr>
+          <w:trHeight w:hRule="exact" w:val="256"/>
+        </w:trPr>
         <w:tc>
           <w:tcPr>
-            <w:tcW w:type="dxa" w:w="1234"/>
+            <w:tcW w:type="dxa" w:w="704"/>
+            <w:tcBorders>
+              <w:start w:sz="3.1999999999999886" w:val="single" w:color="#000000"/>
+              <w:top w:sz="4.0" w:val="single" w:color="#000000"/>
+              <w:end w:sz="4.0" w:val="single" w:color="#000000"/>
+              <w:bottom w:sz="4.0" w:val="single" w:color="#000000"/>
+            </w:tcBorders>
+            <w:tcMar>
+              <w:start w:w="0" w:type="dxa"/>
+              <w:end w:w="0" w:type="dxa"/>
+            </w:tcMar>
           </w:tcPr>
           <w:p>
             <w:r>
-              <w:t>2</w:t>
+              <w:t>2 {{ item(1, 'ot_date', '') }}</w:t>
             </w:r>
           </w:p>
         </w:tc>
         <w:tc>
           <w:tcPr>
-            <w:tcW w:type="dxa" w:w="1234"/>
-          </w:tcPr>
-          <w:p>
-            <w:r>
-              <w:t>{{ item(1, 'ot_date', '') }}</w:t>
-            </w:r>
-          </w:p>
-        </w:tc>
-        <w:tc>
-          <w:tcPr>
-            <w:tcW w:type="dxa" w:w="1234"/>
+            <w:tcW w:type="dxa" w:w="994"/>
+            <w:tcBorders>
+              <w:start w:sz="4.0" w:val="single" w:color="#000000"/>
+              <w:top w:sz="4.0" w:val="single" w:color="#000000"/>
+              <w:end w:sz="4.0" w:val="single" w:color="#000000"/>
+              <w:bottom w:sz="4.0" w:val="single" w:color="#000000"/>
+            </w:tcBorders>
+            <w:tcMar>
+              <w:start w:w="0" w:type="dxa"/>
+              <w:end w:w="0" w:type="dxa"/>
+            </w:tcMar>
           </w:tcPr>
           <w:p>
             <w:r>
@@ -346,7 +1198,17 @@
         </w:tc>
         <w:tc>
           <w:tcPr>
-            <w:tcW w:type="dxa" w:w="1234"/>
+            <w:tcW w:type="dxa" w:w="4408"/>
+            <w:tcBorders>
+              <w:start w:sz="4.0" w:val="single" w:color="#000000"/>
+              <w:top w:sz="4.0" w:val="single" w:color="#000000"/>
+              <w:end w:sz="4.0" w:val="single" w:color="#000000"/>
+              <w:bottom w:sz="4.0" w:val="single" w:color="#000000"/>
+            </w:tcBorders>
+            <w:tcMar>
+              <w:start w:w="0" w:type="dxa"/>
+              <w:end w:w="0" w:type="dxa"/>
+            </w:tcMar>
           </w:tcPr>
           <w:p>
             <w:r>
@@ -356,7 +1218,17 @@
         </w:tc>
         <w:tc>
           <w:tcPr>
-            <w:tcW w:type="dxa" w:w="1234"/>
+            <w:tcW w:type="dxa" w:w="836"/>
+            <w:tcBorders>
+              <w:start w:sz="4.0" w:val="single" w:color="#000000"/>
+              <w:top w:sz="4.0" w:val="single" w:color="#000000"/>
+              <w:end w:sz="3.200000000000273" w:val="single" w:color="#000000"/>
+              <w:bottom w:sz="4.0" w:val="single" w:color="#000000"/>
+            </w:tcBorders>
+            <w:tcMar>
+              <w:start w:w="0" w:type="dxa"/>
+              <w:end w:w="0" w:type="dxa"/>
+            </w:tcMar>
           </w:tcPr>
           <w:p>
             <w:r>
@@ -366,7 +1238,17 @@
         </w:tc>
         <w:tc>
           <w:tcPr>
-            <w:tcW w:type="dxa" w:w="1234"/>
+            <w:tcW w:type="dxa" w:w="880"/>
+            <w:tcBorders>
+              <w:start w:sz="3.200000000000273" w:val="single" w:color="#000000"/>
+              <w:top w:sz="4.0" w:val="single" w:color="#000000"/>
+              <w:end w:sz="4.0" w:val="single" w:color="#000000"/>
+              <w:bottom w:sz="4.0" w:val="single" w:color="#000000"/>
+            </w:tcBorders>
+            <w:tcMar>
+              <w:start w:w="0" w:type="dxa"/>
+              <w:end w:w="0" w:type="dxa"/>
+            </w:tcMar>
           </w:tcPr>
           <w:p>
             <w:r>
@@ -376,7 +1258,17 @@
         </w:tc>
         <w:tc>
           <w:tcPr>
-            <w:tcW w:type="dxa" w:w="1234"/>
+            <w:tcW w:type="dxa" w:w="2664"/>
+            <w:tcBorders>
+              <w:start w:sz="4.0" w:val="single" w:color="#000000"/>
+              <w:top w:sz="4.0" w:val="single" w:color="#000000"/>
+              <w:end w:sz="4.0" w:val="single" w:color="#000000"/>
+              <w:bottom w:sz="4.0" w:val="single" w:color="#000000"/>
+            </w:tcBorders>
+            <w:tcMar>
+              <w:start w:w="0" w:type="dxa"/>
+              <w:end w:w="0" w:type="dxa"/>
+            </w:tcMar>
           </w:tcPr>
           <w:p>
             <w:r>
@@ -386,29 +1278,42 @@
         </w:tc>
       </w:tr>
       <w:tr>
+        <w:trPr>
+          <w:trHeight w:hRule="exact" w:val="252"/>
+        </w:trPr>
         <w:tc>
           <w:tcPr>
-            <w:tcW w:type="dxa" w:w="1234"/>
+            <w:tcW w:type="dxa" w:w="704"/>
+            <w:tcBorders>
+              <w:start w:sz="3.1999999999999886" w:val="single" w:color="#000000"/>
+              <w:top w:sz="4.0" w:val="single" w:color="#000000"/>
+              <w:end w:sz="4.0" w:val="single" w:color="#000000"/>
+              <w:bottom w:sz="4.0" w:val="single" w:color="#000000"/>
+            </w:tcBorders>
+            <w:tcMar>
+              <w:start w:w="0" w:type="dxa"/>
+              <w:end w:w="0" w:type="dxa"/>
+            </w:tcMar>
           </w:tcPr>
           <w:p>
             <w:r>
-              <w:t>3</w:t>
+              <w:t>3 {{ item(2, 'ot_date', '') }}</w:t>
             </w:r>
           </w:p>
         </w:tc>
         <w:tc>
           <w:tcPr>
-            <w:tcW w:type="dxa" w:w="1234"/>
-          </w:tcPr>
-          <w:p>
-            <w:r>
-              <w:t>{{ item(2, 'ot_date', '') }}</w:t>
-            </w:r>
-          </w:p>
-        </w:tc>
-        <w:tc>
-          <w:tcPr>
-            <w:tcW w:type="dxa" w:w="1234"/>
+            <w:tcW w:type="dxa" w:w="994"/>
+            <w:tcBorders>
+              <w:start w:sz="4.0" w:val="single" w:color="#000000"/>
+              <w:top w:sz="4.0" w:val="single" w:color="#000000"/>
+              <w:end w:sz="4.0" w:val="single" w:color="#000000"/>
+              <w:bottom w:sz="4.0" w:val="single" w:color="#000000"/>
+            </w:tcBorders>
+            <w:tcMar>
+              <w:start w:w="0" w:type="dxa"/>
+              <w:end w:w="0" w:type="dxa"/>
+            </w:tcMar>
           </w:tcPr>
           <w:p>
             <w:r>
@@ -418,7 +1323,17 @@
         </w:tc>
         <w:tc>
           <w:tcPr>
-            <w:tcW w:type="dxa" w:w="1234"/>
+            <w:tcW w:type="dxa" w:w="4408"/>
+            <w:tcBorders>
+              <w:start w:sz="4.0" w:val="single" w:color="#000000"/>
+              <w:top w:sz="4.0" w:val="single" w:color="#000000"/>
+              <w:end w:sz="4.0" w:val="single" w:color="#000000"/>
+              <w:bottom w:sz="4.0" w:val="single" w:color="#000000"/>
+            </w:tcBorders>
+            <w:tcMar>
+              <w:start w:w="0" w:type="dxa"/>
+              <w:end w:w="0" w:type="dxa"/>
+            </w:tcMar>
           </w:tcPr>
           <w:p>
             <w:r>
@@ -428,7 +1343,17 @@
         </w:tc>
         <w:tc>
           <w:tcPr>
-            <w:tcW w:type="dxa" w:w="1234"/>
+            <w:tcW w:type="dxa" w:w="836"/>
+            <w:tcBorders>
+              <w:start w:sz="4.0" w:val="single" w:color="#000000"/>
+              <w:top w:sz="4.0" w:val="single" w:color="#000000"/>
+              <w:end w:sz="3.200000000000273" w:val="single" w:color="#000000"/>
+              <w:bottom w:sz="4.0" w:val="single" w:color="#000000"/>
+            </w:tcBorders>
+            <w:tcMar>
+              <w:start w:w="0" w:type="dxa"/>
+              <w:end w:w="0" w:type="dxa"/>
+            </w:tcMar>
           </w:tcPr>
           <w:p>
             <w:r>
@@ -438,7 +1363,17 @@
         </w:tc>
         <w:tc>
           <w:tcPr>
-            <w:tcW w:type="dxa" w:w="1234"/>
+            <w:tcW w:type="dxa" w:w="880"/>
+            <w:tcBorders>
+              <w:start w:sz="3.200000000000273" w:val="single" w:color="#000000"/>
+              <w:top w:sz="4.0" w:val="single" w:color="#000000"/>
+              <w:end w:sz="4.0" w:val="single" w:color="#000000"/>
+              <w:bottom w:sz="4.0" w:val="single" w:color="#000000"/>
+            </w:tcBorders>
+            <w:tcMar>
+              <w:start w:w="0" w:type="dxa"/>
+              <w:end w:w="0" w:type="dxa"/>
+            </w:tcMar>
           </w:tcPr>
           <w:p>
             <w:r>
@@ -448,7 +1383,17 @@
         </w:tc>
         <w:tc>
           <w:tcPr>
-            <w:tcW w:type="dxa" w:w="1234"/>
+            <w:tcW w:type="dxa" w:w="2664"/>
+            <w:tcBorders>
+              <w:start w:sz="4.0" w:val="single" w:color="#000000"/>
+              <w:top w:sz="4.0" w:val="single" w:color="#000000"/>
+              <w:end w:sz="4.0" w:val="single" w:color="#000000"/>
+              <w:bottom w:sz="4.0" w:val="single" w:color="#000000"/>
+            </w:tcBorders>
+            <w:tcMar>
+              <w:start w:w="0" w:type="dxa"/>
+              <w:end w:w="0" w:type="dxa"/>
+            </w:tcMar>
           </w:tcPr>
           <w:p>
             <w:r>
@@ -458,29 +1403,42 @@
         </w:tc>
       </w:tr>
       <w:tr>
+        <w:trPr>
+          <w:trHeight w:hRule="exact" w:val="256"/>
+        </w:trPr>
         <w:tc>
           <w:tcPr>
-            <w:tcW w:type="dxa" w:w="1234"/>
+            <w:tcW w:type="dxa" w:w="704"/>
+            <w:tcBorders>
+              <w:start w:sz="3.1999999999999886" w:val="single" w:color="#000000"/>
+              <w:top w:sz="4.0" w:val="single" w:color="#000000"/>
+              <w:end w:sz="4.0" w:val="single" w:color="#000000"/>
+              <w:bottom w:sz="3.199999999999818" w:val="single" w:color="#000000"/>
+            </w:tcBorders>
+            <w:tcMar>
+              <w:start w:w="0" w:type="dxa"/>
+              <w:end w:w="0" w:type="dxa"/>
+            </w:tcMar>
           </w:tcPr>
           <w:p>
             <w:r>
-              <w:t>4</w:t>
+              <w:t>4 {{ item(3, 'ot_date', '') }}</w:t>
             </w:r>
           </w:p>
         </w:tc>
         <w:tc>
           <w:tcPr>
-            <w:tcW w:type="dxa" w:w="1234"/>
-          </w:tcPr>
-          <w:p>
-            <w:r>
-              <w:t>{{ item(3, 'ot_date', '') }}</w:t>
-            </w:r>
-          </w:p>
-        </w:tc>
-        <w:tc>
-          <w:tcPr>
-            <w:tcW w:type="dxa" w:w="1234"/>
+            <w:tcW w:type="dxa" w:w="994"/>
+            <w:tcBorders>
+              <w:start w:sz="4.0" w:val="single" w:color="#000000"/>
+              <w:top w:sz="4.0" w:val="single" w:color="#000000"/>
+              <w:end w:sz="4.0" w:val="single" w:color="#000000"/>
+              <w:bottom w:sz="3.199999999999818" w:val="single" w:color="#000000"/>
+            </w:tcBorders>
+            <w:tcMar>
+              <w:start w:w="0" w:type="dxa"/>
+              <w:end w:w="0" w:type="dxa"/>
+            </w:tcMar>
           </w:tcPr>
           <w:p>
             <w:r>
@@ -490,7 +1448,17 @@
         </w:tc>
         <w:tc>
           <w:tcPr>
-            <w:tcW w:type="dxa" w:w="1234"/>
+            <w:tcW w:type="dxa" w:w="4408"/>
+            <w:tcBorders>
+              <w:start w:sz="4.0" w:val="single" w:color="#000000"/>
+              <w:top w:sz="4.0" w:val="single" w:color="#000000"/>
+              <w:end w:sz="4.0" w:val="single" w:color="#000000"/>
+              <w:bottom w:sz="3.199999999999818" w:val="single" w:color="#000000"/>
+            </w:tcBorders>
+            <w:tcMar>
+              <w:start w:w="0" w:type="dxa"/>
+              <w:end w:w="0" w:type="dxa"/>
+            </w:tcMar>
           </w:tcPr>
           <w:p>
             <w:r>
@@ -500,7 +1468,17 @@
         </w:tc>
         <w:tc>
           <w:tcPr>
-            <w:tcW w:type="dxa" w:w="1234"/>
+            <w:tcW w:type="dxa" w:w="836"/>
+            <w:tcBorders>
+              <w:start w:sz="4.0" w:val="single" w:color="#000000"/>
+              <w:top w:sz="4.0" w:val="single" w:color="#000000"/>
+              <w:end w:sz="3.200000000000273" w:val="single" w:color="#000000"/>
+              <w:bottom w:sz="3.199999999999818" w:val="single" w:color="#000000"/>
+            </w:tcBorders>
+            <w:tcMar>
+              <w:start w:w="0" w:type="dxa"/>
+              <w:end w:w="0" w:type="dxa"/>
+            </w:tcMar>
           </w:tcPr>
           <w:p>
             <w:r>
@@ -510,7 +1488,17 @@
         </w:tc>
         <w:tc>
           <w:tcPr>
-            <w:tcW w:type="dxa" w:w="1234"/>
+            <w:tcW w:type="dxa" w:w="880"/>
+            <w:tcBorders>
+              <w:start w:sz="3.200000000000273" w:val="single" w:color="#000000"/>
+              <w:top w:sz="4.0" w:val="single" w:color="#000000"/>
+              <w:end w:sz="4.0" w:val="single" w:color="#000000"/>
+              <w:bottom w:sz="3.199999999999818" w:val="single" w:color="#000000"/>
+            </w:tcBorders>
+            <w:tcMar>
+              <w:start w:w="0" w:type="dxa"/>
+              <w:end w:w="0" w:type="dxa"/>
+            </w:tcMar>
           </w:tcPr>
           <w:p>
             <w:r>
@@ -520,7 +1508,17 @@
         </w:tc>
         <w:tc>
           <w:tcPr>
-            <w:tcW w:type="dxa" w:w="1234"/>
+            <w:tcW w:type="dxa" w:w="2664"/>
+            <w:tcBorders>
+              <w:start w:sz="4.0" w:val="single" w:color="#000000"/>
+              <w:top w:sz="4.0" w:val="single" w:color="#000000"/>
+              <w:end w:sz="4.0" w:val="single" w:color="#000000"/>
+              <w:bottom w:sz="3.199999999999818" w:val="single" w:color="#000000"/>
+            </w:tcBorders>
+            <w:tcMar>
+              <w:start w:w="0" w:type="dxa"/>
+              <w:end w:w="0" w:type="dxa"/>
+            </w:tcMar>
           </w:tcPr>
           <w:p>
             <w:r>
@@ -530,29 +1528,42 @@
         </w:tc>
       </w:tr>
       <w:tr>
+        <w:trPr>
+          <w:trHeight w:hRule="exact" w:val="252"/>
+        </w:trPr>
         <w:tc>
           <w:tcPr>
-            <w:tcW w:type="dxa" w:w="1234"/>
+            <w:tcW w:type="dxa" w:w="704"/>
+            <w:tcBorders>
+              <w:start w:sz="3.1999999999999886" w:val="single" w:color="#000000"/>
+              <w:top w:sz="3.199999999999818" w:val="single" w:color="#000000"/>
+              <w:end w:sz="4.0" w:val="single" w:color="#000000"/>
+              <w:bottom w:sz="3.2000000000000455" w:val="single" w:color="#000000"/>
+            </w:tcBorders>
+            <w:tcMar>
+              <w:start w:w="0" w:type="dxa"/>
+              <w:end w:w="0" w:type="dxa"/>
+            </w:tcMar>
           </w:tcPr>
           <w:p>
             <w:r>
-              <w:t>5</w:t>
+              <w:t>5 {{ item(4, 'ot_date', '') }}</w:t>
             </w:r>
           </w:p>
         </w:tc>
         <w:tc>
           <w:tcPr>
-            <w:tcW w:type="dxa" w:w="1234"/>
-          </w:tcPr>
-          <w:p>
-            <w:r>
-              <w:t>{{ item(4, 'ot_date', '') }}</w:t>
-            </w:r>
-          </w:p>
-        </w:tc>
-        <w:tc>
-          <w:tcPr>
-            <w:tcW w:type="dxa" w:w="1234"/>
+            <w:tcW w:type="dxa" w:w="994"/>
+            <w:tcBorders>
+              <w:start w:sz="4.0" w:val="single" w:color="#000000"/>
+              <w:top w:sz="3.199999999999818" w:val="single" w:color="#000000"/>
+              <w:end w:sz="4.0" w:val="single" w:color="#000000"/>
+              <w:bottom w:sz="3.2000000000000455" w:val="single" w:color="#000000"/>
+            </w:tcBorders>
+            <w:tcMar>
+              <w:start w:w="0" w:type="dxa"/>
+              <w:end w:w="0" w:type="dxa"/>
+            </w:tcMar>
           </w:tcPr>
           <w:p>
             <w:r>
@@ -562,7 +1573,17 @@
         </w:tc>
         <w:tc>
           <w:tcPr>
-            <w:tcW w:type="dxa" w:w="1234"/>
+            <w:tcW w:type="dxa" w:w="4408"/>
+            <w:tcBorders>
+              <w:start w:sz="4.0" w:val="single" w:color="#000000"/>
+              <w:top w:sz="3.199999999999818" w:val="single" w:color="#000000"/>
+              <w:end w:sz="4.0" w:val="single" w:color="#000000"/>
+              <w:bottom w:sz="3.2000000000000455" w:val="single" w:color="#000000"/>
+            </w:tcBorders>
+            <w:tcMar>
+              <w:start w:w="0" w:type="dxa"/>
+              <w:end w:w="0" w:type="dxa"/>
+            </w:tcMar>
           </w:tcPr>
           <w:p>
             <w:r>
@@ -572,7 +1593,17 @@
         </w:tc>
         <w:tc>
           <w:tcPr>
-            <w:tcW w:type="dxa" w:w="1234"/>
+            <w:tcW w:type="dxa" w:w="836"/>
+            <w:tcBorders>
+              <w:start w:sz="4.0" w:val="single" w:color="#000000"/>
+              <w:top w:sz="3.199999999999818" w:val="single" w:color="#000000"/>
+              <w:end w:sz="3.200000000000273" w:val="single" w:color="#000000"/>
+              <w:bottom w:sz="3.2000000000000455" w:val="single" w:color="#000000"/>
+            </w:tcBorders>
+            <w:tcMar>
+              <w:start w:w="0" w:type="dxa"/>
+              <w:end w:w="0" w:type="dxa"/>
+            </w:tcMar>
           </w:tcPr>
           <w:p>
             <w:r>
@@ -582,7 +1613,17 @@
         </w:tc>
         <w:tc>
           <w:tcPr>
-            <w:tcW w:type="dxa" w:w="1234"/>
+            <w:tcW w:type="dxa" w:w="880"/>
+            <w:tcBorders>
+              <w:start w:sz="3.200000000000273" w:val="single" w:color="#000000"/>
+              <w:top w:sz="3.199999999999818" w:val="single" w:color="#000000"/>
+              <w:end w:sz="4.0" w:val="single" w:color="#000000"/>
+              <w:bottom w:sz="3.2000000000000455" w:val="single" w:color="#000000"/>
+            </w:tcBorders>
+            <w:tcMar>
+              <w:start w:w="0" w:type="dxa"/>
+              <w:end w:w="0" w:type="dxa"/>
+            </w:tcMar>
           </w:tcPr>
           <w:p>
             <w:r>
@@ -592,7 +1633,17 @@
         </w:tc>
         <w:tc>
           <w:tcPr>
-            <w:tcW w:type="dxa" w:w="1234"/>
+            <w:tcW w:type="dxa" w:w="2664"/>
+            <w:tcBorders>
+              <w:start w:sz="4.0" w:val="single" w:color="#000000"/>
+              <w:top w:sz="3.199999999999818" w:val="single" w:color="#000000"/>
+              <w:end w:sz="4.0" w:val="single" w:color="#000000"/>
+              <w:bottom w:sz="3.2000000000000455" w:val="single" w:color="#000000"/>
+            </w:tcBorders>
+            <w:tcMar>
+              <w:start w:w="0" w:type="dxa"/>
+              <w:end w:w="0" w:type="dxa"/>
+            </w:tcMar>
           </w:tcPr>
           <w:p>
             <w:r>
@@ -602,29 +1653,42 @@
         </w:tc>
       </w:tr>
       <w:tr>
+        <w:trPr>
+          <w:trHeight w:hRule="exact" w:val="256"/>
+        </w:trPr>
         <w:tc>
           <w:tcPr>
-            <w:tcW w:type="dxa" w:w="1234"/>
+            <w:tcW w:type="dxa" w:w="704"/>
+            <w:tcBorders>
+              <w:start w:sz="3.1999999999999886" w:val="single" w:color="#000000"/>
+              <w:top w:sz="3.2000000000000455" w:val="single" w:color="#000000"/>
+              <w:end w:sz="4.0" w:val="single" w:color="#000000"/>
+              <w:bottom w:sz="4.0" w:val="single" w:color="#000000"/>
+            </w:tcBorders>
+            <w:tcMar>
+              <w:start w:w="0" w:type="dxa"/>
+              <w:end w:w="0" w:type="dxa"/>
+            </w:tcMar>
           </w:tcPr>
           <w:p>
             <w:r>
-              <w:t>6</w:t>
+              <w:t>6 {{ item(5, 'ot_date', '') }}</w:t>
             </w:r>
           </w:p>
         </w:tc>
         <w:tc>
           <w:tcPr>
-            <w:tcW w:type="dxa" w:w="1234"/>
-          </w:tcPr>
-          <w:p>
-            <w:r>
-              <w:t>{{ item(5, 'ot_date', '') }}</w:t>
-            </w:r>
-          </w:p>
-        </w:tc>
-        <w:tc>
-          <w:tcPr>
-            <w:tcW w:type="dxa" w:w="1234"/>
+            <w:tcW w:type="dxa" w:w="994"/>
+            <w:tcBorders>
+              <w:start w:sz="4.0" w:val="single" w:color="#000000"/>
+              <w:top w:sz="3.2000000000000455" w:val="single" w:color="#000000"/>
+              <w:end w:sz="4.0" w:val="single" w:color="#000000"/>
+              <w:bottom w:sz="4.0" w:val="single" w:color="#000000"/>
+            </w:tcBorders>
+            <w:tcMar>
+              <w:start w:w="0" w:type="dxa"/>
+              <w:end w:w="0" w:type="dxa"/>
+            </w:tcMar>
           </w:tcPr>
           <w:p>
             <w:r>
@@ -634,7 +1698,17 @@
         </w:tc>
         <w:tc>
           <w:tcPr>
-            <w:tcW w:type="dxa" w:w="1234"/>
+            <w:tcW w:type="dxa" w:w="4408"/>
+            <w:tcBorders>
+              <w:start w:sz="4.0" w:val="single" w:color="#000000"/>
+              <w:top w:sz="3.2000000000000455" w:val="single" w:color="#000000"/>
+              <w:end w:sz="4.0" w:val="single" w:color="#000000"/>
+              <w:bottom w:sz="4.0" w:val="single" w:color="#000000"/>
+            </w:tcBorders>
+            <w:tcMar>
+              <w:start w:w="0" w:type="dxa"/>
+              <w:end w:w="0" w:type="dxa"/>
+            </w:tcMar>
           </w:tcPr>
           <w:p>
             <w:r>
@@ -644,7 +1718,17 @@
         </w:tc>
         <w:tc>
           <w:tcPr>
-            <w:tcW w:type="dxa" w:w="1234"/>
+            <w:tcW w:type="dxa" w:w="836"/>
+            <w:tcBorders>
+              <w:start w:sz="4.0" w:val="single" w:color="#000000"/>
+              <w:top w:sz="3.2000000000000455" w:val="single" w:color="#000000"/>
+              <w:end w:sz="3.200000000000273" w:val="single" w:color="#000000"/>
+              <w:bottom w:sz="4.0" w:val="single" w:color="#000000"/>
+            </w:tcBorders>
+            <w:tcMar>
+              <w:start w:w="0" w:type="dxa"/>
+              <w:end w:w="0" w:type="dxa"/>
+            </w:tcMar>
           </w:tcPr>
           <w:p>
             <w:r>
@@ -654,7 +1738,17 @@
         </w:tc>
         <w:tc>
           <w:tcPr>
-            <w:tcW w:type="dxa" w:w="1234"/>
+            <w:tcW w:type="dxa" w:w="880"/>
+            <w:tcBorders>
+              <w:start w:sz="3.200000000000273" w:val="single" w:color="#000000"/>
+              <w:top w:sz="3.2000000000000455" w:val="single" w:color="#000000"/>
+              <w:end w:sz="4.0" w:val="single" w:color="#000000"/>
+              <w:bottom w:sz="4.0" w:val="single" w:color="#000000"/>
+            </w:tcBorders>
+            <w:tcMar>
+              <w:start w:w="0" w:type="dxa"/>
+              <w:end w:w="0" w:type="dxa"/>
+            </w:tcMar>
           </w:tcPr>
           <w:p>
             <w:r>
@@ -664,7 +1758,17 @@
         </w:tc>
         <w:tc>
           <w:tcPr>
-            <w:tcW w:type="dxa" w:w="1234"/>
+            <w:tcW w:type="dxa" w:w="2664"/>
+            <w:tcBorders>
+              <w:start w:sz="4.0" w:val="single" w:color="#000000"/>
+              <w:top w:sz="3.2000000000000455" w:val="single" w:color="#000000"/>
+              <w:end w:sz="4.0" w:val="single" w:color="#000000"/>
+              <w:bottom w:sz="4.0" w:val="single" w:color="#000000"/>
+            </w:tcBorders>
+            <w:tcMar>
+              <w:start w:w="0" w:type="dxa"/>
+              <w:end w:w="0" w:type="dxa"/>
+            </w:tcMar>
           </w:tcPr>
           <w:p>
             <w:r>
@@ -674,29 +1778,42 @@
         </w:tc>
       </w:tr>
       <w:tr>
+        <w:trPr>
+          <w:trHeight w:hRule="exact" w:val="254"/>
+        </w:trPr>
         <w:tc>
           <w:tcPr>
-            <w:tcW w:type="dxa" w:w="1234"/>
+            <w:tcW w:type="dxa" w:w="704"/>
+            <w:tcBorders>
+              <w:start w:sz="3.1999999999999886" w:val="single" w:color="#000000"/>
+              <w:top w:sz="4.0" w:val="single" w:color="#000000"/>
+              <w:end w:sz="4.0" w:val="single" w:color="#000000"/>
+              <w:bottom w:sz="4.0" w:val="single" w:color="#000000"/>
+            </w:tcBorders>
+            <w:tcMar>
+              <w:start w:w="0" w:type="dxa"/>
+              <w:end w:w="0" w:type="dxa"/>
+            </w:tcMar>
           </w:tcPr>
           <w:p>
             <w:r>
-              <w:t>7</w:t>
+              <w:t>7 {{ item(6, 'ot_date', '') }}</w:t>
             </w:r>
           </w:p>
         </w:tc>
         <w:tc>
           <w:tcPr>
-            <w:tcW w:type="dxa" w:w="1234"/>
-          </w:tcPr>
-          <w:p>
-            <w:r>
-              <w:t>{{ item(6, 'ot_date', '') }}</w:t>
-            </w:r>
-          </w:p>
-        </w:tc>
-        <w:tc>
-          <w:tcPr>
-            <w:tcW w:type="dxa" w:w="1234"/>
+            <w:tcW w:type="dxa" w:w="994"/>
+            <w:tcBorders>
+              <w:start w:sz="4.0" w:val="single" w:color="#000000"/>
+              <w:top w:sz="4.0" w:val="single" w:color="#000000"/>
+              <w:end w:sz="4.0" w:val="single" w:color="#000000"/>
+              <w:bottom w:sz="4.0" w:val="single" w:color="#000000"/>
+            </w:tcBorders>
+            <w:tcMar>
+              <w:start w:w="0" w:type="dxa"/>
+              <w:end w:w="0" w:type="dxa"/>
+            </w:tcMar>
           </w:tcPr>
           <w:p>
             <w:r>
@@ -706,7 +1823,17 @@
         </w:tc>
         <w:tc>
           <w:tcPr>
-            <w:tcW w:type="dxa" w:w="1234"/>
+            <w:tcW w:type="dxa" w:w="4408"/>
+            <w:tcBorders>
+              <w:start w:sz="4.0" w:val="single" w:color="#000000"/>
+              <w:top w:sz="4.0" w:val="single" w:color="#000000"/>
+              <w:end w:sz="4.0" w:val="single" w:color="#000000"/>
+              <w:bottom w:sz="4.0" w:val="single" w:color="#000000"/>
+            </w:tcBorders>
+            <w:tcMar>
+              <w:start w:w="0" w:type="dxa"/>
+              <w:end w:w="0" w:type="dxa"/>
+            </w:tcMar>
           </w:tcPr>
           <w:p>
             <w:r>
@@ -716,7 +1843,17 @@
         </w:tc>
         <w:tc>
           <w:tcPr>
-            <w:tcW w:type="dxa" w:w="1234"/>
+            <w:tcW w:type="dxa" w:w="836"/>
+            <w:tcBorders>
+              <w:start w:sz="4.0" w:val="single" w:color="#000000"/>
+              <w:top w:sz="4.0" w:val="single" w:color="#000000"/>
+              <w:end w:sz="3.200000000000273" w:val="single" w:color="#000000"/>
+              <w:bottom w:sz="4.0" w:val="single" w:color="#000000"/>
+            </w:tcBorders>
+            <w:tcMar>
+              <w:start w:w="0" w:type="dxa"/>
+              <w:end w:w="0" w:type="dxa"/>
+            </w:tcMar>
           </w:tcPr>
           <w:p>
             <w:r>
@@ -726,7 +1863,17 @@
         </w:tc>
         <w:tc>
           <w:tcPr>
-            <w:tcW w:type="dxa" w:w="1234"/>
+            <w:tcW w:type="dxa" w:w="880"/>
+            <w:tcBorders>
+              <w:start w:sz="3.200000000000273" w:val="single" w:color="#000000"/>
+              <w:top w:sz="4.0" w:val="single" w:color="#000000"/>
+              <w:end w:sz="4.0" w:val="single" w:color="#000000"/>
+              <w:bottom w:sz="4.0" w:val="single" w:color="#000000"/>
+            </w:tcBorders>
+            <w:tcMar>
+              <w:start w:w="0" w:type="dxa"/>
+              <w:end w:w="0" w:type="dxa"/>
+            </w:tcMar>
           </w:tcPr>
           <w:p>
             <w:r>
@@ -736,7 +1883,17 @@
         </w:tc>
         <w:tc>
           <w:tcPr>
-            <w:tcW w:type="dxa" w:w="1234"/>
+            <w:tcW w:type="dxa" w:w="2664"/>
+            <w:tcBorders>
+              <w:start w:sz="4.0" w:val="single" w:color="#000000"/>
+              <w:top w:sz="4.0" w:val="single" w:color="#000000"/>
+              <w:end w:sz="4.0" w:val="single" w:color="#000000"/>
+              <w:bottom w:sz="4.0" w:val="single" w:color="#000000"/>
+            </w:tcBorders>
+            <w:tcMar>
+              <w:start w:w="0" w:type="dxa"/>
+              <w:end w:w="0" w:type="dxa"/>
+            </w:tcMar>
           </w:tcPr>
           <w:p>
             <w:r>
@@ -746,29 +1903,42 @@
         </w:tc>
       </w:tr>
       <w:tr>
+        <w:trPr>
+          <w:trHeight w:hRule="exact" w:val="254"/>
+        </w:trPr>
         <w:tc>
           <w:tcPr>
-            <w:tcW w:type="dxa" w:w="1234"/>
+            <w:tcW w:type="dxa" w:w="704"/>
+            <w:tcBorders>
+              <w:start w:sz="3.1999999999999886" w:val="single" w:color="#000000"/>
+              <w:top w:sz="4.0" w:val="single" w:color="#000000"/>
+              <w:end w:sz="4.0" w:val="single" w:color="#000000"/>
+              <w:bottom w:sz="4.0" w:val="single" w:color="#000000"/>
+            </w:tcBorders>
+            <w:tcMar>
+              <w:start w:w="0" w:type="dxa"/>
+              <w:end w:w="0" w:type="dxa"/>
+            </w:tcMar>
           </w:tcPr>
           <w:p>
             <w:r>
-              <w:t>8</w:t>
+              <w:t>8 {{ item(7, 'ot_date', '') }}</w:t>
             </w:r>
           </w:p>
         </w:tc>
         <w:tc>
           <w:tcPr>
-            <w:tcW w:type="dxa" w:w="1234"/>
-          </w:tcPr>
-          <w:p>
-            <w:r>
-              <w:t>{{ item(7, 'ot_date', '') }}</w:t>
-            </w:r>
-          </w:p>
-        </w:tc>
-        <w:tc>
-          <w:tcPr>
-            <w:tcW w:type="dxa" w:w="1234"/>
+            <w:tcW w:type="dxa" w:w="994"/>
+            <w:tcBorders>
+              <w:start w:sz="4.0" w:val="single" w:color="#000000"/>
+              <w:top w:sz="4.0" w:val="single" w:color="#000000"/>
+              <w:end w:sz="4.0" w:val="single" w:color="#000000"/>
+              <w:bottom w:sz="4.0" w:val="single" w:color="#000000"/>
+            </w:tcBorders>
+            <w:tcMar>
+              <w:start w:w="0" w:type="dxa"/>
+              <w:end w:w="0" w:type="dxa"/>
+            </w:tcMar>
           </w:tcPr>
           <w:p>
             <w:r>
@@ -778,7 +1948,17 @@
         </w:tc>
         <w:tc>
           <w:tcPr>
-            <w:tcW w:type="dxa" w:w="1234"/>
+            <w:tcW w:type="dxa" w:w="4408"/>
+            <w:tcBorders>
+              <w:start w:sz="4.0" w:val="single" w:color="#000000"/>
+              <w:top w:sz="4.0" w:val="single" w:color="#000000"/>
+              <w:end w:sz="4.0" w:val="single" w:color="#000000"/>
+              <w:bottom w:sz="4.0" w:val="single" w:color="#000000"/>
+            </w:tcBorders>
+            <w:tcMar>
+              <w:start w:w="0" w:type="dxa"/>
+              <w:end w:w="0" w:type="dxa"/>
+            </w:tcMar>
           </w:tcPr>
           <w:p>
             <w:r>
@@ -788,7 +1968,17 @@
         </w:tc>
         <w:tc>
           <w:tcPr>
-            <w:tcW w:type="dxa" w:w="1234"/>
+            <w:tcW w:type="dxa" w:w="836"/>
+            <w:tcBorders>
+              <w:start w:sz="4.0" w:val="single" w:color="#000000"/>
+              <w:top w:sz="4.0" w:val="single" w:color="#000000"/>
+              <w:end w:sz="3.200000000000273" w:val="single" w:color="#000000"/>
+              <w:bottom w:sz="4.0" w:val="single" w:color="#000000"/>
+            </w:tcBorders>
+            <w:tcMar>
+              <w:start w:w="0" w:type="dxa"/>
+              <w:end w:w="0" w:type="dxa"/>
+            </w:tcMar>
           </w:tcPr>
           <w:p>
             <w:r>
@@ -798,7 +1988,17 @@
         </w:tc>
         <w:tc>
           <w:tcPr>
-            <w:tcW w:type="dxa" w:w="1234"/>
+            <w:tcW w:type="dxa" w:w="880"/>
+            <w:tcBorders>
+              <w:start w:sz="3.200000000000273" w:val="single" w:color="#000000"/>
+              <w:top w:sz="4.0" w:val="single" w:color="#000000"/>
+              <w:end w:sz="4.0" w:val="single" w:color="#000000"/>
+              <w:bottom w:sz="4.0" w:val="single" w:color="#000000"/>
+            </w:tcBorders>
+            <w:tcMar>
+              <w:start w:w="0" w:type="dxa"/>
+              <w:end w:w="0" w:type="dxa"/>
+            </w:tcMar>
           </w:tcPr>
           <w:p>
             <w:r>
@@ -808,7 +2008,17 @@
         </w:tc>
         <w:tc>
           <w:tcPr>
-            <w:tcW w:type="dxa" w:w="1234"/>
+            <w:tcW w:type="dxa" w:w="2664"/>
+            <w:tcBorders>
+              <w:start w:sz="4.0" w:val="single" w:color="#000000"/>
+              <w:top w:sz="4.0" w:val="single" w:color="#000000"/>
+              <w:end w:sz="4.0" w:val="single" w:color="#000000"/>
+              <w:bottom w:sz="4.0" w:val="single" w:color="#000000"/>
+            </w:tcBorders>
+            <w:tcMar>
+              <w:start w:w="0" w:type="dxa"/>
+              <w:end w:w="0" w:type="dxa"/>
+            </w:tcMar>
           </w:tcPr>
           <w:p>
             <w:r>
@@ -818,29 +2028,42 @@
         </w:tc>
       </w:tr>
       <w:tr>
+        <w:trPr>
+          <w:trHeight w:hRule="exact" w:val="252"/>
+        </w:trPr>
         <w:tc>
           <w:tcPr>
-            <w:tcW w:type="dxa" w:w="1234"/>
+            <w:tcW w:type="dxa" w:w="704"/>
+            <w:tcBorders>
+              <w:start w:sz="3.1999999999999886" w:val="single" w:color="#000000"/>
+              <w:top w:sz="4.0" w:val="single" w:color="#000000"/>
+              <w:end w:sz="4.0" w:val="single" w:color="#000000"/>
+              <w:bottom w:sz="4.0" w:val="single" w:color="#000000"/>
+            </w:tcBorders>
+            <w:tcMar>
+              <w:start w:w="0" w:type="dxa"/>
+              <w:end w:w="0" w:type="dxa"/>
+            </w:tcMar>
           </w:tcPr>
           <w:p>
             <w:r>
-              <w:t>9</w:t>
+              <w:t>9 {{ item(8, 'ot_date', '') }}</w:t>
             </w:r>
           </w:p>
         </w:tc>
         <w:tc>
           <w:tcPr>
-            <w:tcW w:type="dxa" w:w="1234"/>
-          </w:tcPr>
-          <w:p>
-            <w:r>
-              <w:t>{{ item(8, 'ot_date', '') }}</w:t>
-            </w:r>
-          </w:p>
-        </w:tc>
-        <w:tc>
-          <w:tcPr>
-            <w:tcW w:type="dxa" w:w="1234"/>
+            <w:tcW w:type="dxa" w:w="994"/>
+            <w:tcBorders>
+              <w:start w:sz="4.0" w:val="single" w:color="#000000"/>
+              <w:top w:sz="4.0" w:val="single" w:color="#000000"/>
+              <w:end w:sz="4.0" w:val="single" w:color="#000000"/>
+              <w:bottom w:sz="4.0" w:val="single" w:color="#000000"/>
+            </w:tcBorders>
+            <w:tcMar>
+              <w:start w:w="0" w:type="dxa"/>
+              <w:end w:w="0" w:type="dxa"/>
+            </w:tcMar>
           </w:tcPr>
           <w:p>
             <w:r>
@@ -850,7 +2073,17 @@
         </w:tc>
         <w:tc>
           <w:tcPr>
-            <w:tcW w:type="dxa" w:w="1234"/>
+            <w:tcW w:type="dxa" w:w="4408"/>
+            <w:tcBorders>
+              <w:start w:sz="4.0" w:val="single" w:color="#000000"/>
+              <w:top w:sz="4.0" w:val="single" w:color="#000000"/>
+              <w:end w:sz="4.0" w:val="single" w:color="#000000"/>
+              <w:bottom w:sz="4.0" w:val="single" w:color="#000000"/>
+            </w:tcBorders>
+            <w:tcMar>
+              <w:start w:w="0" w:type="dxa"/>
+              <w:end w:w="0" w:type="dxa"/>
+            </w:tcMar>
           </w:tcPr>
           <w:p>
             <w:r>
@@ -860,7 +2093,17 @@
         </w:tc>
         <w:tc>
           <w:tcPr>
-            <w:tcW w:type="dxa" w:w="1234"/>
+            <w:tcW w:type="dxa" w:w="836"/>
+            <w:tcBorders>
+              <w:start w:sz="4.0" w:val="single" w:color="#000000"/>
+              <w:top w:sz="4.0" w:val="single" w:color="#000000"/>
+              <w:end w:sz="3.200000000000273" w:val="single" w:color="#000000"/>
+              <w:bottom w:sz="4.0" w:val="single" w:color="#000000"/>
+            </w:tcBorders>
+            <w:tcMar>
+              <w:start w:w="0" w:type="dxa"/>
+              <w:end w:w="0" w:type="dxa"/>
+            </w:tcMar>
           </w:tcPr>
           <w:p>
             <w:r>
@@ -870,7 +2113,17 @@
         </w:tc>
         <w:tc>
           <w:tcPr>
-            <w:tcW w:type="dxa" w:w="1234"/>
+            <w:tcW w:type="dxa" w:w="880"/>
+            <w:tcBorders>
+              <w:start w:sz="3.200000000000273" w:val="single" w:color="#000000"/>
+              <w:top w:sz="4.0" w:val="single" w:color="#000000"/>
+              <w:end w:sz="4.0" w:val="single" w:color="#000000"/>
+              <w:bottom w:sz="4.0" w:val="single" w:color="#000000"/>
+            </w:tcBorders>
+            <w:tcMar>
+              <w:start w:w="0" w:type="dxa"/>
+              <w:end w:w="0" w:type="dxa"/>
+            </w:tcMar>
           </w:tcPr>
           <w:p>
             <w:r>
@@ -880,7 +2133,17 @@
         </w:tc>
         <w:tc>
           <w:tcPr>
-            <w:tcW w:type="dxa" w:w="1234"/>
+            <w:tcW w:type="dxa" w:w="2664"/>
+            <w:tcBorders>
+              <w:start w:sz="4.0" w:val="single" w:color="#000000"/>
+              <w:top w:sz="4.0" w:val="single" w:color="#000000"/>
+              <w:end w:sz="4.0" w:val="single" w:color="#000000"/>
+              <w:bottom w:sz="4.0" w:val="single" w:color="#000000"/>
+            </w:tcBorders>
+            <w:tcMar>
+              <w:start w:w="0" w:type="dxa"/>
+              <w:end w:w="0" w:type="dxa"/>
+            </w:tcMar>
           </w:tcPr>
           <w:p>
             <w:r>
@@ -890,29 +2153,42 @@
         </w:tc>
       </w:tr>
       <w:tr>
+        <w:trPr>
+          <w:trHeight w:hRule="exact" w:val="256"/>
+        </w:trPr>
         <w:tc>
           <w:tcPr>
-            <w:tcW w:type="dxa" w:w="1234"/>
+            <w:tcW w:type="dxa" w:w="704"/>
+            <w:tcBorders>
+              <w:start w:sz="3.1999999999999886" w:val="single" w:color="#000000"/>
+              <w:top w:sz="4.0" w:val="single" w:color="#000000"/>
+              <w:end w:sz="4.0" w:val="single" w:color="#000000"/>
+              <w:bottom w:sz="3.199999999999818" w:val="single" w:color="#000000"/>
+            </w:tcBorders>
+            <w:tcMar>
+              <w:start w:w="0" w:type="dxa"/>
+              <w:end w:w="0" w:type="dxa"/>
+            </w:tcMar>
           </w:tcPr>
           <w:p>
             <w:r>
-              <w:t>10</w:t>
+              <w:t>10 {{ item(9, 'ot_date', '') }}</w:t>
             </w:r>
           </w:p>
         </w:tc>
         <w:tc>
           <w:tcPr>
-            <w:tcW w:type="dxa" w:w="1234"/>
-          </w:tcPr>
-          <w:p>
-            <w:r>
-              <w:t>{{ item(9, 'ot_date', '') }}</w:t>
-            </w:r>
-          </w:p>
-        </w:tc>
-        <w:tc>
-          <w:tcPr>
-            <w:tcW w:type="dxa" w:w="1234"/>
+            <w:tcW w:type="dxa" w:w="994"/>
+            <w:tcBorders>
+              <w:start w:sz="4.0" w:val="single" w:color="#000000"/>
+              <w:top w:sz="4.0" w:val="single" w:color="#000000"/>
+              <w:end w:sz="4.0" w:val="single" w:color="#000000"/>
+              <w:bottom w:sz="3.199999999999818" w:val="single" w:color="#000000"/>
+            </w:tcBorders>
+            <w:tcMar>
+              <w:start w:w="0" w:type="dxa"/>
+              <w:end w:w="0" w:type="dxa"/>
+            </w:tcMar>
           </w:tcPr>
           <w:p>
             <w:r>
@@ -922,7 +2198,17 @@
         </w:tc>
         <w:tc>
           <w:tcPr>
-            <w:tcW w:type="dxa" w:w="1234"/>
+            <w:tcW w:type="dxa" w:w="4408"/>
+            <w:tcBorders>
+              <w:start w:sz="4.0" w:val="single" w:color="#000000"/>
+              <w:top w:sz="4.0" w:val="single" w:color="#000000"/>
+              <w:end w:sz="4.0" w:val="single" w:color="#000000"/>
+              <w:bottom w:sz="3.199999999999818" w:val="single" w:color="#000000"/>
+            </w:tcBorders>
+            <w:tcMar>
+              <w:start w:w="0" w:type="dxa"/>
+              <w:end w:w="0" w:type="dxa"/>
+            </w:tcMar>
           </w:tcPr>
           <w:p>
             <w:r>
@@ -932,7 +2218,17 @@
         </w:tc>
         <w:tc>
           <w:tcPr>
-            <w:tcW w:type="dxa" w:w="1234"/>
+            <w:tcW w:type="dxa" w:w="836"/>
+            <w:tcBorders>
+              <w:start w:sz="4.0" w:val="single" w:color="#000000"/>
+              <w:top w:sz="4.0" w:val="single" w:color="#000000"/>
+              <w:end w:sz="3.200000000000273" w:val="single" w:color="#000000"/>
+              <w:bottom w:sz="3.199999999999818" w:val="single" w:color="#000000"/>
+            </w:tcBorders>
+            <w:tcMar>
+              <w:start w:w="0" w:type="dxa"/>
+              <w:end w:w="0" w:type="dxa"/>
+            </w:tcMar>
           </w:tcPr>
           <w:p>
             <w:r>
@@ -942,7 +2238,17 @@
         </w:tc>
         <w:tc>
           <w:tcPr>
-            <w:tcW w:type="dxa" w:w="1234"/>
+            <w:tcW w:type="dxa" w:w="880"/>
+            <w:tcBorders>
+              <w:start w:sz="3.200000000000273" w:val="single" w:color="#000000"/>
+              <w:top w:sz="4.0" w:val="single" w:color="#000000"/>
+              <w:end w:sz="4.0" w:val="single" w:color="#000000"/>
+              <w:bottom w:sz="3.199999999999818" w:val="single" w:color="#000000"/>
+            </w:tcBorders>
+            <w:tcMar>
+              <w:start w:w="0" w:type="dxa"/>
+              <w:end w:w="0" w:type="dxa"/>
+            </w:tcMar>
           </w:tcPr>
           <w:p>
             <w:r>
@@ -952,7 +2258,17 @@
         </w:tc>
         <w:tc>
           <w:tcPr>
-            <w:tcW w:type="dxa" w:w="1234"/>
+            <w:tcW w:type="dxa" w:w="2664"/>
+            <w:tcBorders>
+              <w:start w:sz="4.0" w:val="single" w:color="#000000"/>
+              <w:top w:sz="4.0" w:val="single" w:color="#000000"/>
+              <w:end w:sz="4.0" w:val="single" w:color="#000000"/>
+              <w:bottom w:sz="3.199999999999818" w:val="single" w:color="#000000"/>
+            </w:tcBorders>
+            <w:tcMar>
+              <w:start w:w="0" w:type="dxa"/>
+              <w:end w:w="0" w:type="dxa"/>
+            </w:tcMar>
           </w:tcPr>
           <w:p>
             <w:r>
@@ -962,29 +2278,42 @@
         </w:tc>
       </w:tr>
       <w:tr>
+        <w:trPr>
+          <w:trHeight w:hRule="exact" w:val="254"/>
+        </w:trPr>
         <w:tc>
           <w:tcPr>
-            <w:tcW w:type="dxa" w:w="1234"/>
+            <w:tcW w:type="dxa" w:w="704"/>
+            <w:tcBorders>
+              <w:start w:sz="3.1999999999999886" w:val="single" w:color="#000000"/>
+              <w:top w:sz="3.199999999999818" w:val="single" w:color="#000000"/>
+              <w:end w:sz="4.0" w:val="single" w:color="#000000"/>
+              <w:bottom w:sz="4.0" w:val="single" w:color="#000000"/>
+            </w:tcBorders>
+            <w:tcMar>
+              <w:start w:w="0" w:type="dxa"/>
+              <w:end w:w="0" w:type="dxa"/>
+            </w:tcMar>
           </w:tcPr>
           <w:p>
             <w:r>
-              <w:t>11</w:t>
+              <w:t>11 {{ item(10, 'ot_date', '') }}</w:t>
             </w:r>
           </w:p>
         </w:tc>
         <w:tc>
           <w:tcPr>
-            <w:tcW w:type="dxa" w:w="1234"/>
-          </w:tcPr>
-          <w:p>
-            <w:r>
-              <w:t>{{ item(10, 'ot_date', '') }}</w:t>
-            </w:r>
-          </w:p>
-        </w:tc>
-        <w:tc>
-          <w:tcPr>
-            <w:tcW w:type="dxa" w:w="1234"/>
+            <w:tcW w:type="dxa" w:w="994"/>
+            <w:tcBorders>
+              <w:start w:sz="4.0" w:val="single" w:color="#000000"/>
+              <w:top w:sz="3.199999999999818" w:val="single" w:color="#000000"/>
+              <w:end w:sz="4.0" w:val="single" w:color="#000000"/>
+              <w:bottom w:sz="4.0" w:val="single" w:color="#000000"/>
+            </w:tcBorders>
+            <w:tcMar>
+              <w:start w:w="0" w:type="dxa"/>
+              <w:end w:w="0" w:type="dxa"/>
+            </w:tcMar>
           </w:tcPr>
           <w:p>
             <w:r>
@@ -994,7 +2323,17 @@
         </w:tc>
         <w:tc>
           <w:tcPr>
-            <w:tcW w:type="dxa" w:w="1234"/>
+            <w:tcW w:type="dxa" w:w="4408"/>
+            <w:tcBorders>
+              <w:start w:sz="4.0" w:val="single" w:color="#000000"/>
+              <w:top w:sz="3.199999999999818" w:val="single" w:color="#000000"/>
+              <w:end w:sz="4.0" w:val="single" w:color="#000000"/>
+              <w:bottom w:sz="4.0" w:val="single" w:color="#000000"/>
+            </w:tcBorders>
+            <w:tcMar>
+              <w:start w:w="0" w:type="dxa"/>
+              <w:end w:w="0" w:type="dxa"/>
+            </w:tcMar>
           </w:tcPr>
           <w:p>
             <w:r>
@@ -1004,7 +2343,17 @@
         </w:tc>
         <w:tc>
           <w:tcPr>
-            <w:tcW w:type="dxa" w:w="1234"/>
+            <w:tcW w:type="dxa" w:w="836"/>
+            <w:tcBorders>
+              <w:start w:sz="4.0" w:val="single" w:color="#000000"/>
+              <w:top w:sz="3.199999999999818" w:val="single" w:color="#000000"/>
+              <w:end w:sz="3.200000000000273" w:val="single" w:color="#000000"/>
+              <w:bottom w:sz="4.0" w:val="single" w:color="#000000"/>
+            </w:tcBorders>
+            <w:tcMar>
+              <w:start w:w="0" w:type="dxa"/>
+              <w:end w:w="0" w:type="dxa"/>
+            </w:tcMar>
           </w:tcPr>
           <w:p>
             <w:r>
@@ -1014,7 +2363,17 @@
         </w:tc>
         <w:tc>
           <w:tcPr>
-            <w:tcW w:type="dxa" w:w="1234"/>
+            <w:tcW w:type="dxa" w:w="880"/>
+            <w:tcBorders>
+              <w:start w:sz="3.200000000000273" w:val="single" w:color="#000000"/>
+              <w:top w:sz="3.199999999999818" w:val="single" w:color="#000000"/>
+              <w:end w:sz="4.0" w:val="single" w:color="#000000"/>
+              <w:bottom w:sz="4.0" w:val="single" w:color="#000000"/>
+            </w:tcBorders>
+            <w:tcMar>
+              <w:start w:w="0" w:type="dxa"/>
+              <w:end w:w="0" w:type="dxa"/>
+            </w:tcMar>
           </w:tcPr>
           <w:p>
             <w:r>
@@ -1024,7 +2383,17 @@
         </w:tc>
         <w:tc>
           <w:tcPr>
-            <w:tcW w:type="dxa" w:w="1234"/>
+            <w:tcW w:type="dxa" w:w="2664"/>
+            <w:tcBorders>
+              <w:start w:sz="4.0" w:val="single" w:color="#000000"/>
+              <w:top w:sz="3.199999999999818" w:val="single" w:color="#000000"/>
+              <w:end w:sz="4.0" w:val="single" w:color="#000000"/>
+              <w:bottom w:sz="4.0" w:val="single" w:color="#000000"/>
+            </w:tcBorders>
+            <w:tcMar>
+              <w:start w:w="0" w:type="dxa"/>
+              <w:end w:w="0" w:type="dxa"/>
+            </w:tcMar>
           </w:tcPr>
           <w:p>
             <w:r>
@@ -1034,29 +2403,42 @@
         </w:tc>
       </w:tr>
       <w:tr>
+        <w:trPr>
+          <w:trHeight w:hRule="exact" w:val="254"/>
+        </w:trPr>
         <w:tc>
           <w:tcPr>
-            <w:tcW w:type="dxa" w:w="1234"/>
+            <w:tcW w:type="dxa" w:w="704"/>
+            <w:tcBorders>
+              <w:start w:sz="3.1999999999999886" w:val="single" w:color="#000000"/>
+              <w:top w:sz="4.0" w:val="single" w:color="#000000"/>
+              <w:end w:sz="4.0" w:val="single" w:color="#000000"/>
+              <w:bottom w:sz="4.0" w:val="single" w:color="#000000"/>
+            </w:tcBorders>
+            <w:tcMar>
+              <w:start w:w="0" w:type="dxa"/>
+              <w:end w:w="0" w:type="dxa"/>
+            </w:tcMar>
           </w:tcPr>
           <w:p>
             <w:r>
-              <w:t>12</w:t>
+              <w:t>12 {{ item(11, 'ot_date', '') }}</w:t>
             </w:r>
           </w:p>
         </w:tc>
         <w:tc>
           <w:tcPr>
-            <w:tcW w:type="dxa" w:w="1234"/>
-          </w:tcPr>
-          <w:p>
-            <w:r>
-              <w:t>{{ item(11, 'ot_date', '') }}</w:t>
-            </w:r>
-          </w:p>
-        </w:tc>
-        <w:tc>
-          <w:tcPr>
-            <w:tcW w:type="dxa" w:w="1234"/>
+            <w:tcW w:type="dxa" w:w="994"/>
+            <w:tcBorders>
+              <w:start w:sz="4.0" w:val="single" w:color="#000000"/>
+              <w:top w:sz="4.0" w:val="single" w:color="#000000"/>
+              <w:end w:sz="4.0" w:val="single" w:color="#000000"/>
+              <w:bottom w:sz="4.0" w:val="single" w:color="#000000"/>
+            </w:tcBorders>
+            <w:tcMar>
+              <w:start w:w="0" w:type="dxa"/>
+              <w:end w:w="0" w:type="dxa"/>
+            </w:tcMar>
           </w:tcPr>
           <w:p>
             <w:r>
@@ -1066,7 +2448,17 @@
         </w:tc>
         <w:tc>
           <w:tcPr>
-            <w:tcW w:type="dxa" w:w="1234"/>
+            <w:tcW w:type="dxa" w:w="4408"/>
+            <w:tcBorders>
+              <w:start w:sz="4.0" w:val="single" w:color="#000000"/>
+              <w:top w:sz="4.0" w:val="single" w:color="#000000"/>
+              <w:end w:sz="4.0" w:val="single" w:color="#000000"/>
+              <w:bottom w:sz="4.0" w:val="single" w:color="#000000"/>
+            </w:tcBorders>
+            <w:tcMar>
+              <w:start w:w="0" w:type="dxa"/>
+              <w:end w:w="0" w:type="dxa"/>
+            </w:tcMar>
           </w:tcPr>
           <w:p>
             <w:r>
@@ -1076,7 +2468,17 @@
         </w:tc>
         <w:tc>
           <w:tcPr>
-            <w:tcW w:type="dxa" w:w="1234"/>
+            <w:tcW w:type="dxa" w:w="836"/>
+            <w:tcBorders>
+              <w:start w:sz="4.0" w:val="single" w:color="#000000"/>
+              <w:top w:sz="4.0" w:val="single" w:color="#000000"/>
+              <w:end w:sz="3.200000000000273" w:val="single" w:color="#000000"/>
+              <w:bottom w:sz="4.0" w:val="single" w:color="#000000"/>
+            </w:tcBorders>
+            <w:tcMar>
+              <w:start w:w="0" w:type="dxa"/>
+              <w:end w:w="0" w:type="dxa"/>
+            </w:tcMar>
           </w:tcPr>
           <w:p>
             <w:r>
@@ -1086,7 +2488,17 @@
         </w:tc>
         <w:tc>
           <w:tcPr>
-            <w:tcW w:type="dxa" w:w="1234"/>
+            <w:tcW w:type="dxa" w:w="880"/>
+            <w:tcBorders>
+              <w:start w:sz="3.200000000000273" w:val="single" w:color="#000000"/>
+              <w:top w:sz="4.0" w:val="single" w:color="#000000"/>
+              <w:end w:sz="4.0" w:val="single" w:color="#000000"/>
+              <w:bottom w:sz="4.0" w:val="single" w:color="#000000"/>
+            </w:tcBorders>
+            <w:tcMar>
+              <w:start w:w="0" w:type="dxa"/>
+              <w:end w:w="0" w:type="dxa"/>
+            </w:tcMar>
           </w:tcPr>
           <w:p>
             <w:r>
@@ -1096,7 +2508,17 @@
         </w:tc>
         <w:tc>
           <w:tcPr>
-            <w:tcW w:type="dxa" w:w="1234"/>
+            <w:tcW w:type="dxa" w:w="2664"/>
+            <w:tcBorders>
+              <w:start w:sz="4.0" w:val="single" w:color="#000000"/>
+              <w:top w:sz="4.0" w:val="single" w:color="#000000"/>
+              <w:end w:sz="4.0" w:val="single" w:color="#000000"/>
+              <w:bottom w:sz="4.0" w:val="single" w:color="#000000"/>
+            </w:tcBorders>
+            <w:tcMar>
+              <w:start w:w="0" w:type="dxa"/>
+              <w:end w:w="0" w:type="dxa"/>
+            </w:tcMar>
           </w:tcPr>
           <w:p>
             <w:r>
@@ -1106,29 +2528,42 @@
         </w:tc>
       </w:tr>
       <w:tr>
+        <w:trPr>
+          <w:trHeight w:hRule="exact" w:val="256"/>
+        </w:trPr>
         <w:tc>
           <w:tcPr>
-            <w:tcW w:type="dxa" w:w="1234"/>
+            <w:tcW w:type="dxa" w:w="704"/>
+            <w:tcBorders>
+              <w:start w:sz="3.1999999999999886" w:val="single" w:color="#000000"/>
+              <w:top w:sz="4.0" w:val="single" w:color="#000000"/>
+              <w:end w:sz="4.0" w:val="single" w:color="#000000"/>
+              <w:bottom w:sz="4.0" w:val="single" w:color="#000000"/>
+            </w:tcBorders>
+            <w:tcMar>
+              <w:start w:w="0" w:type="dxa"/>
+              <w:end w:w="0" w:type="dxa"/>
+            </w:tcMar>
           </w:tcPr>
           <w:p>
             <w:r>
-              <w:t>13</w:t>
+              <w:t>13 {{ item(12, 'ot_date', '') }}</w:t>
             </w:r>
           </w:p>
         </w:tc>
         <w:tc>
           <w:tcPr>
-            <w:tcW w:type="dxa" w:w="1234"/>
-          </w:tcPr>
-          <w:p>
-            <w:r>
-              <w:t>{{ item(12, 'ot_date', '') }}</w:t>
-            </w:r>
-          </w:p>
-        </w:tc>
-        <w:tc>
-          <w:tcPr>
-            <w:tcW w:type="dxa" w:w="1234"/>
+            <w:tcW w:type="dxa" w:w="994"/>
+            <w:tcBorders>
+              <w:start w:sz="4.0" w:val="single" w:color="#000000"/>
+              <w:top w:sz="4.0" w:val="single" w:color="#000000"/>
+              <w:end w:sz="4.0" w:val="single" w:color="#000000"/>
+              <w:bottom w:sz="4.0" w:val="single" w:color="#000000"/>
+            </w:tcBorders>
+            <w:tcMar>
+              <w:start w:w="0" w:type="dxa"/>
+              <w:end w:w="0" w:type="dxa"/>
+            </w:tcMar>
           </w:tcPr>
           <w:p>
             <w:r>
@@ -1138,7 +2573,17 @@
         </w:tc>
         <w:tc>
           <w:tcPr>
-            <w:tcW w:type="dxa" w:w="1234"/>
+            <w:tcW w:type="dxa" w:w="4408"/>
+            <w:tcBorders>
+              <w:start w:sz="4.0" w:val="single" w:color="#000000"/>
+              <w:top w:sz="4.0" w:val="single" w:color="#000000"/>
+              <w:end w:sz="4.0" w:val="single" w:color="#000000"/>
+              <w:bottom w:sz="4.0" w:val="single" w:color="#000000"/>
+            </w:tcBorders>
+            <w:tcMar>
+              <w:start w:w="0" w:type="dxa"/>
+              <w:end w:w="0" w:type="dxa"/>
+            </w:tcMar>
           </w:tcPr>
           <w:p>
             <w:r>
@@ -1148,7 +2593,17 @@
         </w:tc>
         <w:tc>
           <w:tcPr>
-            <w:tcW w:type="dxa" w:w="1234"/>
+            <w:tcW w:type="dxa" w:w="836"/>
+            <w:tcBorders>
+              <w:start w:sz="4.0" w:val="single" w:color="#000000"/>
+              <w:top w:sz="4.0" w:val="single" w:color="#000000"/>
+              <w:end w:sz="3.200000000000273" w:val="single" w:color="#000000"/>
+              <w:bottom w:sz="4.0" w:val="single" w:color="#000000"/>
+            </w:tcBorders>
+            <w:tcMar>
+              <w:start w:w="0" w:type="dxa"/>
+              <w:end w:w="0" w:type="dxa"/>
+            </w:tcMar>
           </w:tcPr>
           <w:p>
             <w:r>
@@ -1158,7 +2613,17 @@
         </w:tc>
         <w:tc>
           <w:tcPr>
-            <w:tcW w:type="dxa" w:w="1234"/>
+            <w:tcW w:type="dxa" w:w="880"/>
+            <w:tcBorders>
+              <w:start w:sz="3.200000000000273" w:val="single" w:color="#000000"/>
+              <w:top w:sz="4.0" w:val="single" w:color="#000000"/>
+              <w:end w:sz="4.0" w:val="single" w:color="#000000"/>
+              <w:bottom w:sz="4.0" w:val="single" w:color="#000000"/>
+            </w:tcBorders>
+            <w:tcMar>
+              <w:start w:w="0" w:type="dxa"/>
+              <w:end w:w="0" w:type="dxa"/>
+            </w:tcMar>
           </w:tcPr>
           <w:p>
             <w:r>
@@ -1168,7 +2633,17 @@
         </w:tc>
         <w:tc>
           <w:tcPr>
-            <w:tcW w:type="dxa" w:w="1234"/>
+            <w:tcW w:type="dxa" w:w="2664"/>
+            <w:tcBorders>
+              <w:start w:sz="4.0" w:val="single" w:color="#000000"/>
+              <w:top w:sz="4.0" w:val="single" w:color="#000000"/>
+              <w:end w:sz="4.0" w:val="single" w:color="#000000"/>
+              <w:bottom w:sz="4.0" w:val="single" w:color="#000000"/>
+            </w:tcBorders>
+            <w:tcMar>
+              <w:start w:w="0" w:type="dxa"/>
+              <w:end w:w="0" w:type="dxa"/>
+            </w:tcMar>
           </w:tcPr>
           <w:p>
             <w:r>
@@ -1178,29 +2653,42 @@
         </w:tc>
       </w:tr>
       <w:tr>
+        <w:trPr>
+          <w:trHeight w:hRule="exact" w:val="250"/>
+        </w:trPr>
         <w:tc>
           <w:tcPr>
-            <w:tcW w:type="dxa" w:w="1234"/>
+            <w:tcW w:type="dxa" w:w="704"/>
+            <w:tcBorders>
+              <w:start w:sz="3.1999999999999886" w:val="single" w:color="#000000"/>
+              <w:top w:sz="4.0" w:val="single" w:color="#000000"/>
+              <w:end w:sz="4.0" w:val="single" w:color="#000000"/>
+              <w:bottom w:sz="4.0" w:val="single" w:color="#000000"/>
+            </w:tcBorders>
+            <w:tcMar>
+              <w:start w:w="0" w:type="dxa"/>
+              <w:end w:w="0" w:type="dxa"/>
+            </w:tcMar>
           </w:tcPr>
           <w:p>
             <w:r>
-              <w:t>14</w:t>
+              <w:t>14 {{ item(13, 'ot_date', '') }}</w:t>
             </w:r>
           </w:p>
         </w:tc>
         <w:tc>
           <w:tcPr>
-            <w:tcW w:type="dxa" w:w="1234"/>
-          </w:tcPr>
-          <w:p>
-            <w:r>
-              <w:t>{{ item(13, 'ot_date', '') }}</w:t>
-            </w:r>
-          </w:p>
-        </w:tc>
-        <w:tc>
-          <w:tcPr>
-            <w:tcW w:type="dxa" w:w="1234"/>
+            <w:tcW w:type="dxa" w:w="994"/>
+            <w:tcBorders>
+              <w:start w:sz="4.0" w:val="single" w:color="#000000"/>
+              <w:top w:sz="4.0" w:val="single" w:color="#000000"/>
+              <w:end w:sz="4.0" w:val="single" w:color="#000000"/>
+              <w:bottom w:sz="4.0" w:val="single" w:color="#000000"/>
+            </w:tcBorders>
+            <w:tcMar>
+              <w:start w:w="0" w:type="dxa"/>
+              <w:end w:w="0" w:type="dxa"/>
+            </w:tcMar>
           </w:tcPr>
           <w:p>
             <w:r>
@@ -1210,7 +2698,17 @@
         </w:tc>
         <w:tc>
           <w:tcPr>
-            <w:tcW w:type="dxa" w:w="1234"/>
+            <w:tcW w:type="dxa" w:w="4408"/>
+            <w:tcBorders>
+              <w:start w:sz="4.0" w:val="single" w:color="#000000"/>
+              <w:top w:sz="4.0" w:val="single" w:color="#000000"/>
+              <w:end w:sz="4.0" w:val="single" w:color="#000000"/>
+              <w:bottom w:sz="4.0" w:val="single" w:color="#000000"/>
+            </w:tcBorders>
+            <w:tcMar>
+              <w:start w:w="0" w:type="dxa"/>
+              <w:end w:w="0" w:type="dxa"/>
+            </w:tcMar>
           </w:tcPr>
           <w:p>
             <w:r>
@@ -1220,7 +2718,17 @@
         </w:tc>
         <w:tc>
           <w:tcPr>
-            <w:tcW w:type="dxa" w:w="1234"/>
+            <w:tcW w:type="dxa" w:w="836"/>
+            <w:tcBorders>
+              <w:start w:sz="4.0" w:val="single" w:color="#000000"/>
+              <w:top w:sz="4.0" w:val="single" w:color="#000000"/>
+              <w:end w:sz="3.200000000000273" w:val="single" w:color="#000000"/>
+              <w:bottom w:sz="4.0" w:val="single" w:color="#000000"/>
+            </w:tcBorders>
+            <w:tcMar>
+              <w:start w:w="0" w:type="dxa"/>
+              <w:end w:w="0" w:type="dxa"/>
+            </w:tcMar>
           </w:tcPr>
           <w:p>
             <w:r>
@@ -1230,7 +2738,17 @@
         </w:tc>
         <w:tc>
           <w:tcPr>
-            <w:tcW w:type="dxa" w:w="1234"/>
+            <w:tcW w:type="dxa" w:w="880"/>
+            <w:tcBorders>
+              <w:start w:sz="3.200000000000273" w:val="single" w:color="#000000"/>
+              <w:top w:sz="4.0" w:val="single" w:color="#000000"/>
+              <w:end w:sz="4.0" w:val="single" w:color="#000000"/>
+              <w:bottom w:sz="4.0" w:val="single" w:color="#000000"/>
+            </w:tcBorders>
+            <w:tcMar>
+              <w:start w:w="0" w:type="dxa"/>
+              <w:end w:w="0" w:type="dxa"/>
+            </w:tcMar>
           </w:tcPr>
           <w:p>
             <w:r>
@@ -1240,7 +2758,17 @@
         </w:tc>
         <w:tc>
           <w:tcPr>
-            <w:tcW w:type="dxa" w:w="1234"/>
+            <w:tcW w:type="dxa" w:w="2664"/>
+            <w:tcBorders>
+              <w:start w:sz="4.0" w:val="single" w:color="#000000"/>
+              <w:top w:sz="4.0" w:val="single" w:color="#000000"/>
+              <w:end w:sz="4.0" w:val="single" w:color="#000000"/>
+              <w:bottom w:sz="4.0" w:val="single" w:color="#000000"/>
+            </w:tcBorders>
+            <w:tcMar>
+              <w:start w:w="0" w:type="dxa"/>
+              <w:end w:w="0" w:type="dxa"/>
+            </w:tcMar>
           </w:tcPr>
           <w:p>
             <w:r>
@@ -1250,29 +2778,42 @@
         </w:tc>
       </w:tr>
       <w:tr>
+        <w:trPr>
+          <w:trHeight w:hRule="exact" w:val="254"/>
+        </w:trPr>
         <w:tc>
           <w:tcPr>
-            <w:tcW w:type="dxa" w:w="1234"/>
+            <w:tcW w:type="dxa" w:w="704"/>
+            <w:tcBorders>
+              <w:start w:sz="3.1999999999999886" w:val="single" w:color="#000000"/>
+              <w:top w:sz="4.0" w:val="single" w:color="#000000"/>
+              <w:end w:sz="4.0" w:val="single" w:color="#000000"/>
+              <w:bottom w:sz="4.0" w:val="single" w:color="#000000"/>
+            </w:tcBorders>
+            <w:tcMar>
+              <w:start w:w="0" w:type="dxa"/>
+              <w:end w:w="0" w:type="dxa"/>
+            </w:tcMar>
           </w:tcPr>
           <w:p>
             <w:r>
-              <w:t>15</w:t>
+              <w:t>15 {{ item(14, 'ot_date', '') }}</w:t>
             </w:r>
           </w:p>
         </w:tc>
         <w:tc>
           <w:tcPr>
-            <w:tcW w:type="dxa" w:w="1234"/>
-          </w:tcPr>
-          <w:p>
-            <w:r>
-              <w:t>{{ item(14, 'ot_date', '') }}</w:t>
-            </w:r>
-          </w:p>
-        </w:tc>
-        <w:tc>
-          <w:tcPr>
-            <w:tcW w:type="dxa" w:w="1234"/>
+            <w:tcW w:type="dxa" w:w="994"/>
+            <w:tcBorders>
+              <w:start w:sz="4.0" w:val="single" w:color="#000000"/>
+              <w:top w:sz="4.0" w:val="single" w:color="#000000"/>
+              <w:end w:sz="4.0" w:val="single" w:color="#000000"/>
+              <w:bottom w:sz="4.0" w:val="single" w:color="#000000"/>
+            </w:tcBorders>
+            <w:tcMar>
+              <w:start w:w="0" w:type="dxa"/>
+              <w:end w:w="0" w:type="dxa"/>
+            </w:tcMar>
           </w:tcPr>
           <w:p>
             <w:r>
@@ -1282,7 +2823,17 @@
         </w:tc>
         <w:tc>
           <w:tcPr>
-            <w:tcW w:type="dxa" w:w="1234"/>
+            <w:tcW w:type="dxa" w:w="4408"/>
+            <w:tcBorders>
+              <w:start w:sz="4.0" w:val="single" w:color="#000000"/>
+              <w:top w:sz="4.0" w:val="single" w:color="#000000"/>
+              <w:end w:sz="4.0" w:val="single" w:color="#000000"/>
+              <w:bottom w:sz="4.0" w:val="single" w:color="#000000"/>
+            </w:tcBorders>
+            <w:tcMar>
+              <w:start w:w="0" w:type="dxa"/>
+              <w:end w:w="0" w:type="dxa"/>
+            </w:tcMar>
           </w:tcPr>
           <w:p>
             <w:r>
@@ -1292,7 +2843,17 @@
         </w:tc>
         <w:tc>
           <w:tcPr>
-            <w:tcW w:type="dxa" w:w="1234"/>
+            <w:tcW w:type="dxa" w:w="836"/>
+            <w:tcBorders>
+              <w:start w:sz="4.0" w:val="single" w:color="#000000"/>
+              <w:top w:sz="4.0" w:val="single" w:color="#000000"/>
+              <w:end w:sz="3.200000000000273" w:val="single" w:color="#000000"/>
+              <w:bottom w:sz="4.0" w:val="single" w:color="#000000"/>
+            </w:tcBorders>
+            <w:tcMar>
+              <w:start w:w="0" w:type="dxa"/>
+              <w:end w:w="0" w:type="dxa"/>
+            </w:tcMar>
           </w:tcPr>
           <w:p>
             <w:r>
@@ -1302,7 +2863,17 @@
         </w:tc>
         <w:tc>
           <w:tcPr>
-            <w:tcW w:type="dxa" w:w="1234"/>
+            <w:tcW w:type="dxa" w:w="880"/>
+            <w:tcBorders>
+              <w:start w:sz="3.200000000000273" w:val="single" w:color="#000000"/>
+              <w:top w:sz="4.0" w:val="single" w:color="#000000"/>
+              <w:end w:sz="4.0" w:val="single" w:color="#000000"/>
+              <w:bottom w:sz="4.0" w:val="single" w:color="#000000"/>
+            </w:tcBorders>
+            <w:tcMar>
+              <w:start w:w="0" w:type="dxa"/>
+              <w:end w:w="0" w:type="dxa"/>
+            </w:tcMar>
           </w:tcPr>
           <w:p>
             <w:r>
@@ -1312,7 +2883,17 @@
         </w:tc>
         <w:tc>
           <w:tcPr>
-            <w:tcW w:type="dxa" w:w="1234"/>
+            <w:tcW w:type="dxa" w:w="2664"/>
+            <w:tcBorders>
+              <w:start w:sz="4.0" w:val="single" w:color="#000000"/>
+              <w:top w:sz="4.0" w:val="single" w:color="#000000"/>
+              <w:end w:sz="4.0" w:val="single" w:color="#000000"/>
+              <w:bottom w:sz="4.0" w:val="single" w:color="#000000"/>
+            </w:tcBorders>
+            <w:tcMar>
+              <w:start w:w="0" w:type="dxa"/>
+              <w:end w:w="0" w:type="dxa"/>
+            </w:tcMar>
           </w:tcPr>
           <w:p>
             <w:r>
@@ -1321,48 +2902,3214 @@
           </w:p>
         </w:tc>
       </w:tr>
-    </w:tbl>
-    <w:p/>
-    <w:tbl>
-      <w:tblPr>
-        <w:tblStyle w:val="TableGrid"/>
-        <w:tblW w:type="auto" w:w="0"/>
-        <w:tblLook w:firstColumn="1" w:firstRow="1" w:lastColumn="0" w:lastRow="0" w:noHBand="0" w:noVBand="1" w:val="04A0"/>
-      </w:tblPr>
-      <w:tblGrid>
-        <w:gridCol w:w="4320"/>
-        <w:gridCol w:w="4320"/>
-      </w:tblGrid>
       <w:tr>
+        <w:trPr>
+          <w:trHeight w:hRule="exact" w:val="256"/>
+        </w:trPr>
         <w:tc>
           <w:tcPr>
-            <w:tcW w:type="dxa" w:w="4320"/>
+            <w:tcW w:type="dxa" w:w="704"/>
+            <w:tcBorders>
+              <w:start w:sz="3.1999999999999886" w:val="single" w:color="#000000"/>
+              <w:top w:sz="4.0" w:val="single" w:color="#000000"/>
+              <w:end w:sz="4.0" w:val="single" w:color="#000000"/>
+              <w:bottom w:sz="3.200000000000273" w:val="single" w:color="#000000"/>
+            </w:tcBorders>
+            <w:tcMar>
+              <w:start w:w="0" w:type="dxa"/>
+              <w:end w:w="0" w:type="dxa"/>
+            </w:tcMar>
           </w:tcPr>
           <w:p>
+            <w:pPr>
+              <w:autoSpaceDN w:val="0"/>
+              <w:autoSpaceDE w:val="0"/>
+              <w:widowControl/>
+              <w:spacing w:line="194" w:lineRule="auto" w:before="44" w:after="0"/>
+              <w:ind w:left="0" w:right="0" w:firstLine="0"/>
+              <w:jc w:val="center"/>
+            </w:pPr>
             <w:r>
-              <w:t>Line Manager / المدير المباشر</w:t>
+              <w:rPr>
+                <w:rFonts w:ascii="Calibri" w:hAnsi="Calibri" w:eastAsia="Calibri"/>
+                <w:b/>
+                <w:i w:val="0"/>
+                <w:color w:val="000000"/>
+                <w:sz w:val="20"/>
+              </w:rPr>
+              <w:t xml:space="preserve">16 </w:t>
             </w:r>
           </w:p>
         </w:tc>
         <w:tc>
           <w:tcPr>
-            <w:tcW w:type="dxa" w:w="4320"/>
+            <w:tcW w:type="dxa" w:w="994"/>
+            <w:tcBorders>
+              <w:start w:sz="4.0" w:val="single" w:color="#000000"/>
+              <w:top w:sz="4.0" w:val="single" w:color="#000000"/>
+              <w:end w:sz="4.0" w:val="single" w:color="#000000"/>
+              <w:bottom w:sz="3.200000000000273" w:val="single" w:color="#000000"/>
+            </w:tcBorders>
+            <w:tcMar>
+              <w:start w:w="0" w:type="dxa"/>
+              <w:end w:w="0" w:type="dxa"/>
+            </w:tcMar>
+          </w:tcPr>
+          <w:p/>
+        </w:tc>
+        <w:tc>
+          <w:tcPr>
+            <w:tcW w:type="dxa" w:w="4408"/>
+            <w:tcBorders>
+              <w:start w:sz="4.0" w:val="single" w:color="#000000"/>
+              <w:top w:sz="4.0" w:val="single" w:color="#000000"/>
+              <w:end w:sz="4.0" w:val="single" w:color="#000000"/>
+              <w:bottom w:sz="3.200000000000273" w:val="single" w:color="#000000"/>
+            </w:tcBorders>
+            <w:tcMar>
+              <w:start w:w="0" w:type="dxa"/>
+              <w:end w:w="0" w:type="dxa"/>
+            </w:tcMar>
+          </w:tcPr>
+          <w:p/>
+        </w:tc>
+        <w:tc>
+          <w:tcPr>
+            <w:tcW w:type="dxa" w:w="836"/>
+            <w:tcBorders>
+              <w:start w:sz="4.0" w:val="single" w:color="#000000"/>
+              <w:top w:sz="4.0" w:val="single" w:color="#000000"/>
+              <w:end w:sz="3.200000000000273" w:val="single" w:color="#000000"/>
+              <w:bottom w:sz="3.200000000000273" w:val="single" w:color="#000000"/>
+            </w:tcBorders>
+            <w:tcMar>
+              <w:start w:w="0" w:type="dxa"/>
+              <w:end w:w="0" w:type="dxa"/>
+            </w:tcMar>
+          </w:tcPr>
+          <w:p/>
+        </w:tc>
+        <w:tc>
+          <w:tcPr>
+            <w:tcW w:type="dxa" w:w="880"/>
+            <w:tcBorders>
+              <w:start w:sz="3.200000000000273" w:val="single" w:color="#000000"/>
+              <w:top w:sz="4.0" w:val="single" w:color="#000000"/>
+              <w:end w:sz="4.0" w:val="single" w:color="#000000"/>
+              <w:bottom w:sz="3.200000000000273" w:val="single" w:color="#000000"/>
+            </w:tcBorders>
+            <w:tcMar>
+              <w:start w:w="0" w:type="dxa"/>
+              <w:end w:w="0" w:type="dxa"/>
+            </w:tcMar>
+          </w:tcPr>
+          <w:p/>
+        </w:tc>
+        <w:tc>
+          <w:tcPr>
+            <w:tcW w:type="dxa" w:w="2664"/>
+            <w:tcBorders>
+              <w:start w:sz="4.0" w:val="single" w:color="#000000"/>
+              <w:top w:sz="4.0" w:val="single" w:color="#000000"/>
+              <w:end w:sz="4.0" w:val="single" w:color="#000000"/>
+              <w:bottom w:sz="3.200000000000273" w:val="single" w:color="#000000"/>
+            </w:tcBorders>
+            <w:tcMar>
+              <w:start w:w="0" w:type="dxa"/>
+              <w:end w:w="0" w:type="dxa"/>
+            </w:tcMar>
+          </w:tcPr>
+          <w:p/>
+        </w:tc>
+      </w:tr>
+      <w:tr>
+        <w:trPr>
+          <w:trHeight w:hRule="exact" w:val="254"/>
+        </w:trPr>
+        <w:tc>
+          <w:tcPr>
+            <w:tcW w:type="dxa" w:w="704"/>
+            <w:tcBorders>
+              <w:start w:sz="3.1999999999999886" w:val="single" w:color="#000000"/>
+              <w:top w:sz="3.200000000000273" w:val="single" w:color="#000000"/>
+              <w:end w:sz="4.0" w:val="single" w:color="#000000"/>
+              <w:bottom w:sz="4.0" w:val="single" w:color="#000000"/>
+            </w:tcBorders>
+            <w:tcMar>
+              <w:start w:w="0" w:type="dxa"/>
+              <w:end w:w="0" w:type="dxa"/>
+            </w:tcMar>
+          </w:tcPr>
+          <w:p>
+            <w:pPr>
+              <w:autoSpaceDN w:val="0"/>
+              <w:autoSpaceDE w:val="0"/>
+              <w:widowControl/>
+              <w:spacing w:line="194" w:lineRule="auto" w:before="44" w:after="0"/>
+              <w:ind w:left="0" w:right="0" w:firstLine="0"/>
+              <w:jc w:val="center"/>
+            </w:pPr>
+            <w:r>
+              <w:rPr>
+                <w:rFonts w:ascii="Calibri" w:hAnsi="Calibri" w:eastAsia="Calibri"/>
+                <w:b/>
+                <w:i w:val="0"/>
+                <w:color w:val="000000"/>
+                <w:sz w:val="20"/>
+              </w:rPr>
+              <w:t xml:space="preserve">17 </w:t>
+            </w:r>
+          </w:p>
+        </w:tc>
+        <w:tc>
+          <w:tcPr>
+            <w:tcW w:type="dxa" w:w="994"/>
+            <w:tcBorders>
+              <w:start w:sz="4.0" w:val="single" w:color="#000000"/>
+              <w:top w:sz="3.200000000000273" w:val="single" w:color="#000000"/>
+              <w:end w:sz="4.0" w:val="single" w:color="#000000"/>
+              <w:bottom w:sz="4.0" w:val="single" w:color="#000000"/>
+            </w:tcBorders>
+            <w:tcMar>
+              <w:start w:w="0" w:type="dxa"/>
+              <w:end w:w="0" w:type="dxa"/>
+            </w:tcMar>
+          </w:tcPr>
+          <w:p/>
+        </w:tc>
+        <w:tc>
+          <w:tcPr>
+            <w:tcW w:type="dxa" w:w="4408"/>
+            <w:tcBorders>
+              <w:start w:sz="4.0" w:val="single" w:color="#000000"/>
+              <w:top w:sz="3.200000000000273" w:val="single" w:color="#000000"/>
+              <w:end w:sz="4.0" w:val="single" w:color="#000000"/>
+              <w:bottom w:sz="4.0" w:val="single" w:color="#000000"/>
+            </w:tcBorders>
+            <w:tcMar>
+              <w:start w:w="0" w:type="dxa"/>
+              <w:end w:w="0" w:type="dxa"/>
+            </w:tcMar>
+          </w:tcPr>
+          <w:p/>
+        </w:tc>
+        <w:tc>
+          <w:tcPr>
+            <w:tcW w:type="dxa" w:w="836"/>
+            <w:tcBorders>
+              <w:start w:sz="4.0" w:val="single" w:color="#000000"/>
+              <w:top w:sz="3.200000000000273" w:val="single" w:color="#000000"/>
+              <w:end w:sz="3.200000000000273" w:val="single" w:color="#000000"/>
+              <w:bottom w:sz="4.0" w:val="single" w:color="#000000"/>
+            </w:tcBorders>
+            <w:tcMar>
+              <w:start w:w="0" w:type="dxa"/>
+              <w:end w:w="0" w:type="dxa"/>
+            </w:tcMar>
+          </w:tcPr>
+          <w:p/>
+        </w:tc>
+        <w:tc>
+          <w:tcPr>
+            <w:tcW w:type="dxa" w:w="880"/>
+            <w:tcBorders>
+              <w:start w:sz="3.200000000000273" w:val="single" w:color="#000000"/>
+              <w:top w:sz="3.200000000000273" w:val="single" w:color="#000000"/>
+              <w:end w:sz="4.0" w:val="single" w:color="#000000"/>
+              <w:bottom w:sz="4.0" w:val="single" w:color="#000000"/>
+            </w:tcBorders>
+            <w:tcMar>
+              <w:start w:w="0" w:type="dxa"/>
+              <w:end w:w="0" w:type="dxa"/>
+            </w:tcMar>
+          </w:tcPr>
+          <w:p/>
+        </w:tc>
+        <w:tc>
+          <w:tcPr>
+            <w:tcW w:type="dxa" w:w="2664"/>
+            <w:tcBorders>
+              <w:start w:sz="4.0" w:val="single" w:color="#000000"/>
+              <w:top w:sz="3.200000000000273" w:val="single" w:color="#000000"/>
+              <w:end w:sz="4.0" w:val="single" w:color="#000000"/>
+              <w:bottom w:sz="4.0" w:val="single" w:color="#000000"/>
+            </w:tcBorders>
+            <w:tcMar>
+              <w:start w:w="0" w:type="dxa"/>
+              <w:end w:w="0" w:type="dxa"/>
+            </w:tcMar>
+          </w:tcPr>
+          <w:p/>
+        </w:tc>
+      </w:tr>
+      <w:tr>
+        <w:trPr>
+          <w:trHeight w:hRule="exact" w:val="256"/>
+        </w:trPr>
+        <w:tc>
+          <w:tcPr>
+            <w:tcW w:type="dxa" w:w="704"/>
+            <w:tcBorders>
+              <w:start w:sz="3.1999999999999886" w:val="single" w:color="#000000"/>
+              <w:top w:sz="4.0" w:val="single" w:color="#000000"/>
+              <w:end w:sz="4.0" w:val="single" w:color="#000000"/>
+              <w:bottom w:sz="4.0" w:val="single" w:color="#000000"/>
+            </w:tcBorders>
+            <w:tcMar>
+              <w:start w:w="0" w:type="dxa"/>
+              <w:end w:w="0" w:type="dxa"/>
+            </w:tcMar>
+          </w:tcPr>
+          <w:p>
+            <w:pPr>
+              <w:autoSpaceDN w:val="0"/>
+              <w:autoSpaceDE w:val="0"/>
+              <w:widowControl/>
+              <w:spacing w:line="197" w:lineRule="auto" w:before="42" w:after="0"/>
+              <w:ind w:left="0" w:right="0" w:firstLine="0"/>
+              <w:jc w:val="center"/>
+            </w:pPr>
+            <w:r>
+              <w:rPr>
+                <w:rFonts w:ascii="Calibri" w:hAnsi="Calibri" w:eastAsia="Calibri"/>
+                <w:b/>
+                <w:i w:val="0"/>
+                <w:color w:val="000000"/>
+                <w:sz w:val="20"/>
+              </w:rPr>
+              <w:t xml:space="preserve">18 </w:t>
+            </w:r>
+          </w:p>
+        </w:tc>
+        <w:tc>
+          <w:tcPr>
+            <w:tcW w:type="dxa" w:w="994"/>
+            <w:tcBorders>
+              <w:start w:sz="4.0" w:val="single" w:color="#000000"/>
+              <w:top w:sz="4.0" w:val="single" w:color="#000000"/>
+              <w:end w:sz="4.0" w:val="single" w:color="#000000"/>
+              <w:bottom w:sz="4.0" w:val="single" w:color="#000000"/>
+            </w:tcBorders>
+            <w:tcMar>
+              <w:start w:w="0" w:type="dxa"/>
+              <w:end w:w="0" w:type="dxa"/>
+            </w:tcMar>
+          </w:tcPr>
+          <w:p/>
+        </w:tc>
+        <w:tc>
+          <w:tcPr>
+            <w:tcW w:type="dxa" w:w="4408"/>
+            <w:tcBorders>
+              <w:start w:sz="4.0" w:val="single" w:color="#000000"/>
+              <w:top w:sz="4.0" w:val="single" w:color="#000000"/>
+              <w:end w:sz="4.0" w:val="single" w:color="#000000"/>
+              <w:bottom w:sz="4.0" w:val="single" w:color="#000000"/>
+            </w:tcBorders>
+            <w:tcMar>
+              <w:start w:w="0" w:type="dxa"/>
+              <w:end w:w="0" w:type="dxa"/>
+            </w:tcMar>
+          </w:tcPr>
+          <w:p/>
+        </w:tc>
+        <w:tc>
+          <w:tcPr>
+            <w:tcW w:type="dxa" w:w="836"/>
+            <w:tcBorders>
+              <w:start w:sz="4.0" w:val="single" w:color="#000000"/>
+              <w:top w:sz="4.0" w:val="single" w:color="#000000"/>
+              <w:end w:sz="3.200000000000273" w:val="single" w:color="#000000"/>
+              <w:bottom w:sz="4.0" w:val="single" w:color="#000000"/>
+            </w:tcBorders>
+            <w:tcMar>
+              <w:start w:w="0" w:type="dxa"/>
+              <w:end w:w="0" w:type="dxa"/>
+            </w:tcMar>
+          </w:tcPr>
+          <w:p/>
+        </w:tc>
+        <w:tc>
+          <w:tcPr>
+            <w:tcW w:type="dxa" w:w="880"/>
+            <w:tcBorders>
+              <w:start w:sz="3.200000000000273" w:val="single" w:color="#000000"/>
+              <w:top w:sz="4.0" w:val="single" w:color="#000000"/>
+              <w:end w:sz="4.0" w:val="single" w:color="#000000"/>
+              <w:bottom w:sz="4.0" w:val="single" w:color="#000000"/>
+            </w:tcBorders>
+            <w:tcMar>
+              <w:start w:w="0" w:type="dxa"/>
+              <w:end w:w="0" w:type="dxa"/>
+            </w:tcMar>
+          </w:tcPr>
+          <w:p/>
+        </w:tc>
+        <w:tc>
+          <w:tcPr>
+            <w:tcW w:type="dxa" w:w="2664"/>
+            <w:tcBorders>
+              <w:start w:sz="4.0" w:val="single" w:color="#000000"/>
+              <w:top w:sz="4.0" w:val="single" w:color="#000000"/>
+              <w:end w:sz="4.0" w:val="single" w:color="#000000"/>
+              <w:bottom w:sz="4.0" w:val="single" w:color="#000000"/>
+            </w:tcBorders>
+            <w:tcMar>
+              <w:start w:w="0" w:type="dxa"/>
+              <w:end w:w="0" w:type="dxa"/>
+            </w:tcMar>
+          </w:tcPr>
+          <w:p/>
+        </w:tc>
+      </w:tr>
+      <w:tr>
+        <w:trPr>
+          <w:trHeight w:hRule="exact" w:val="254"/>
+        </w:trPr>
+        <w:tc>
+          <w:tcPr>
+            <w:tcW w:type="dxa" w:w="704"/>
+            <w:tcBorders>
+              <w:start w:sz="3.1999999999999886" w:val="single" w:color="#000000"/>
+              <w:top w:sz="4.0" w:val="single" w:color="#000000"/>
+              <w:end w:sz="4.0" w:val="single" w:color="#000000"/>
+              <w:bottom w:sz="3.200000000000273" w:val="single" w:color="#000000"/>
+            </w:tcBorders>
+            <w:tcMar>
+              <w:start w:w="0" w:type="dxa"/>
+              <w:end w:w="0" w:type="dxa"/>
+            </w:tcMar>
+          </w:tcPr>
+          <w:p>
+            <w:pPr>
+              <w:autoSpaceDN w:val="0"/>
+              <w:autoSpaceDE w:val="0"/>
+              <w:widowControl/>
+              <w:spacing w:line="197" w:lineRule="auto" w:before="42" w:after="0"/>
+              <w:ind w:left="0" w:right="0" w:firstLine="0"/>
+              <w:jc w:val="center"/>
+            </w:pPr>
+            <w:r>
+              <w:rPr>
+                <w:rFonts w:ascii="Calibri" w:hAnsi="Calibri" w:eastAsia="Calibri"/>
+                <w:b/>
+                <w:i w:val="0"/>
+                <w:color w:val="000000"/>
+                <w:sz w:val="20"/>
+              </w:rPr>
+              <w:t xml:space="preserve">19 </w:t>
+            </w:r>
+          </w:p>
+        </w:tc>
+        <w:tc>
+          <w:tcPr>
+            <w:tcW w:type="dxa" w:w="994"/>
+            <w:tcBorders>
+              <w:start w:sz="4.0" w:val="single" w:color="#000000"/>
+              <w:top w:sz="4.0" w:val="single" w:color="#000000"/>
+              <w:end w:sz="4.0" w:val="single" w:color="#000000"/>
+              <w:bottom w:sz="3.200000000000273" w:val="single" w:color="#000000"/>
+            </w:tcBorders>
+            <w:tcMar>
+              <w:start w:w="0" w:type="dxa"/>
+              <w:end w:w="0" w:type="dxa"/>
+            </w:tcMar>
+          </w:tcPr>
+          <w:p/>
+        </w:tc>
+        <w:tc>
+          <w:tcPr>
+            <w:tcW w:type="dxa" w:w="4408"/>
+            <w:tcBorders>
+              <w:start w:sz="4.0" w:val="single" w:color="#000000"/>
+              <w:top w:sz="4.0" w:val="single" w:color="#000000"/>
+              <w:end w:sz="4.0" w:val="single" w:color="#000000"/>
+              <w:bottom w:sz="3.200000000000273" w:val="single" w:color="#000000"/>
+            </w:tcBorders>
+            <w:tcMar>
+              <w:start w:w="0" w:type="dxa"/>
+              <w:end w:w="0" w:type="dxa"/>
+            </w:tcMar>
+          </w:tcPr>
+          <w:p/>
+        </w:tc>
+        <w:tc>
+          <w:tcPr>
+            <w:tcW w:type="dxa" w:w="836"/>
+            <w:tcBorders>
+              <w:start w:sz="4.0" w:val="single" w:color="#000000"/>
+              <w:top w:sz="4.0" w:val="single" w:color="#000000"/>
+              <w:end w:sz="3.200000000000273" w:val="single" w:color="#000000"/>
+              <w:bottom w:sz="3.200000000000273" w:val="single" w:color="#000000"/>
+            </w:tcBorders>
+            <w:tcMar>
+              <w:start w:w="0" w:type="dxa"/>
+              <w:end w:w="0" w:type="dxa"/>
+            </w:tcMar>
+          </w:tcPr>
+          <w:p/>
+        </w:tc>
+        <w:tc>
+          <w:tcPr>
+            <w:tcW w:type="dxa" w:w="880"/>
+            <w:tcBorders>
+              <w:start w:sz="3.200000000000273" w:val="single" w:color="#000000"/>
+              <w:top w:sz="4.0" w:val="single" w:color="#000000"/>
+              <w:end w:sz="4.0" w:val="single" w:color="#000000"/>
+              <w:bottom w:sz="3.200000000000273" w:val="single" w:color="#000000"/>
+            </w:tcBorders>
+            <w:tcMar>
+              <w:start w:w="0" w:type="dxa"/>
+              <w:end w:w="0" w:type="dxa"/>
+            </w:tcMar>
+          </w:tcPr>
+          <w:p/>
+        </w:tc>
+        <w:tc>
+          <w:tcPr>
+            <w:tcW w:type="dxa" w:w="2664"/>
+            <w:tcBorders>
+              <w:start w:sz="4.0" w:val="single" w:color="#000000"/>
+              <w:top w:sz="4.0" w:val="single" w:color="#000000"/>
+              <w:end w:sz="4.0" w:val="single" w:color="#000000"/>
+              <w:bottom w:sz="3.200000000000273" w:val="single" w:color="#000000"/>
+            </w:tcBorders>
+            <w:tcMar>
+              <w:start w:w="0" w:type="dxa"/>
+              <w:end w:w="0" w:type="dxa"/>
+            </w:tcMar>
+          </w:tcPr>
+          <w:p/>
+        </w:tc>
+      </w:tr>
+      <w:tr>
+        <w:trPr>
+          <w:trHeight w:hRule="exact" w:val="256"/>
+        </w:trPr>
+        <w:tc>
+          <w:tcPr>
+            <w:tcW w:type="dxa" w:w="704"/>
+            <w:tcBorders>
+              <w:start w:sz="3.1999999999999886" w:val="single" w:color="#000000"/>
+              <w:top w:sz="3.200000000000273" w:val="single" w:color="#000000"/>
+              <w:end w:sz="4.0" w:val="single" w:color="#000000"/>
+              <w:bottom w:sz="4.0" w:val="single" w:color="#000000"/>
+            </w:tcBorders>
+            <w:tcMar>
+              <w:start w:w="0" w:type="dxa"/>
+              <w:end w:w="0" w:type="dxa"/>
+            </w:tcMar>
+          </w:tcPr>
+          <w:p>
+            <w:pPr>
+              <w:autoSpaceDN w:val="0"/>
+              <w:autoSpaceDE w:val="0"/>
+              <w:widowControl/>
+              <w:spacing w:line="194" w:lineRule="auto" w:before="44" w:after="0"/>
+              <w:ind w:left="0" w:right="0" w:firstLine="0"/>
+              <w:jc w:val="center"/>
+            </w:pPr>
+            <w:r>
+              <w:rPr>
+                <w:rFonts w:ascii="Calibri" w:hAnsi="Calibri" w:eastAsia="Calibri"/>
+                <w:b/>
+                <w:i w:val="0"/>
+                <w:color w:val="000000"/>
+                <w:sz w:val="20"/>
+              </w:rPr>
+              <w:t xml:space="preserve">20 </w:t>
+            </w:r>
+          </w:p>
+        </w:tc>
+        <w:tc>
+          <w:tcPr>
+            <w:tcW w:type="dxa" w:w="994"/>
+            <w:tcBorders>
+              <w:start w:sz="4.0" w:val="single" w:color="#000000"/>
+              <w:top w:sz="3.200000000000273" w:val="single" w:color="#000000"/>
+              <w:end w:sz="4.0" w:val="single" w:color="#000000"/>
+              <w:bottom w:sz="4.0" w:val="single" w:color="#000000"/>
+            </w:tcBorders>
+            <w:tcMar>
+              <w:start w:w="0" w:type="dxa"/>
+              <w:end w:w="0" w:type="dxa"/>
+            </w:tcMar>
+          </w:tcPr>
+          <w:p/>
+        </w:tc>
+        <w:tc>
+          <w:tcPr>
+            <w:tcW w:type="dxa" w:w="4408"/>
+            <w:tcBorders>
+              <w:start w:sz="4.0" w:val="single" w:color="#000000"/>
+              <w:top w:sz="3.200000000000273" w:val="single" w:color="#000000"/>
+              <w:end w:sz="4.0" w:val="single" w:color="#000000"/>
+              <w:bottom w:sz="4.0" w:val="single" w:color="#000000"/>
+            </w:tcBorders>
+            <w:tcMar>
+              <w:start w:w="0" w:type="dxa"/>
+              <w:end w:w="0" w:type="dxa"/>
+            </w:tcMar>
+          </w:tcPr>
+          <w:p/>
+        </w:tc>
+        <w:tc>
+          <w:tcPr>
+            <w:tcW w:type="dxa" w:w="836"/>
+            <w:tcBorders>
+              <w:start w:sz="4.0" w:val="single" w:color="#000000"/>
+              <w:top w:sz="3.200000000000273" w:val="single" w:color="#000000"/>
+              <w:end w:sz="3.200000000000273" w:val="single" w:color="#000000"/>
+              <w:bottom w:sz="4.0" w:val="single" w:color="#000000"/>
+            </w:tcBorders>
+            <w:tcMar>
+              <w:start w:w="0" w:type="dxa"/>
+              <w:end w:w="0" w:type="dxa"/>
+            </w:tcMar>
+          </w:tcPr>
+          <w:p/>
+        </w:tc>
+        <w:tc>
+          <w:tcPr>
+            <w:tcW w:type="dxa" w:w="880"/>
+            <w:tcBorders>
+              <w:start w:sz="3.200000000000273" w:val="single" w:color="#000000"/>
+              <w:top w:sz="3.200000000000273" w:val="single" w:color="#000000"/>
+              <w:end w:sz="4.0" w:val="single" w:color="#000000"/>
+              <w:bottom w:sz="4.0" w:val="single" w:color="#000000"/>
+            </w:tcBorders>
+            <w:tcMar>
+              <w:start w:w="0" w:type="dxa"/>
+              <w:end w:w="0" w:type="dxa"/>
+            </w:tcMar>
+          </w:tcPr>
+          <w:p/>
+        </w:tc>
+        <w:tc>
+          <w:tcPr>
+            <w:tcW w:type="dxa" w:w="2664"/>
+            <w:tcBorders>
+              <w:start w:sz="4.0" w:val="single" w:color="#000000"/>
+              <w:top w:sz="3.200000000000273" w:val="single" w:color="#000000"/>
+              <w:end w:sz="4.0" w:val="single" w:color="#000000"/>
+              <w:bottom w:sz="4.0" w:val="single" w:color="#000000"/>
+            </w:tcBorders>
+            <w:tcMar>
+              <w:start w:w="0" w:type="dxa"/>
+              <w:end w:w="0" w:type="dxa"/>
+            </w:tcMar>
+          </w:tcPr>
+          <w:p/>
+        </w:tc>
+      </w:tr>
+      <w:tr>
+        <w:trPr>
+          <w:trHeight w:hRule="exact" w:val="254"/>
+        </w:trPr>
+        <w:tc>
+          <w:tcPr>
+            <w:tcW w:type="dxa" w:w="704"/>
+            <w:tcBorders>
+              <w:start w:sz="3.1999999999999886" w:val="single" w:color="#000000"/>
+              <w:top w:sz="4.0" w:val="single" w:color="#000000"/>
+              <w:end w:sz="4.0" w:val="single" w:color="#000000"/>
+              <w:bottom w:sz="4.0" w:val="single" w:color="#000000"/>
+            </w:tcBorders>
+            <w:tcMar>
+              <w:start w:w="0" w:type="dxa"/>
+              <w:end w:w="0" w:type="dxa"/>
+            </w:tcMar>
+          </w:tcPr>
+          <w:p>
+            <w:pPr>
+              <w:autoSpaceDN w:val="0"/>
+              <w:autoSpaceDE w:val="0"/>
+              <w:widowControl/>
+              <w:spacing w:line="194" w:lineRule="auto" w:before="42" w:after="0"/>
+              <w:ind w:left="0" w:right="0" w:firstLine="0"/>
+              <w:jc w:val="center"/>
+            </w:pPr>
+            <w:r>
+              <w:rPr>
+                <w:rFonts w:ascii="Calibri" w:hAnsi="Calibri" w:eastAsia="Calibri"/>
+                <w:b/>
+                <w:i w:val="0"/>
+                <w:color w:val="000000"/>
+                <w:sz w:val="20"/>
+              </w:rPr>
+              <w:t xml:space="preserve">21 </w:t>
+            </w:r>
+          </w:p>
+        </w:tc>
+        <w:tc>
+          <w:tcPr>
+            <w:tcW w:type="dxa" w:w="994"/>
+            <w:tcBorders>
+              <w:start w:sz="4.0" w:val="single" w:color="#000000"/>
+              <w:top w:sz="4.0" w:val="single" w:color="#000000"/>
+              <w:end w:sz="4.0" w:val="single" w:color="#000000"/>
+              <w:bottom w:sz="4.0" w:val="single" w:color="#000000"/>
+            </w:tcBorders>
+            <w:tcMar>
+              <w:start w:w="0" w:type="dxa"/>
+              <w:end w:w="0" w:type="dxa"/>
+            </w:tcMar>
+          </w:tcPr>
+          <w:p/>
+        </w:tc>
+        <w:tc>
+          <w:tcPr>
+            <w:tcW w:type="dxa" w:w="4408"/>
+            <w:tcBorders>
+              <w:start w:sz="4.0" w:val="single" w:color="#000000"/>
+              <w:top w:sz="4.0" w:val="single" w:color="#000000"/>
+              <w:end w:sz="4.0" w:val="single" w:color="#000000"/>
+              <w:bottom w:sz="4.0" w:val="single" w:color="#000000"/>
+            </w:tcBorders>
+            <w:tcMar>
+              <w:start w:w="0" w:type="dxa"/>
+              <w:end w:w="0" w:type="dxa"/>
+            </w:tcMar>
+          </w:tcPr>
+          <w:p/>
+        </w:tc>
+        <w:tc>
+          <w:tcPr>
+            <w:tcW w:type="dxa" w:w="836"/>
+            <w:tcBorders>
+              <w:start w:sz="4.0" w:val="single" w:color="#000000"/>
+              <w:top w:sz="4.0" w:val="single" w:color="#000000"/>
+              <w:end w:sz="3.200000000000273" w:val="single" w:color="#000000"/>
+              <w:bottom w:sz="4.0" w:val="single" w:color="#000000"/>
+            </w:tcBorders>
+            <w:tcMar>
+              <w:start w:w="0" w:type="dxa"/>
+              <w:end w:w="0" w:type="dxa"/>
+            </w:tcMar>
+          </w:tcPr>
+          <w:p/>
+        </w:tc>
+        <w:tc>
+          <w:tcPr>
+            <w:tcW w:type="dxa" w:w="880"/>
+            <w:tcBorders>
+              <w:start w:sz="3.200000000000273" w:val="single" w:color="#000000"/>
+              <w:top w:sz="4.0" w:val="single" w:color="#000000"/>
+              <w:end w:sz="4.0" w:val="single" w:color="#000000"/>
+              <w:bottom w:sz="4.0" w:val="single" w:color="#000000"/>
+            </w:tcBorders>
+            <w:tcMar>
+              <w:start w:w="0" w:type="dxa"/>
+              <w:end w:w="0" w:type="dxa"/>
+            </w:tcMar>
+          </w:tcPr>
+          <w:p/>
+        </w:tc>
+        <w:tc>
+          <w:tcPr>
+            <w:tcW w:type="dxa" w:w="2664"/>
+            <w:tcBorders>
+              <w:start w:sz="4.0" w:val="single" w:color="#000000"/>
+              <w:top w:sz="4.0" w:val="single" w:color="#000000"/>
+              <w:end w:sz="4.0" w:val="single" w:color="#000000"/>
+              <w:bottom w:sz="4.0" w:val="single" w:color="#000000"/>
+            </w:tcBorders>
+            <w:tcMar>
+              <w:start w:w="0" w:type="dxa"/>
+              <w:end w:w="0" w:type="dxa"/>
+            </w:tcMar>
+          </w:tcPr>
+          <w:p/>
+        </w:tc>
+      </w:tr>
+      <w:tr>
+        <w:trPr>
+          <w:trHeight w:hRule="exact" w:val="254"/>
+        </w:trPr>
+        <w:tc>
+          <w:tcPr>
+            <w:tcW w:type="dxa" w:w="704"/>
+            <w:tcBorders>
+              <w:start w:sz="3.1999999999999886" w:val="single" w:color="#000000"/>
+              <w:top w:sz="4.0" w:val="single" w:color="#000000"/>
+              <w:end w:sz="4.0" w:val="single" w:color="#000000"/>
+              <w:bottom w:sz="4.0" w:val="single" w:color="#000000"/>
+            </w:tcBorders>
+            <w:tcMar>
+              <w:start w:w="0" w:type="dxa"/>
+              <w:end w:w="0" w:type="dxa"/>
+            </w:tcMar>
+          </w:tcPr>
+          <w:p>
+            <w:pPr>
+              <w:autoSpaceDN w:val="0"/>
+              <w:autoSpaceDE w:val="0"/>
+              <w:widowControl/>
+              <w:spacing w:line="197" w:lineRule="auto" w:before="40" w:after="0"/>
+              <w:ind w:left="0" w:right="0" w:firstLine="0"/>
+              <w:jc w:val="center"/>
+            </w:pPr>
+            <w:r>
+              <w:rPr>
+                <w:rFonts w:ascii="Calibri" w:hAnsi="Calibri" w:eastAsia="Calibri"/>
+                <w:b/>
+                <w:i w:val="0"/>
+                <w:color w:val="000000"/>
+                <w:sz w:val="20"/>
+              </w:rPr>
+              <w:t xml:space="preserve">22 </w:t>
+            </w:r>
+          </w:p>
+        </w:tc>
+        <w:tc>
+          <w:tcPr>
+            <w:tcW w:type="dxa" w:w="994"/>
+            <w:tcBorders>
+              <w:start w:sz="4.0" w:val="single" w:color="#000000"/>
+              <w:top w:sz="4.0" w:val="single" w:color="#000000"/>
+              <w:end w:sz="4.0" w:val="single" w:color="#000000"/>
+              <w:bottom w:sz="4.0" w:val="single" w:color="#000000"/>
+            </w:tcBorders>
+            <w:tcMar>
+              <w:start w:w="0" w:type="dxa"/>
+              <w:end w:w="0" w:type="dxa"/>
+            </w:tcMar>
+          </w:tcPr>
+          <w:p/>
+        </w:tc>
+        <w:tc>
+          <w:tcPr>
+            <w:tcW w:type="dxa" w:w="4408"/>
+            <w:tcBorders>
+              <w:start w:sz="4.0" w:val="single" w:color="#000000"/>
+              <w:top w:sz="4.0" w:val="single" w:color="#000000"/>
+              <w:end w:sz="4.0" w:val="single" w:color="#000000"/>
+              <w:bottom w:sz="4.0" w:val="single" w:color="#000000"/>
+            </w:tcBorders>
+            <w:tcMar>
+              <w:start w:w="0" w:type="dxa"/>
+              <w:end w:w="0" w:type="dxa"/>
+            </w:tcMar>
+          </w:tcPr>
+          <w:p/>
+        </w:tc>
+        <w:tc>
+          <w:tcPr>
+            <w:tcW w:type="dxa" w:w="836"/>
+            <w:tcBorders>
+              <w:start w:sz="4.0" w:val="single" w:color="#000000"/>
+              <w:top w:sz="4.0" w:val="single" w:color="#000000"/>
+              <w:end w:sz="3.200000000000273" w:val="single" w:color="#000000"/>
+              <w:bottom w:sz="4.0" w:val="single" w:color="#000000"/>
+            </w:tcBorders>
+            <w:tcMar>
+              <w:start w:w="0" w:type="dxa"/>
+              <w:end w:w="0" w:type="dxa"/>
+            </w:tcMar>
+          </w:tcPr>
+          <w:p/>
+        </w:tc>
+        <w:tc>
+          <w:tcPr>
+            <w:tcW w:type="dxa" w:w="880"/>
+            <w:tcBorders>
+              <w:start w:sz="3.200000000000273" w:val="single" w:color="#000000"/>
+              <w:top w:sz="4.0" w:val="single" w:color="#000000"/>
+              <w:end w:sz="4.0" w:val="single" w:color="#000000"/>
+              <w:bottom w:sz="4.0" w:val="single" w:color="#000000"/>
+            </w:tcBorders>
+            <w:tcMar>
+              <w:start w:w="0" w:type="dxa"/>
+              <w:end w:w="0" w:type="dxa"/>
+            </w:tcMar>
+          </w:tcPr>
+          <w:p/>
+        </w:tc>
+        <w:tc>
+          <w:tcPr>
+            <w:tcW w:type="dxa" w:w="2664"/>
+            <w:tcBorders>
+              <w:start w:sz="4.0" w:val="single" w:color="#000000"/>
+              <w:top w:sz="4.0" w:val="single" w:color="#000000"/>
+              <w:end w:sz="4.0" w:val="single" w:color="#000000"/>
+              <w:bottom w:sz="4.0" w:val="single" w:color="#000000"/>
+            </w:tcBorders>
+            <w:tcMar>
+              <w:start w:w="0" w:type="dxa"/>
+              <w:end w:w="0" w:type="dxa"/>
+            </w:tcMar>
+          </w:tcPr>
+          <w:p/>
+        </w:tc>
+      </w:tr>
+      <w:tr>
+        <w:trPr>
+          <w:trHeight w:hRule="exact" w:val="252"/>
+        </w:trPr>
+        <w:tc>
+          <w:tcPr>
+            <w:tcW w:type="dxa" w:w="704"/>
+            <w:tcBorders>
+              <w:start w:sz="3.1999999999999886" w:val="single" w:color="#000000"/>
+              <w:top w:sz="4.0" w:val="single" w:color="#000000"/>
+              <w:end w:sz="4.0" w:val="single" w:color="#000000"/>
+              <w:bottom w:sz="4.0" w:val="single" w:color="#000000"/>
+            </w:tcBorders>
+            <w:tcMar>
+              <w:start w:w="0" w:type="dxa"/>
+              <w:end w:w="0" w:type="dxa"/>
+            </w:tcMar>
+          </w:tcPr>
+          <w:p>
+            <w:pPr>
+              <w:autoSpaceDN w:val="0"/>
+              <w:autoSpaceDE w:val="0"/>
+              <w:widowControl/>
+              <w:spacing w:line="197" w:lineRule="auto" w:before="38" w:after="0"/>
+              <w:ind w:left="0" w:right="0" w:firstLine="0"/>
+              <w:jc w:val="center"/>
+            </w:pPr>
+            <w:r>
+              <w:rPr>
+                <w:rFonts w:ascii="Calibri" w:hAnsi="Calibri" w:eastAsia="Calibri"/>
+                <w:b/>
+                <w:i w:val="0"/>
+                <w:color w:val="000000"/>
+                <w:sz w:val="20"/>
+              </w:rPr>
+              <w:t xml:space="preserve">23 </w:t>
+            </w:r>
+          </w:p>
+        </w:tc>
+        <w:tc>
+          <w:tcPr>
+            <w:tcW w:type="dxa" w:w="994"/>
+            <w:tcBorders>
+              <w:start w:sz="4.0" w:val="single" w:color="#000000"/>
+              <w:top w:sz="4.0" w:val="single" w:color="#000000"/>
+              <w:end w:sz="4.0" w:val="single" w:color="#000000"/>
+              <w:bottom w:sz="4.0" w:val="single" w:color="#000000"/>
+            </w:tcBorders>
+            <w:tcMar>
+              <w:start w:w="0" w:type="dxa"/>
+              <w:end w:w="0" w:type="dxa"/>
+            </w:tcMar>
+          </w:tcPr>
+          <w:p/>
+        </w:tc>
+        <w:tc>
+          <w:tcPr>
+            <w:tcW w:type="dxa" w:w="4408"/>
+            <w:tcBorders>
+              <w:start w:sz="4.0" w:val="single" w:color="#000000"/>
+              <w:top w:sz="4.0" w:val="single" w:color="#000000"/>
+              <w:end w:sz="4.0" w:val="single" w:color="#000000"/>
+              <w:bottom w:sz="4.0" w:val="single" w:color="#000000"/>
+            </w:tcBorders>
+            <w:tcMar>
+              <w:start w:w="0" w:type="dxa"/>
+              <w:end w:w="0" w:type="dxa"/>
+            </w:tcMar>
+          </w:tcPr>
+          <w:p/>
+        </w:tc>
+        <w:tc>
+          <w:tcPr>
+            <w:tcW w:type="dxa" w:w="836"/>
+            <w:tcBorders>
+              <w:start w:sz="4.0" w:val="single" w:color="#000000"/>
+              <w:top w:sz="4.0" w:val="single" w:color="#000000"/>
+              <w:end w:sz="3.200000000000273" w:val="single" w:color="#000000"/>
+              <w:bottom w:sz="4.0" w:val="single" w:color="#000000"/>
+            </w:tcBorders>
+            <w:tcMar>
+              <w:start w:w="0" w:type="dxa"/>
+              <w:end w:w="0" w:type="dxa"/>
+            </w:tcMar>
+          </w:tcPr>
+          <w:p/>
+        </w:tc>
+        <w:tc>
+          <w:tcPr>
+            <w:tcW w:type="dxa" w:w="880"/>
+            <w:tcBorders>
+              <w:start w:sz="3.200000000000273" w:val="single" w:color="#000000"/>
+              <w:top w:sz="4.0" w:val="single" w:color="#000000"/>
+              <w:end w:sz="4.0" w:val="single" w:color="#000000"/>
+              <w:bottom w:sz="4.0" w:val="single" w:color="#000000"/>
+            </w:tcBorders>
+            <w:tcMar>
+              <w:start w:w="0" w:type="dxa"/>
+              <w:end w:w="0" w:type="dxa"/>
+            </w:tcMar>
+          </w:tcPr>
+          <w:p/>
+        </w:tc>
+        <w:tc>
+          <w:tcPr>
+            <w:tcW w:type="dxa" w:w="2664"/>
+            <w:tcBorders>
+              <w:start w:sz="4.0" w:val="single" w:color="#000000"/>
+              <w:top w:sz="4.0" w:val="single" w:color="#000000"/>
+              <w:end w:sz="4.0" w:val="single" w:color="#000000"/>
+              <w:bottom w:sz="4.0" w:val="single" w:color="#000000"/>
+            </w:tcBorders>
+            <w:tcMar>
+              <w:start w:w="0" w:type="dxa"/>
+              <w:end w:w="0" w:type="dxa"/>
+            </w:tcMar>
+          </w:tcPr>
+          <w:p/>
+        </w:tc>
+      </w:tr>
+      <w:tr>
+        <w:trPr>
+          <w:trHeight w:hRule="exact" w:val="254"/>
+        </w:trPr>
+        <w:tc>
+          <w:tcPr>
+            <w:tcW w:type="dxa" w:w="704"/>
+            <w:tcBorders>
+              <w:start w:sz="3.1999999999999886" w:val="single" w:color="#000000"/>
+              <w:top w:sz="4.0" w:val="single" w:color="#000000"/>
+              <w:end w:sz="4.0" w:val="single" w:color="#000000"/>
+              <w:bottom w:sz="4.0" w:val="single" w:color="#000000"/>
+            </w:tcBorders>
+            <w:tcMar>
+              <w:start w:w="0" w:type="dxa"/>
+              <w:end w:w="0" w:type="dxa"/>
+            </w:tcMar>
+          </w:tcPr>
+          <w:p>
+            <w:pPr>
+              <w:autoSpaceDN w:val="0"/>
+              <w:autoSpaceDE w:val="0"/>
+              <w:widowControl/>
+              <w:spacing w:line="197" w:lineRule="auto" w:before="42" w:after="0"/>
+              <w:ind w:left="0" w:right="0" w:firstLine="0"/>
+              <w:jc w:val="center"/>
+            </w:pPr>
+            <w:r>
+              <w:rPr>
+                <w:rFonts w:ascii="Calibri" w:hAnsi="Calibri" w:eastAsia="Calibri"/>
+                <w:b/>
+                <w:i w:val="0"/>
+                <w:color w:val="000000"/>
+                <w:sz w:val="20"/>
+              </w:rPr>
+              <w:t xml:space="preserve">24 </w:t>
+            </w:r>
+          </w:p>
+        </w:tc>
+        <w:tc>
+          <w:tcPr>
+            <w:tcW w:type="dxa" w:w="994"/>
+            <w:tcBorders>
+              <w:start w:sz="4.0" w:val="single" w:color="#000000"/>
+              <w:top w:sz="4.0" w:val="single" w:color="#000000"/>
+              <w:end w:sz="4.0" w:val="single" w:color="#000000"/>
+              <w:bottom w:sz="4.0" w:val="single" w:color="#000000"/>
+            </w:tcBorders>
+            <w:tcMar>
+              <w:start w:w="0" w:type="dxa"/>
+              <w:end w:w="0" w:type="dxa"/>
+            </w:tcMar>
+          </w:tcPr>
+          <w:p/>
+        </w:tc>
+        <w:tc>
+          <w:tcPr>
+            <w:tcW w:type="dxa" w:w="4408"/>
+            <w:tcBorders>
+              <w:start w:sz="4.0" w:val="single" w:color="#000000"/>
+              <w:top w:sz="4.0" w:val="single" w:color="#000000"/>
+              <w:end w:sz="4.0" w:val="single" w:color="#000000"/>
+              <w:bottom w:sz="4.0" w:val="single" w:color="#000000"/>
+            </w:tcBorders>
+            <w:tcMar>
+              <w:start w:w="0" w:type="dxa"/>
+              <w:end w:w="0" w:type="dxa"/>
+            </w:tcMar>
+          </w:tcPr>
+          <w:p/>
+        </w:tc>
+        <w:tc>
+          <w:tcPr>
+            <w:tcW w:type="dxa" w:w="836"/>
+            <w:tcBorders>
+              <w:start w:sz="4.0" w:val="single" w:color="#000000"/>
+              <w:top w:sz="4.0" w:val="single" w:color="#000000"/>
+              <w:end w:sz="3.200000000000273" w:val="single" w:color="#000000"/>
+              <w:bottom w:sz="4.0" w:val="single" w:color="#000000"/>
+            </w:tcBorders>
+            <w:tcMar>
+              <w:start w:w="0" w:type="dxa"/>
+              <w:end w:w="0" w:type="dxa"/>
+            </w:tcMar>
+          </w:tcPr>
+          <w:p/>
+        </w:tc>
+        <w:tc>
+          <w:tcPr>
+            <w:tcW w:type="dxa" w:w="880"/>
+            <w:tcBorders>
+              <w:start w:sz="3.200000000000273" w:val="single" w:color="#000000"/>
+              <w:top w:sz="4.0" w:val="single" w:color="#000000"/>
+              <w:end w:sz="4.0" w:val="single" w:color="#000000"/>
+              <w:bottom w:sz="4.0" w:val="single" w:color="#000000"/>
+            </w:tcBorders>
+            <w:tcMar>
+              <w:start w:w="0" w:type="dxa"/>
+              <w:end w:w="0" w:type="dxa"/>
+            </w:tcMar>
+          </w:tcPr>
+          <w:p/>
+        </w:tc>
+        <w:tc>
+          <w:tcPr>
+            <w:tcW w:type="dxa" w:w="2664"/>
+            <w:tcBorders>
+              <w:start w:sz="4.0" w:val="single" w:color="#000000"/>
+              <w:top w:sz="4.0" w:val="single" w:color="#000000"/>
+              <w:end w:sz="4.0" w:val="single" w:color="#000000"/>
+              <w:bottom w:sz="4.0" w:val="single" w:color="#000000"/>
+            </w:tcBorders>
+            <w:tcMar>
+              <w:start w:w="0" w:type="dxa"/>
+              <w:end w:w="0" w:type="dxa"/>
+            </w:tcMar>
+          </w:tcPr>
+          <w:p/>
+        </w:tc>
+      </w:tr>
+      <w:tr>
+        <w:trPr>
+          <w:trHeight w:hRule="exact" w:val="254"/>
+        </w:trPr>
+        <w:tc>
+          <w:tcPr>
+            <w:tcW w:type="dxa" w:w="704"/>
+            <w:tcBorders>
+              <w:start w:sz="3.1999999999999886" w:val="single" w:color="#000000"/>
+              <w:top w:sz="4.0" w:val="single" w:color="#000000"/>
+              <w:end w:sz="4.0" w:val="single" w:color="#000000"/>
+              <w:bottom w:sz="3.199999999999818" w:val="single" w:color="#000000"/>
+            </w:tcBorders>
+            <w:tcMar>
+              <w:start w:w="0" w:type="dxa"/>
+              <w:end w:w="0" w:type="dxa"/>
+            </w:tcMar>
+          </w:tcPr>
+          <w:p>
+            <w:pPr>
+              <w:autoSpaceDN w:val="0"/>
+              <w:autoSpaceDE w:val="0"/>
+              <w:widowControl/>
+              <w:spacing w:line="197" w:lineRule="auto" w:before="40" w:after="0"/>
+              <w:ind w:left="0" w:right="0" w:firstLine="0"/>
+              <w:jc w:val="center"/>
+            </w:pPr>
+            <w:r>
+              <w:rPr>
+                <w:rFonts w:ascii="Calibri" w:hAnsi="Calibri" w:eastAsia="Calibri"/>
+                <w:b/>
+                <w:i w:val="0"/>
+                <w:color w:val="000000"/>
+                <w:sz w:val="20"/>
+              </w:rPr>
+              <w:t xml:space="preserve">25 </w:t>
+            </w:r>
+          </w:p>
+        </w:tc>
+        <w:tc>
+          <w:tcPr>
+            <w:tcW w:type="dxa" w:w="994"/>
+            <w:tcBorders>
+              <w:start w:sz="4.0" w:val="single" w:color="#000000"/>
+              <w:top w:sz="4.0" w:val="single" w:color="#000000"/>
+              <w:end w:sz="4.0" w:val="single" w:color="#000000"/>
+              <w:bottom w:sz="3.199999999999818" w:val="single" w:color="#000000"/>
+            </w:tcBorders>
+            <w:tcMar>
+              <w:start w:w="0" w:type="dxa"/>
+              <w:end w:w="0" w:type="dxa"/>
+            </w:tcMar>
+          </w:tcPr>
+          <w:p/>
+        </w:tc>
+        <w:tc>
+          <w:tcPr>
+            <w:tcW w:type="dxa" w:w="4408"/>
+            <w:tcBorders>
+              <w:start w:sz="4.0" w:val="single" w:color="#000000"/>
+              <w:top w:sz="4.0" w:val="single" w:color="#000000"/>
+              <w:end w:sz="4.0" w:val="single" w:color="#000000"/>
+              <w:bottom w:sz="3.199999999999818" w:val="single" w:color="#000000"/>
+            </w:tcBorders>
+            <w:tcMar>
+              <w:start w:w="0" w:type="dxa"/>
+              <w:end w:w="0" w:type="dxa"/>
+            </w:tcMar>
+          </w:tcPr>
+          <w:p/>
+        </w:tc>
+        <w:tc>
+          <w:tcPr>
+            <w:tcW w:type="dxa" w:w="836"/>
+            <w:tcBorders>
+              <w:start w:sz="4.0" w:val="single" w:color="#000000"/>
+              <w:top w:sz="4.0" w:val="single" w:color="#000000"/>
+              <w:end w:sz="3.200000000000273" w:val="single" w:color="#000000"/>
+              <w:bottom w:sz="3.199999999999818" w:val="single" w:color="#000000"/>
+            </w:tcBorders>
+            <w:tcMar>
+              <w:start w:w="0" w:type="dxa"/>
+              <w:end w:w="0" w:type="dxa"/>
+            </w:tcMar>
+          </w:tcPr>
+          <w:p/>
+        </w:tc>
+        <w:tc>
+          <w:tcPr>
+            <w:tcW w:type="dxa" w:w="880"/>
+            <w:tcBorders>
+              <w:start w:sz="3.200000000000273" w:val="single" w:color="#000000"/>
+              <w:top w:sz="4.0" w:val="single" w:color="#000000"/>
+              <w:end w:sz="4.0" w:val="single" w:color="#000000"/>
+              <w:bottom w:sz="3.199999999999818" w:val="single" w:color="#000000"/>
+            </w:tcBorders>
+            <w:tcMar>
+              <w:start w:w="0" w:type="dxa"/>
+              <w:end w:w="0" w:type="dxa"/>
+            </w:tcMar>
+          </w:tcPr>
+          <w:p/>
+        </w:tc>
+        <w:tc>
+          <w:tcPr>
+            <w:tcW w:type="dxa" w:w="2664"/>
+            <w:tcBorders>
+              <w:start w:sz="4.0" w:val="single" w:color="#000000"/>
+              <w:top w:sz="4.0" w:val="single" w:color="#000000"/>
+              <w:end w:sz="4.0" w:val="single" w:color="#000000"/>
+              <w:bottom w:sz="3.199999999999818" w:val="single" w:color="#000000"/>
+            </w:tcBorders>
+            <w:tcMar>
+              <w:start w:w="0" w:type="dxa"/>
+              <w:end w:w="0" w:type="dxa"/>
+            </w:tcMar>
+          </w:tcPr>
+          <w:p/>
+        </w:tc>
+      </w:tr>
+      <w:tr>
+        <w:trPr>
+          <w:trHeight w:hRule="exact" w:val="254"/>
+        </w:trPr>
+        <w:tc>
+          <w:tcPr>
+            <w:tcW w:type="dxa" w:w="704"/>
+            <w:tcBorders>
+              <w:start w:sz="3.1999999999999886" w:val="single" w:color="#000000"/>
+              <w:top w:sz="3.199999999999818" w:val="single" w:color="#000000"/>
+              <w:end w:sz="4.0" w:val="single" w:color="#000000"/>
+              <w:bottom w:sz="4.0" w:val="single" w:color="#000000"/>
+            </w:tcBorders>
+            <w:tcMar>
+              <w:start w:w="0" w:type="dxa"/>
+              <w:end w:w="0" w:type="dxa"/>
+            </w:tcMar>
+          </w:tcPr>
+          <w:p>
+            <w:pPr>
+              <w:autoSpaceDN w:val="0"/>
+              <w:autoSpaceDE w:val="0"/>
+              <w:widowControl/>
+              <w:spacing w:line="194" w:lineRule="auto" w:before="44" w:after="0"/>
+              <w:ind w:left="0" w:right="0" w:firstLine="0"/>
+              <w:jc w:val="center"/>
+            </w:pPr>
+            <w:r>
+              <w:rPr>
+                <w:rFonts w:ascii="Calibri" w:hAnsi="Calibri" w:eastAsia="Calibri"/>
+                <w:b/>
+                <w:i w:val="0"/>
+                <w:color w:val="000000"/>
+                <w:sz w:val="20"/>
+              </w:rPr>
+              <w:t xml:space="preserve">26 </w:t>
+            </w:r>
+          </w:p>
+        </w:tc>
+        <w:tc>
+          <w:tcPr>
+            <w:tcW w:type="dxa" w:w="994"/>
+            <w:tcBorders>
+              <w:start w:sz="4.0" w:val="single" w:color="#000000"/>
+              <w:top w:sz="3.199999999999818" w:val="single" w:color="#000000"/>
+              <w:end w:sz="4.0" w:val="single" w:color="#000000"/>
+              <w:bottom w:sz="4.0" w:val="single" w:color="#000000"/>
+            </w:tcBorders>
+            <w:tcMar>
+              <w:start w:w="0" w:type="dxa"/>
+              <w:end w:w="0" w:type="dxa"/>
+            </w:tcMar>
+          </w:tcPr>
+          <w:p/>
+        </w:tc>
+        <w:tc>
+          <w:tcPr>
+            <w:tcW w:type="dxa" w:w="4408"/>
+            <w:tcBorders>
+              <w:start w:sz="4.0" w:val="single" w:color="#000000"/>
+              <w:top w:sz="3.199999999999818" w:val="single" w:color="#000000"/>
+              <w:end w:sz="4.0" w:val="single" w:color="#000000"/>
+              <w:bottom w:sz="4.0" w:val="single" w:color="#000000"/>
+            </w:tcBorders>
+            <w:tcMar>
+              <w:start w:w="0" w:type="dxa"/>
+              <w:end w:w="0" w:type="dxa"/>
+            </w:tcMar>
+          </w:tcPr>
+          <w:p/>
+        </w:tc>
+        <w:tc>
+          <w:tcPr>
+            <w:tcW w:type="dxa" w:w="836"/>
+            <w:tcBorders>
+              <w:start w:sz="4.0" w:val="single" w:color="#000000"/>
+              <w:top w:sz="3.199999999999818" w:val="single" w:color="#000000"/>
+              <w:end w:sz="3.200000000000273" w:val="single" w:color="#000000"/>
+              <w:bottom w:sz="4.0" w:val="single" w:color="#000000"/>
+            </w:tcBorders>
+            <w:tcMar>
+              <w:start w:w="0" w:type="dxa"/>
+              <w:end w:w="0" w:type="dxa"/>
+            </w:tcMar>
+          </w:tcPr>
+          <w:p/>
+        </w:tc>
+        <w:tc>
+          <w:tcPr>
+            <w:tcW w:type="dxa" w:w="880"/>
+            <w:tcBorders>
+              <w:start w:sz="3.200000000000273" w:val="single" w:color="#000000"/>
+              <w:top w:sz="3.199999999999818" w:val="single" w:color="#000000"/>
+              <w:end w:sz="4.0" w:val="single" w:color="#000000"/>
+              <w:bottom w:sz="4.0" w:val="single" w:color="#000000"/>
+            </w:tcBorders>
+            <w:tcMar>
+              <w:start w:w="0" w:type="dxa"/>
+              <w:end w:w="0" w:type="dxa"/>
+            </w:tcMar>
+          </w:tcPr>
+          <w:p/>
+        </w:tc>
+        <w:tc>
+          <w:tcPr>
+            <w:tcW w:type="dxa" w:w="2664"/>
+            <w:tcBorders>
+              <w:start w:sz="4.0" w:val="single" w:color="#000000"/>
+              <w:top w:sz="3.199999999999818" w:val="single" w:color="#000000"/>
+              <w:end w:sz="4.0" w:val="single" w:color="#000000"/>
+              <w:bottom w:sz="4.0" w:val="single" w:color="#000000"/>
+            </w:tcBorders>
+            <w:tcMar>
+              <w:start w:w="0" w:type="dxa"/>
+              <w:end w:w="0" w:type="dxa"/>
+            </w:tcMar>
+          </w:tcPr>
+          <w:p/>
+        </w:tc>
+      </w:tr>
+      <w:tr>
+        <w:trPr>
+          <w:trHeight w:hRule="exact" w:val="254"/>
+        </w:trPr>
+        <w:tc>
+          <w:tcPr>
+            <w:tcW w:type="dxa" w:w="704"/>
+            <w:tcBorders>
+              <w:start w:sz="3.1999999999999886" w:val="single" w:color="#000000"/>
+              <w:top w:sz="4.0" w:val="single" w:color="#000000"/>
+              <w:end w:sz="4.0" w:val="single" w:color="#000000"/>
+              <w:bottom w:sz="4.0" w:val="single" w:color="#000000"/>
+            </w:tcBorders>
+            <w:tcMar>
+              <w:start w:w="0" w:type="dxa"/>
+              <w:end w:w="0" w:type="dxa"/>
+            </w:tcMar>
+          </w:tcPr>
+          <w:p>
+            <w:pPr>
+              <w:autoSpaceDN w:val="0"/>
+              <w:autoSpaceDE w:val="0"/>
+              <w:widowControl/>
+              <w:spacing w:line="194" w:lineRule="auto" w:before="42" w:after="0"/>
+              <w:ind w:left="0" w:right="0" w:firstLine="0"/>
+              <w:jc w:val="center"/>
+            </w:pPr>
+            <w:r>
+              <w:rPr>
+                <w:rFonts w:ascii="Calibri" w:hAnsi="Calibri" w:eastAsia="Calibri"/>
+                <w:b/>
+                <w:i w:val="0"/>
+                <w:color w:val="000000"/>
+                <w:sz w:val="20"/>
+              </w:rPr>
+              <w:t xml:space="preserve">27 </w:t>
+            </w:r>
+          </w:p>
+        </w:tc>
+        <w:tc>
+          <w:tcPr>
+            <w:tcW w:type="dxa" w:w="994"/>
+            <w:tcBorders>
+              <w:start w:sz="4.0" w:val="single" w:color="#000000"/>
+              <w:top w:sz="4.0" w:val="single" w:color="#000000"/>
+              <w:end w:sz="4.0" w:val="single" w:color="#000000"/>
+              <w:bottom w:sz="4.0" w:val="single" w:color="#000000"/>
+            </w:tcBorders>
+            <w:tcMar>
+              <w:start w:w="0" w:type="dxa"/>
+              <w:end w:w="0" w:type="dxa"/>
+            </w:tcMar>
+          </w:tcPr>
+          <w:p/>
+        </w:tc>
+        <w:tc>
+          <w:tcPr>
+            <w:tcW w:type="dxa" w:w="4408"/>
+            <w:tcBorders>
+              <w:start w:sz="4.0" w:val="single" w:color="#000000"/>
+              <w:top w:sz="4.0" w:val="single" w:color="#000000"/>
+              <w:end w:sz="4.0" w:val="single" w:color="#000000"/>
+              <w:bottom w:sz="4.0" w:val="single" w:color="#000000"/>
+            </w:tcBorders>
+            <w:tcMar>
+              <w:start w:w="0" w:type="dxa"/>
+              <w:end w:w="0" w:type="dxa"/>
+            </w:tcMar>
+          </w:tcPr>
+          <w:p/>
+        </w:tc>
+        <w:tc>
+          <w:tcPr>
+            <w:tcW w:type="dxa" w:w="836"/>
+            <w:tcBorders>
+              <w:start w:sz="4.0" w:val="single" w:color="#000000"/>
+              <w:top w:sz="4.0" w:val="single" w:color="#000000"/>
+              <w:end w:sz="3.200000000000273" w:val="single" w:color="#000000"/>
+              <w:bottom w:sz="4.0" w:val="single" w:color="#000000"/>
+            </w:tcBorders>
+            <w:tcMar>
+              <w:start w:w="0" w:type="dxa"/>
+              <w:end w:w="0" w:type="dxa"/>
+            </w:tcMar>
+          </w:tcPr>
+          <w:p/>
+        </w:tc>
+        <w:tc>
+          <w:tcPr>
+            <w:tcW w:type="dxa" w:w="880"/>
+            <w:tcBorders>
+              <w:start w:sz="3.200000000000273" w:val="single" w:color="#000000"/>
+              <w:top w:sz="4.0" w:val="single" w:color="#000000"/>
+              <w:end w:sz="4.0" w:val="single" w:color="#000000"/>
+              <w:bottom w:sz="4.0" w:val="single" w:color="#000000"/>
+            </w:tcBorders>
+            <w:tcMar>
+              <w:start w:w="0" w:type="dxa"/>
+              <w:end w:w="0" w:type="dxa"/>
+            </w:tcMar>
+          </w:tcPr>
+          <w:p/>
+        </w:tc>
+        <w:tc>
+          <w:tcPr>
+            <w:tcW w:type="dxa" w:w="2664"/>
+            <w:tcBorders>
+              <w:start w:sz="4.0" w:val="single" w:color="#000000"/>
+              <w:top w:sz="4.0" w:val="single" w:color="#000000"/>
+              <w:end w:sz="4.0" w:val="single" w:color="#000000"/>
+              <w:bottom w:sz="4.0" w:val="single" w:color="#000000"/>
+            </w:tcBorders>
+            <w:tcMar>
+              <w:start w:w="0" w:type="dxa"/>
+              <w:end w:w="0" w:type="dxa"/>
+            </w:tcMar>
+          </w:tcPr>
+          <w:p/>
+        </w:tc>
+      </w:tr>
+      <w:tr>
+        <w:trPr>
+          <w:trHeight w:hRule="exact" w:val="256"/>
+        </w:trPr>
+        <w:tc>
+          <w:tcPr>
+            <w:tcW w:type="dxa" w:w="704"/>
+            <w:tcBorders>
+              <w:start w:sz="3.1999999999999886" w:val="single" w:color="#000000"/>
+              <w:top w:sz="4.0" w:val="single" w:color="#000000"/>
+              <w:end w:sz="4.0" w:val="single" w:color="#000000"/>
+              <w:bottom w:sz="4.0" w:val="single" w:color="#000000"/>
+            </w:tcBorders>
+            <w:tcMar>
+              <w:start w:w="0" w:type="dxa"/>
+              <w:end w:w="0" w:type="dxa"/>
+            </w:tcMar>
+          </w:tcPr>
+          <w:p>
+            <w:pPr>
+              <w:autoSpaceDN w:val="0"/>
+              <w:autoSpaceDE w:val="0"/>
+              <w:widowControl/>
+              <w:spacing w:line="197" w:lineRule="auto" w:before="42" w:after="0"/>
+              <w:ind w:left="0" w:right="0" w:firstLine="0"/>
+              <w:jc w:val="center"/>
+            </w:pPr>
+            <w:r>
+              <w:rPr>
+                <w:rFonts w:ascii="Calibri" w:hAnsi="Calibri" w:eastAsia="Calibri"/>
+                <w:b/>
+                <w:i w:val="0"/>
+                <w:color w:val="000000"/>
+                <w:sz w:val="20"/>
+              </w:rPr>
+              <w:t xml:space="preserve">28 </w:t>
+            </w:r>
+          </w:p>
+        </w:tc>
+        <w:tc>
+          <w:tcPr>
+            <w:tcW w:type="dxa" w:w="994"/>
+            <w:tcBorders>
+              <w:start w:sz="4.0" w:val="single" w:color="#000000"/>
+              <w:top w:sz="4.0" w:val="single" w:color="#000000"/>
+              <w:end w:sz="4.0" w:val="single" w:color="#000000"/>
+              <w:bottom w:sz="4.0" w:val="single" w:color="#000000"/>
+            </w:tcBorders>
+            <w:tcMar>
+              <w:start w:w="0" w:type="dxa"/>
+              <w:end w:w="0" w:type="dxa"/>
+            </w:tcMar>
+          </w:tcPr>
+          <w:p/>
+        </w:tc>
+        <w:tc>
+          <w:tcPr>
+            <w:tcW w:type="dxa" w:w="4408"/>
+            <w:tcBorders>
+              <w:start w:sz="4.0" w:val="single" w:color="#000000"/>
+              <w:top w:sz="4.0" w:val="single" w:color="#000000"/>
+              <w:end w:sz="4.0" w:val="single" w:color="#000000"/>
+              <w:bottom w:sz="4.0" w:val="single" w:color="#000000"/>
+            </w:tcBorders>
+            <w:tcMar>
+              <w:start w:w="0" w:type="dxa"/>
+              <w:end w:w="0" w:type="dxa"/>
+            </w:tcMar>
+          </w:tcPr>
+          <w:p/>
+        </w:tc>
+        <w:tc>
+          <w:tcPr>
+            <w:tcW w:type="dxa" w:w="836"/>
+            <w:tcBorders>
+              <w:start w:sz="4.0" w:val="single" w:color="#000000"/>
+              <w:top w:sz="4.0" w:val="single" w:color="#000000"/>
+              <w:end w:sz="3.200000000000273" w:val="single" w:color="#000000"/>
+              <w:bottom w:sz="4.0" w:val="single" w:color="#000000"/>
+            </w:tcBorders>
+            <w:tcMar>
+              <w:start w:w="0" w:type="dxa"/>
+              <w:end w:w="0" w:type="dxa"/>
+            </w:tcMar>
+          </w:tcPr>
+          <w:p/>
+        </w:tc>
+        <w:tc>
+          <w:tcPr>
+            <w:tcW w:type="dxa" w:w="880"/>
+            <w:tcBorders>
+              <w:start w:sz="3.200000000000273" w:val="single" w:color="#000000"/>
+              <w:top w:sz="4.0" w:val="single" w:color="#000000"/>
+              <w:end w:sz="4.0" w:val="single" w:color="#000000"/>
+              <w:bottom w:sz="4.0" w:val="single" w:color="#000000"/>
+            </w:tcBorders>
+            <w:tcMar>
+              <w:start w:w="0" w:type="dxa"/>
+              <w:end w:w="0" w:type="dxa"/>
+            </w:tcMar>
+          </w:tcPr>
+          <w:p/>
+        </w:tc>
+        <w:tc>
+          <w:tcPr>
+            <w:tcW w:type="dxa" w:w="2664"/>
+            <w:tcBorders>
+              <w:start w:sz="4.0" w:val="single" w:color="#000000"/>
+              <w:top w:sz="4.0" w:val="single" w:color="#000000"/>
+              <w:end w:sz="4.0" w:val="single" w:color="#000000"/>
+              <w:bottom w:sz="4.0" w:val="single" w:color="#000000"/>
+            </w:tcBorders>
+            <w:tcMar>
+              <w:start w:w="0" w:type="dxa"/>
+              <w:end w:w="0" w:type="dxa"/>
+            </w:tcMar>
+          </w:tcPr>
+          <w:p/>
+        </w:tc>
+      </w:tr>
+      <w:tr>
+        <w:trPr>
+          <w:trHeight w:hRule="exact" w:val="252"/>
+        </w:trPr>
+        <w:tc>
+          <w:tcPr>
+            <w:tcW w:type="dxa" w:w="704"/>
+            <w:tcBorders>
+              <w:start w:sz="3.1999999999999886" w:val="single" w:color="#000000"/>
+              <w:top w:sz="4.0" w:val="single" w:color="#000000"/>
+              <w:end w:sz="4.0" w:val="single" w:color="#000000"/>
+              <w:bottom w:sz="4.0" w:val="single" w:color="#000000"/>
+            </w:tcBorders>
+            <w:tcMar>
+              <w:start w:w="0" w:type="dxa"/>
+              <w:end w:w="0" w:type="dxa"/>
+            </w:tcMar>
+          </w:tcPr>
+          <w:p>
+            <w:pPr>
+              <w:autoSpaceDN w:val="0"/>
+              <w:autoSpaceDE w:val="0"/>
+              <w:widowControl/>
+              <w:spacing w:line="197" w:lineRule="auto" w:before="42" w:after="0"/>
+              <w:ind w:left="0" w:right="0" w:firstLine="0"/>
+              <w:jc w:val="center"/>
+            </w:pPr>
+            <w:r>
+              <w:rPr>
+                <w:rFonts w:ascii="Calibri" w:hAnsi="Calibri" w:eastAsia="Calibri"/>
+                <w:b/>
+                <w:i w:val="0"/>
+                <w:color w:val="000000"/>
+                <w:sz w:val="20"/>
+              </w:rPr>
+              <w:t xml:space="preserve">29 </w:t>
+            </w:r>
+          </w:p>
+        </w:tc>
+        <w:tc>
+          <w:tcPr>
+            <w:tcW w:type="dxa" w:w="994"/>
+            <w:tcBorders>
+              <w:start w:sz="4.0" w:val="single" w:color="#000000"/>
+              <w:top w:sz="4.0" w:val="single" w:color="#000000"/>
+              <w:end w:sz="4.0" w:val="single" w:color="#000000"/>
+              <w:bottom w:sz="4.0" w:val="single" w:color="#000000"/>
+            </w:tcBorders>
+            <w:tcMar>
+              <w:start w:w="0" w:type="dxa"/>
+              <w:end w:w="0" w:type="dxa"/>
+            </w:tcMar>
+          </w:tcPr>
+          <w:p/>
+        </w:tc>
+        <w:tc>
+          <w:tcPr>
+            <w:tcW w:type="dxa" w:w="4408"/>
+            <w:tcBorders>
+              <w:start w:sz="4.0" w:val="single" w:color="#000000"/>
+              <w:top w:sz="4.0" w:val="single" w:color="#000000"/>
+              <w:end w:sz="4.0" w:val="single" w:color="#000000"/>
+              <w:bottom w:sz="4.0" w:val="single" w:color="#000000"/>
+            </w:tcBorders>
+            <w:tcMar>
+              <w:start w:w="0" w:type="dxa"/>
+              <w:end w:w="0" w:type="dxa"/>
+            </w:tcMar>
+          </w:tcPr>
+          <w:p/>
+        </w:tc>
+        <w:tc>
+          <w:tcPr>
+            <w:tcW w:type="dxa" w:w="836"/>
+            <w:tcBorders>
+              <w:start w:sz="4.0" w:val="single" w:color="#000000"/>
+              <w:top w:sz="4.0" w:val="single" w:color="#000000"/>
+              <w:end w:sz="3.200000000000273" w:val="single" w:color="#000000"/>
+              <w:bottom w:sz="4.0" w:val="single" w:color="#000000"/>
+            </w:tcBorders>
+            <w:tcMar>
+              <w:start w:w="0" w:type="dxa"/>
+              <w:end w:w="0" w:type="dxa"/>
+            </w:tcMar>
+          </w:tcPr>
+          <w:p/>
+        </w:tc>
+        <w:tc>
+          <w:tcPr>
+            <w:tcW w:type="dxa" w:w="880"/>
+            <w:tcBorders>
+              <w:start w:sz="3.200000000000273" w:val="single" w:color="#000000"/>
+              <w:top w:sz="4.0" w:val="single" w:color="#000000"/>
+              <w:end w:sz="4.0" w:val="single" w:color="#000000"/>
+              <w:bottom w:sz="4.0" w:val="single" w:color="#000000"/>
+            </w:tcBorders>
+            <w:tcMar>
+              <w:start w:w="0" w:type="dxa"/>
+              <w:end w:w="0" w:type="dxa"/>
+            </w:tcMar>
+          </w:tcPr>
+          <w:p/>
+        </w:tc>
+        <w:tc>
+          <w:tcPr>
+            <w:tcW w:type="dxa" w:w="2664"/>
+            <w:tcBorders>
+              <w:start w:sz="4.0" w:val="single" w:color="#000000"/>
+              <w:top w:sz="4.0" w:val="single" w:color="#000000"/>
+              <w:end w:sz="4.0" w:val="single" w:color="#000000"/>
+              <w:bottom w:sz="4.0" w:val="single" w:color="#000000"/>
+            </w:tcBorders>
+            <w:tcMar>
+              <w:start w:w="0" w:type="dxa"/>
+              <w:end w:w="0" w:type="dxa"/>
+            </w:tcMar>
+          </w:tcPr>
+          <w:p/>
+        </w:tc>
+      </w:tr>
+      <w:tr>
+        <w:trPr>
+          <w:trHeight w:hRule="exact" w:val="258"/>
+        </w:trPr>
+        <w:tc>
+          <w:tcPr>
+            <w:tcW w:type="dxa" w:w="704"/>
+            <w:tcBorders>
+              <w:start w:sz="3.1999999999999886" w:val="single" w:color="#000000"/>
+              <w:top w:sz="4.0" w:val="single" w:color="#000000"/>
+              <w:end w:sz="4.0" w:val="single" w:color="#000000"/>
+              <w:bottom w:sz="4.0" w:val="single" w:color="#000000"/>
+            </w:tcBorders>
+            <w:tcMar>
+              <w:start w:w="0" w:type="dxa"/>
+              <w:end w:w="0" w:type="dxa"/>
+            </w:tcMar>
+          </w:tcPr>
+          <w:p>
+            <w:pPr>
+              <w:autoSpaceDN w:val="0"/>
+              <w:autoSpaceDE w:val="0"/>
+              <w:widowControl/>
+              <w:spacing w:line="194" w:lineRule="auto" w:before="44" w:after="0"/>
+              <w:ind w:left="0" w:right="0" w:firstLine="0"/>
+              <w:jc w:val="center"/>
+            </w:pPr>
+            <w:r>
+              <w:rPr>
+                <w:rFonts w:ascii="Calibri" w:hAnsi="Calibri" w:eastAsia="Calibri"/>
+                <w:b/>
+                <w:i w:val="0"/>
+                <w:color w:val="000000"/>
+                <w:sz w:val="20"/>
+              </w:rPr>
+              <w:t xml:space="preserve">30 </w:t>
+            </w:r>
+          </w:p>
+        </w:tc>
+        <w:tc>
+          <w:tcPr>
+            <w:tcW w:type="dxa" w:w="994"/>
+            <w:tcBorders>
+              <w:start w:sz="4.0" w:val="single" w:color="#000000"/>
+              <w:top w:sz="4.0" w:val="single" w:color="#000000"/>
+              <w:end w:sz="4.0" w:val="single" w:color="#000000"/>
+              <w:bottom w:sz="4.0" w:val="single" w:color="#000000"/>
+            </w:tcBorders>
+            <w:tcMar>
+              <w:start w:w="0" w:type="dxa"/>
+              <w:end w:w="0" w:type="dxa"/>
+            </w:tcMar>
+          </w:tcPr>
+          <w:p/>
+        </w:tc>
+        <w:tc>
+          <w:tcPr>
+            <w:tcW w:type="dxa" w:w="4408"/>
+            <w:tcBorders>
+              <w:start w:sz="4.0" w:val="single" w:color="#000000"/>
+              <w:top w:sz="4.0" w:val="single" w:color="#000000"/>
+              <w:end w:sz="4.0" w:val="single" w:color="#000000"/>
+              <w:bottom w:sz="4.0" w:val="single" w:color="#000000"/>
+            </w:tcBorders>
+            <w:tcMar>
+              <w:start w:w="0" w:type="dxa"/>
+              <w:end w:w="0" w:type="dxa"/>
+            </w:tcMar>
+          </w:tcPr>
+          <w:p/>
+        </w:tc>
+        <w:tc>
+          <w:tcPr>
+            <w:tcW w:type="dxa" w:w="836"/>
+            <w:tcBorders>
+              <w:start w:sz="4.0" w:val="single" w:color="#000000"/>
+              <w:top w:sz="4.0" w:val="single" w:color="#000000"/>
+              <w:end w:sz="3.200000000000273" w:val="single" w:color="#000000"/>
+              <w:bottom w:sz="4.0" w:val="single" w:color="#000000"/>
+            </w:tcBorders>
+            <w:tcMar>
+              <w:start w:w="0" w:type="dxa"/>
+              <w:end w:w="0" w:type="dxa"/>
+            </w:tcMar>
+          </w:tcPr>
+          <w:p/>
+        </w:tc>
+        <w:tc>
+          <w:tcPr>
+            <w:tcW w:type="dxa" w:w="880"/>
+            <w:tcBorders>
+              <w:start w:sz="3.200000000000273" w:val="single" w:color="#000000"/>
+              <w:top w:sz="4.0" w:val="single" w:color="#000000"/>
+              <w:end w:sz="4.0" w:val="single" w:color="#000000"/>
+              <w:bottom w:sz="4.0" w:val="single" w:color="#000000"/>
+            </w:tcBorders>
+            <w:tcMar>
+              <w:start w:w="0" w:type="dxa"/>
+              <w:end w:w="0" w:type="dxa"/>
+            </w:tcMar>
+          </w:tcPr>
+          <w:p/>
+        </w:tc>
+        <w:tc>
+          <w:tcPr>
+            <w:tcW w:type="dxa" w:w="2664"/>
+            <w:tcBorders>
+              <w:start w:sz="4.0" w:val="single" w:color="#000000"/>
+              <w:top w:sz="4.0" w:val="single" w:color="#000000"/>
+              <w:end w:sz="4.0" w:val="single" w:color="#000000"/>
+              <w:bottom w:sz="4.0" w:val="single" w:color="#000000"/>
+            </w:tcBorders>
+            <w:tcMar>
+              <w:start w:w="0" w:type="dxa"/>
+              <w:end w:w="0" w:type="dxa"/>
+            </w:tcMar>
+          </w:tcPr>
+          <w:p/>
+        </w:tc>
+      </w:tr>
+      <w:tr>
+        <w:trPr>
+          <w:trHeight w:hRule="exact" w:val="252"/>
+        </w:trPr>
+        <w:tc>
+          <w:tcPr>
+            <w:tcW w:type="dxa" w:w="704"/>
+            <w:tcBorders>
+              <w:start w:sz="3.1999999999999886" w:val="single" w:color="#000000"/>
+              <w:top w:sz="4.0" w:val="single" w:color="#000000"/>
+              <w:end w:sz="4.0" w:val="single" w:color="#000000"/>
+              <w:bottom w:sz="4.0" w:val="single" w:color="#000000"/>
+            </w:tcBorders>
+            <w:tcMar>
+              <w:start w:w="0" w:type="dxa"/>
+              <w:end w:w="0" w:type="dxa"/>
+            </w:tcMar>
+          </w:tcPr>
+          <w:p>
+            <w:pPr>
+              <w:autoSpaceDN w:val="0"/>
+              <w:autoSpaceDE w:val="0"/>
+              <w:widowControl/>
+              <w:spacing w:line="197" w:lineRule="auto" w:before="40" w:after="0"/>
+              <w:ind w:left="0" w:right="0" w:firstLine="0"/>
+              <w:jc w:val="center"/>
+            </w:pPr>
+            <w:r>
+              <w:rPr>
+                <w:rFonts w:ascii="Calibri" w:hAnsi="Calibri" w:eastAsia="Calibri"/>
+                <w:b/>
+                <w:i w:val="0"/>
+                <w:color w:val="000000"/>
+                <w:sz w:val="20"/>
+              </w:rPr>
+              <w:t xml:space="preserve">31 </w:t>
+            </w:r>
+          </w:p>
+        </w:tc>
+        <w:tc>
+          <w:tcPr>
+            <w:tcW w:type="dxa" w:w="994"/>
+            <w:tcBorders>
+              <w:start w:sz="4.0" w:val="single" w:color="#000000"/>
+              <w:top w:sz="4.0" w:val="single" w:color="#000000"/>
+              <w:end w:sz="4.0" w:val="single" w:color="#000000"/>
+              <w:bottom w:sz="4.0" w:val="single" w:color="#000000"/>
+            </w:tcBorders>
+            <w:tcMar>
+              <w:start w:w="0" w:type="dxa"/>
+              <w:end w:w="0" w:type="dxa"/>
+            </w:tcMar>
+          </w:tcPr>
+          <w:p/>
+        </w:tc>
+        <w:tc>
+          <w:tcPr>
+            <w:tcW w:type="dxa" w:w="4408"/>
+            <w:tcBorders>
+              <w:start w:sz="4.0" w:val="single" w:color="#000000"/>
+              <w:top w:sz="4.0" w:val="single" w:color="#000000"/>
+              <w:end w:sz="4.0" w:val="single" w:color="#000000"/>
+              <w:bottom w:sz="4.0" w:val="single" w:color="#000000"/>
+            </w:tcBorders>
+            <w:tcMar>
+              <w:start w:w="0" w:type="dxa"/>
+              <w:end w:w="0" w:type="dxa"/>
+            </w:tcMar>
+          </w:tcPr>
+          <w:p/>
+        </w:tc>
+        <w:tc>
+          <w:tcPr>
+            <w:tcW w:type="dxa" w:w="836"/>
+            <w:tcBorders>
+              <w:start w:sz="4.0" w:val="single" w:color="#000000"/>
+              <w:top w:sz="4.0" w:val="single" w:color="#000000"/>
+              <w:end w:sz="3.200000000000273" w:val="single" w:color="#000000"/>
+              <w:bottom w:sz="4.0" w:val="single" w:color="#000000"/>
+            </w:tcBorders>
+            <w:tcMar>
+              <w:start w:w="0" w:type="dxa"/>
+              <w:end w:w="0" w:type="dxa"/>
+            </w:tcMar>
+          </w:tcPr>
+          <w:p/>
+        </w:tc>
+        <w:tc>
+          <w:tcPr>
+            <w:tcW w:type="dxa" w:w="880"/>
+            <w:tcBorders>
+              <w:start w:sz="3.200000000000273" w:val="single" w:color="#000000"/>
+              <w:top w:sz="4.0" w:val="single" w:color="#000000"/>
+              <w:end w:sz="4.0" w:val="single" w:color="#000000"/>
+              <w:bottom w:sz="4.0" w:val="single" w:color="#000000"/>
+            </w:tcBorders>
+            <w:tcMar>
+              <w:start w:w="0" w:type="dxa"/>
+              <w:end w:w="0" w:type="dxa"/>
+            </w:tcMar>
+          </w:tcPr>
+          <w:p/>
+        </w:tc>
+        <w:tc>
+          <w:tcPr>
+            <w:tcW w:type="dxa" w:w="2664"/>
+            <w:tcBorders>
+              <w:start w:sz="4.0" w:val="single" w:color="#000000"/>
+              <w:top w:sz="4.0" w:val="single" w:color="#000000"/>
+              <w:end w:sz="4.0" w:val="single" w:color="#000000"/>
+              <w:bottom w:sz="4.0" w:val="single" w:color="#000000"/>
+            </w:tcBorders>
+            <w:tcMar>
+              <w:start w:w="0" w:type="dxa"/>
+              <w:end w:w="0" w:type="dxa"/>
+            </w:tcMar>
+          </w:tcPr>
+          <w:p/>
+        </w:tc>
+      </w:tr>
+    </w:tbl>
+    <w:p>
+      <w:pPr>
+        <w:autoSpaceDN w:val="0"/>
+        <w:autoSpaceDE w:val="0"/>
+        <w:widowControl/>
+        <w:spacing w:line="244" w:lineRule="exact" w:before="0" w:after="0"/>
+        <w:ind w:left="0" w:right="0"/>
+      </w:pPr>
+    </w:p>
+    <w:tbl>
+      <w:tblPr>
+        <w:tblW w:type="auto" w:w="0"/>
+        <w:tblLayout w:type="fixed"/>
+        <w:tblLook w:firstColumn="1" w:firstRow="1" w:lastColumn="0" w:lastRow="0" w:noHBand="0" w:noVBand="1" w:val="04A0"/>
+        <w:tblInd w:w="816.0" w:type="dxa"/>
+      </w:tblPr>
+      <w:tblGrid>
+        <w:gridCol w:w="2256"/>
+        <w:gridCol w:w="2256"/>
+        <w:gridCol w:w="2256"/>
+        <w:gridCol w:w="2256"/>
+      </w:tblGrid>
+      <w:tr>
+        <w:trPr>
+          <w:trHeight w:hRule="exact" w:val="278"/>
+        </w:trPr>
+        <w:tc>
+          <w:tcPr>
+            <w:tcW w:type="dxa" w:w="2586"/>
+            <w:tcBorders>
+              <w:start w:sz="3.1999999999999886" w:val="single" w:color="#000000"/>
+              <w:top w:sz="4.0" w:val="single" w:color="#000000"/>
+              <w:end w:sz="4.0" w:val="single" w:color="#000000"/>
+              <w:bottom w:sz="4.0" w:val="single" w:color="#000000"/>
+            </w:tcBorders>
+            <w:shd w:fill="f1f2f1"/>
+            <w:tcMar>
+              <w:start w:w="0" w:type="dxa"/>
+              <w:end w:w="0" w:type="dxa"/>
+            </w:tcMar>
+          </w:tcPr>
+          <w:p>
+            <w:pPr>
+              <w:autoSpaceDN w:val="0"/>
+              <w:autoSpaceDE w:val="0"/>
+              <w:widowControl/>
+              <w:spacing w:line="197" w:lineRule="auto" w:before="54" w:after="0"/>
+              <w:ind w:left="104" w:right="0" w:firstLine="0"/>
+              <w:jc w:val="left"/>
+            </w:pPr>
+            <w:r>
+              <w:rPr>
+                <w:rFonts w:ascii="Calibri" w:hAnsi="Calibri" w:eastAsia="Calibri"/>
+                <w:b/>
+                <w:i w:val="0"/>
+                <w:color w:val="000000"/>
+                <w:sz w:val="20"/>
+              </w:rPr>
+              <w:t xml:space="preserve">Prepared by </w:t>
+            </w:r>
+          </w:p>
+        </w:tc>
+        <w:tc>
+          <w:tcPr>
+            <w:tcW w:type="dxa" w:w="2586"/>
+            <w:tcBorders>
+              <w:start w:sz="4.0" w:val="single" w:color="#000000"/>
+              <w:top w:sz="4.0" w:val="single" w:color="#000000"/>
+              <w:end w:sz="4.0" w:val="single" w:color="#000000"/>
+              <w:bottom w:sz="4.0" w:val="single" w:color="#000000"/>
+            </w:tcBorders>
+            <w:tcMar>
+              <w:start w:w="0" w:type="dxa"/>
+              <w:end w:w="0" w:type="dxa"/>
+            </w:tcMar>
+          </w:tcPr>
+          <w:p/>
+        </w:tc>
+        <w:tc>
+          <w:tcPr>
+            <w:tcW w:type="dxa" w:w="2584"/>
+            <w:tcBorders>
+              <w:start w:sz="4.0" w:val="single" w:color="#000000"/>
+              <w:top w:sz="4.0" w:val="single" w:color="#000000"/>
+              <w:end w:sz="3.200000000000273" w:val="single" w:color="#000000"/>
+              <w:bottom w:sz="4.0" w:val="single" w:color="#000000"/>
+            </w:tcBorders>
+            <w:shd w:fill="f1f2f1"/>
+            <w:tcMar>
+              <w:start w:w="0" w:type="dxa"/>
+              <w:end w:w="0" w:type="dxa"/>
+            </w:tcMar>
+          </w:tcPr>
+          <w:p>
+            <w:pPr>
+              <w:autoSpaceDN w:val="0"/>
+              <w:autoSpaceDE w:val="0"/>
+              <w:widowControl/>
+              <w:spacing w:line="197" w:lineRule="auto" w:before="54" w:after="0"/>
+              <w:ind w:left="102" w:right="0" w:firstLine="0"/>
+              <w:jc w:val="left"/>
+            </w:pPr>
+            <w:r>
+              <w:rPr>
+                <w:rFonts w:ascii="Calibri" w:hAnsi="Calibri" w:eastAsia="Calibri"/>
+                <w:b/>
+                <w:i w:val="0"/>
+                <w:color w:val="000000"/>
+                <w:sz w:val="20"/>
+              </w:rPr>
+              <w:t xml:space="preserve">Signature &amp;Date </w:t>
+            </w:r>
+          </w:p>
+        </w:tc>
+        <w:tc>
+          <w:tcPr>
+            <w:tcW w:type="dxa" w:w="2680"/>
+            <w:tcBorders>
+              <w:start w:sz="3.200000000000273" w:val="single" w:color="#000000"/>
+              <w:top w:sz="4.0" w:val="single" w:color="#000000"/>
+              <w:end w:sz="4.0" w:val="single" w:color="#000000"/>
+              <w:bottom w:sz="4.0" w:val="single" w:color="#000000"/>
+            </w:tcBorders>
+            <w:tcMar>
+              <w:start w:w="0" w:type="dxa"/>
+              <w:end w:w="0" w:type="dxa"/>
+            </w:tcMar>
+          </w:tcPr>
+          <w:p/>
+        </w:tc>
+      </w:tr>
+      <w:tr>
+        <w:trPr>
+          <w:trHeight w:hRule="exact" w:val="284"/>
+        </w:trPr>
+        <w:tc>
+          <w:tcPr>
+            <w:tcW w:type="dxa" w:w="2586"/>
+            <w:tcBorders>
+              <w:start w:sz="3.1999999999999886" w:val="single" w:color="#000000"/>
+              <w:top w:sz="4.0" w:val="single" w:color="#000000"/>
+              <w:end w:sz="4.0" w:val="single" w:color="#000000"/>
+              <w:bottom w:sz="4.0" w:val="single" w:color="#000000"/>
+            </w:tcBorders>
+            <w:shd w:fill="f1f2f1"/>
+            <w:tcMar>
+              <w:start w:w="0" w:type="dxa"/>
+              <w:end w:w="0" w:type="dxa"/>
+            </w:tcMar>
+          </w:tcPr>
+          <w:p>
+            <w:pPr>
+              <w:autoSpaceDN w:val="0"/>
+              <w:autoSpaceDE w:val="0"/>
+              <w:widowControl/>
+              <w:spacing w:line="194" w:lineRule="auto" w:before="58" w:after="0"/>
+              <w:ind w:left="104" w:right="0" w:firstLine="0"/>
+              <w:jc w:val="left"/>
+            </w:pPr>
+            <w:r>
+              <w:rPr>
+                <w:rFonts w:ascii="Calibri" w:hAnsi="Calibri" w:eastAsia="Calibri"/>
+                <w:b/>
+                <w:i w:val="0"/>
+                <w:color w:val="000000"/>
+                <w:sz w:val="20"/>
+              </w:rPr>
+              <w:t xml:space="preserve">Supervisor / Line Manager </w:t>
+            </w:r>
+          </w:p>
+        </w:tc>
+        <w:tc>
+          <w:tcPr>
+            <w:tcW w:type="dxa" w:w="2586"/>
+            <w:tcBorders>
+              <w:start w:sz="4.0" w:val="single" w:color="#000000"/>
+              <w:top w:sz="4.0" w:val="single" w:color="#000000"/>
+              <w:end w:sz="4.0" w:val="single" w:color="#000000"/>
+              <w:bottom w:sz="4.0" w:val="single" w:color="#000000"/>
+            </w:tcBorders>
+            <w:tcMar>
+              <w:start w:w="0" w:type="dxa"/>
+              <w:end w:w="0" w:type="dxa"/>
+            </w:tcMar>
           </w:tcPr>
           <w:p>
             <w:r>
+              <w:t>{{ manager_name }}</w:t>
+            </w:r>
+          </w:p>
+        </w:tc>
+        <w:tc>
+          <w:tcPr>
+            <w:tcW w:type="dxa" w:w="2584"/>
+            <w:tcBorders>
+              <w:start w:sz="4.0" w:val="single" w:color="#000000"/>
+              <w:top w:sz="4.0" w:val="single" w:color="#000000"/>
+              <w:end w:sz="3.200000000000273" w:val="single" w:color="#000000"/>
+              <w:bottom w:sz="4.0" w:val="single" w:color="#000000"/>
+            </w:tcBorders>
+            <w:shd w:fill="f1f2f1"/>
+            <w:tcMar>
+              <w:start w:w="0" w:type="dxa"/>
+              <w:end w:w="0" w:type="dxa"/>
+            </w:tcMar>
+          </w:tcPr>
+          <w:p>
+            <w:pPr>
+              <w:autoSpaceDN w:val="0"/>
+              <w:autoSpaceDE w:val="0"/>
+              <w:widowControl/>
+              <w:spacing w:line="194" w:lineRule="auto" w:before="58" w:after="0"/>
+              <w:ind w:left="102" w:right="0" w:firstLine="0"/>
+              <w:jc w:val="left"/>
+            </w:pPr>
+            <w:r>
               <w:rPr>
+                <w:rFonts w:ascii="Calibri" w:hAnsi="Calibri" w:eastAsia="Calibri"/>
+                <w:b/>
+                <w:i w:val="0"/>
+                <w:color w:val="000000"/>
                 <w:sz w:val="20"/>
               </w:rPr>
-              <w:t>{{ manager_name }}  {{ manager_sig }}</w:t>
+              <w:t xml:space="preserve">Signature &amp;Date </w:t>
+            </w:r>
+          </w:p>
+        </w:tc>
+        <w:tc>
+          <w:tcPr>
+            <w:tcW w:type="dxa" w:w="2680"/>
+            <w:tcBorders>
+              <w:start w:sz="3.200000000000273" w:val="single" w:color="#000000"/>
+              <w:top w:sz="4.0" w:val="single" w:color="#000000"/>
+              <w:end w:sz="4.0" w:val="single" w:color="#000000"/>
+              <w:bottom w:sz="4.0" w:val="single" w:color="#000000"/>
+            </w:tcBorders>
+            <w:tcMar>
+              <w:start w:w="0" w:type="dxa"/>
+              <w:end w:w="0" w:type="dxa"/>
+            </w:tcMar>
+          </w:tcPr>
+          <w:p>
+            <w:r>
+              <w:t>{{ manager_sig }}</w:t>
+            </w:r>
+          </w:p>
+        </w:tc>
+      </w:tr>
+      <w:tr>
+        <w:trPr>
+          <w:trHeight w:hRule="exact" w:val="272"/>
+        </w:trPr>
+        <w:tc>
+          <w:tcPr>
+            <w:tcW w:type="dxa" w:w="2586"/>
+            <w:tcBorders>
+              <w:start w:sz="3.1999999999999886" w:val="single" w:color="#000000"/>
+              <w:top w:sz="4.0" w:val="single" w:color="#000000"/>
+              <w:end w:sz="4.0" w:val="single" w:color="#000000"/>
+              <w:bottom w:sz="4.0" w:val="single" w:color="#000000"/>
+            </w:tcBorders>
+            <w:shd w:fill="f1f2f1"/>
+            <w:tcMar>
+              <w:start w:w="0" w:type="dxa"/>
+              <w:end w:w="0" w:type="dxa"/>
+            </w:tcMar>
+          </w:tcPr>
+          <w:p>
+            <w:pPr>
+              <w:autoSpaceDN w:val="0"/>
+              <w:autoSpaceDE w:val="0"/>
+              <w:widowControl/>
+              <w:spacing w:line="197" w:lineRule="auto" w:before="52" w:after="0"/>
+              <w:ind w:left="104" w:right="0" w:firstLine="0"/>
+              <w:jc w:val="left"/>
+            </w:pPr>
+            <w:r>
+              <w:rPr>
+                <w:rFonts w:ascii="Calibri" w:hAnsi="Calibri" w:eastAsia="Calibri"/>
+                <w:b/>
+                <w:i w:val="0"/>
+                <w:color w:val="000000"/>
+                <w:sz w:val="20"/>
+              </w:rPr>
+              <w:t xml:space="preserve">Department Head </w:t>
+            </w:r>
+          </w:p>
+        </w:tc>
+        <w:tc>
+          <w:tcPr>
+            <w:tcW w:type="dxa" w:w="2586"/>
+            <w:tcBorders>
+              <w:start w:sz="4.0" w:val="single" w:color="#000000"/>
+              <w:top w:sz="4.0" w:val="single" w:color="#000000"/>
+              <w:end w:sz="4.0" w:val="single" w:color="#000000"/>
+              <w:bottom w:sz="4.0" w:val="single" w:color="#000000"/>
+            </w:tcBorders>
+            <w:tcMar>
+              <w:start w:w="0" w:type="dxa"/>
+              <w:end w:w="0" w:type="dxa"/>
+            </w:tcMar>
+          </w:tcPr>
+          <w:p/>
+        </w:tc>
+        <w:tc>
+          <w:tcPr>
+            <w:tcW w:type="dxa" w:w="2584"/>
+            <w:tcBorders>
+              <w:start w:sz="4.0" w:val="single" w:color="#000000"/>
+              <w:top w:sz="4.0" w:val="single" w:color="#000000"/>
+              <w:end w:sz="3.200000000000273" w:val="single" w:color="#000000"/>
+              <w:bottom w:sz="4.0" w:val="single" w:color="#000000"/>
+            </w:tcBorders>
+            <w:shd w:fill="f1f2f1"/>
+            <w:tcMar>
+              <w:start w:w="0" w:type="dxa"/>
+              <w:end w:w="0" w:type="dxa"/>
+            </w:tcMar>
+          </w:tcPr>
+          <w:p>
+            <w:pPr>
+              <w:autoSpaceDN w:val="0"/>
+              <w:autoSpaceDE w:val="0"/>
+              <w:widowControl/>
+              <w:spacing w:line="197" w:lineRule="auto" w:before="52" w:after="0"/>
+              <w:ind w:left="102" w:right="0" w:firstLine="0"/>
+              <w:jc w:val="left"/>
+            </w:pPr>
+            <w:r>
+              <w:rPr>
+                <w:rFonts w:ascii="Calibri" w:hAnsi="Calibri" w:eastAsia="Calibri"/>
+                <w:b/>
+                <w:i w:val="0"/>
+                <w:color w:val="000000"/>
+                <w:sz w:val="20"/>
+              </w:rPr>
+              <w:t xml:space="preserve">Signature &amp;Date </w:t>
+            </w:r>
+          </w:p>
+        </w:tc>
+        <w:tc>
+          <w:tcPr>
+            <w:tcW w:type="dxa" w:w="2680"/>
+            <w:tcBorders>
+              <w:start w:sz="3.200000000000273" w:val="single" w:color="#000000"/>
+              <w:top w:sz="4.0" w:val="single" w:color="#000000"/>
+              <w:end w:sz="4.0" w:val="single" w:color="#000000"/>
+              <w:bottom w:sz="4.0" w:val="single" w:color="#000000"/>
+            </w:tcBorders>
+            <w:tcMar>
+              <w:start w:w="0" w:type="dxa"/>
+              <w:end w:w="0" w:type="dxa"/>
+            </w:tcMar>
+          </w:tcPr>
+          <w:p/>
+        </w:tc>
+      </w:tr>
+      <w:tr>
+        <w:trPr>
+          <w:trHeight w:hRule="exact" w:val="256"/>
+        </w:trPr>
+        <w:tc>
+          <w:tcPr>
+            <w:tcW w:type="dxa" w:w="2586"/>
+            <w:tcBorders>
+              <w:start w:sz="3.1999999999999886" w:val="single" w:color="#000000"/>
+              <w:top w:sz="4.0" w:val="single" w:color="#000000"/>
+              <w:end w:sz="4.0" w:val="single" w:color="#000000"/>
+              <w:bottom w:sz="4.0" w:val="single" w:color="#000000"/>
+            </w:tcBorders>
+            <w:shd w:fill="f1f2f1"/>
+            <w:tcMar>
+              <w:start w:w="0" w:type="dxa"/>
+              <w:end w:w="0" w:type="dxa"/>
+            </w:tcMar>
+          </w:tcPr>
+          <w:p>
+            <w:pPr>
+              <w:autoSpaceDN w:val="0"/>
+              <w:autoSpaceDE w:val="0"/>
+              <w:widowControl/>
+              <w:spacing w:line="194" w:lineRule="auto" w:before="42" w:after="0"/>
+              <w:ind w:left="104" w:right="0" w:firstLine="0"/>
+              <w:jc w:val="left"/>
+            </w:pPr>
+            <w:r>
+              <w:rPr>
+                <w:rFonts w:ascii="Calibri" w:hAnsi="Calibri" w:eastAsia="Calibri"/>
+                <w:b/>
+                <w:i w:val="0"/>
+                <w:color w:val="000000"/>
+                <w:sz w:val="20"/>
+              </w:rPr>
+              <w:t xml:space="preserve">Managing Director </w:t>
+            </w:r>
+          </w:p>
+        </w:tc>
+        <w:tc>
+          <w:tcPr>
+            <w:tcW w:type="dxa" w:w="2586"/>
+            <w:tcBorders>
+              <w:start w:sz="4.0" w:val="single" w:color="#000000"/>
+              <w:top w:sz="4.0" w:val="single" w:color="#000000"/>
+              <w:end w:sz="4.0" w:val="single" w:color="#000000"/>
+              <w:bottom w:sz="4.0" w:val="single" w:color="#000000"/>
+            </w:tcBorders>
+            <w:tcMar>
+              <w:start w:w="0" w:type="dxa"/>
+              <w:end w:w="0" w:type="dxa"/>
+            </w:tcMar>
+          </w:tcPr>
+          <w:p/>
+        </w:tc>
+        <w:tc>
+          <w:tcPr>
+            <w:tcW w:type="dxa" w:w="2584"/>
+            <w:tcBorders>
+              <w:start w:sz="4.0" w:val="single" w:color="#000000"/>
+              <w:top w:sz="4.0" w:val="single" w:color="#000000"/>
+              <w:end w:sz="3.200000000000273" w:val="single" w:color="#000000"/>
+              <w:bottom w:sz="4.0" w:val="single" w:color="#000000"/>
+            </w:tcBorders>
+            <w:shd w:fill="f1f2f1"/>
+            <w:tcMar>
+              <w:start w:w="0" w:type="dxa"/>
+              <w:end w:w="0" w:type="dxa"/>
+            </w:tcMar>
+          </w:tcPr>
+          <w:p>
+            <w:pPr>
+              <w:autoSpaceDN w:val="0"/>
+              <w:autoSpaceDE w:val="0"/>
+              <w:widowControl/>
+              <w:spacing w:line="194" w:lineRule="auto" w:before="42" w:after="0"/>
+              <w:ind w:left="102" w:right="0" w:firstLine="0"/>
+              <w:jc w:val="left"/>
+            </w:pPr>
+            <w:r>
+              <w:rPr>
+                <w:rFonts w:ascii="Calibri" w:hAnsi="Calibri" w:eastAsia="Calibri"/>
+                <w:b/>
+                <w:i w:val="0"/>
+                <w:color w:val="000000"/>
+                <w:sz w:val="20"/>
+              </w:rPr>
+              <w:t xml:space="preserve">Signature &amp;Date </w:t>
+            </w:r>
+          </w:p>
+        </w:tc>
+        <w:tc>
+          <w:tcPr>
+            <w:tcW w:type="dxa" w:w="2680"/>
+            <w:tcBorders>
+              <w:start w:sz="3.200000000000273" w:val="single" w:color="#000000"/>
+              <w:top w:sz="4.0" w:val="single" w:color="#000000"/>
+              <w:end w:sz="4.0" w:val="single" w:color="#000000"/>
+              <w:bottom w:sz="4.0" w:val="single" w:color="#000000"/>
+            </w:tcBorders>
+            <w:tcMar>
+              <w:start w:w="0" w:type="dxa"/>
+              <w:end w:w="0" w:type="dxa"/>
+            </w:tcMar>
+          </w:tcPr>
+          <w:p/>
+        </w:tc>
+      </w:tr>
+    </w:tbl>
+    <w:p>
+      <w:pPr>
+        <w:autoSpaceDN w:val="0"/>
+        <w:autoSpaceDE w:val="0"/>
+        <w:widowControl/>
+        <w:spacing w:line="242" w:lineRule="exact" w:before="0" w:after="0"/>
+        <w:ind w:left="0" w:right="0"/>
+      </w:pPr>
+    </w:p>
+    <w:tbl>
+      <w:tblPr>
+        <w:tblW w:type="auto" w:w="0"/>
+        <w:tblLayout w:type="fixed"/>
+        <w:tblLook w:firstColumn="1" w:firstRow="1" w:lastColumn="0" w:lastRow="0" w:noHBand="0" w:noVBand="1" w:val="04A0"/>
+        <w:tblInd w:w="816.0" w:type="dxa"/>
+      </w:tblPr>
+      <w:tblGrid>
+        <w:gridCol w:w="2256"/>
+        <w:gridCol w:w="2256"/>
+        <w:gridCol w:w="2256"/>
+        <w:gridCol w:w="2256"/>
+      </w:tblGrid>
+      <w:tr>
+        <w:trPr>
+          <w:trHeight w:hRule="exact" w:val="330"/>
+        </w:trPr>
+        <w:tc>
+          <w:tcPr>
+            <w:tcW w:type="dxa" w:w="10436"/>
+            <w:gridSpan w:val="4"/>
+            <w:tcBorders>
+              <w:start w:sz="3.1999999999999886" w:val="single" w:color="#000000"/>
+              <w:top w:sz="4.0" w:val="single" w:color="#000000"/>
+              <w:end w:sz="4.0" w:val="single" w:color="#000000"/>
+              <w:bottom w:sz="3.2000000000007276" w:val="single" w:color="#000000"/>
+            </w:tcBorders>
+            <w:shd w:fill="c00000"/>
+            <w:tcMar>
+              <w:start w:w="0" w:type="dxa"/>
+              <w:end w:w="0" w:type="dxa"/>
+            </w:tcMar>
+            <w:tcMar>
+              <w:start w:w="0" w:type="dxa"/>
+              <w:end w:w="0" w:type="dxa"/>
+            </w:tcMar>
+            <w:tcMar>
+              <w:start w:w="0" w:type="dxa"/>
+              <w:end w:w="0" w:type="dxa"/>
+            </w:tcMar>
+            <w:tcMar>
+              <w:start w:w="0" w:type="dxa"/>
+              <w:end w:w="0" w:type="dxa"/>
+            </w:tcMar>
+          </w:tcPr>
+          <w:p>
+            <w:pPr>
+              <w:autoSpaceDN w:val="0"/>
+              <w:autoSpaceDE w:val="0"/>
+              <w:widowControl/>
+              <w:spacing w:line="197" w:lineRule="auto" w:before="88" w:after="0"/>
+              <w:ind w:left="0" w:right="0" w:firstLine="0"/>
+              <w:jc w:val="center"/>
+            </w:pPr>
+            <w:r>
+              <w:rPr>
+                <w:rFonts w:ascii="Calibri" w:hAnsi="Calibri" w:eastAsia="Calibri"/>
+                <w:b/>
+                <w:i w:val="0"/>
+                <w:color w:val="FFFFFF"/>
+                <w:sz w:val="18"/>
+              </w:rPr>
+              <w:t xml:space="preserve">For HR Department Use Only </w:t>
+            </w:r>
+          </w:p>
+        </w:tc>
+      </w:tr>
+      <w:tr>
+        <w:trPr>
+          <w:trHeight w:hRule="exact" w:val="348"/>
+        </w:trPr>
+        <w:tc>
+          <w:tcPr>
+            <w:tcW w:type="dxa" w:w="2586"/>
+            <w:tcBorders>
+              <w:start w:sz="3.1999999999999886" w:val="single" w:color="#000000"/>
+              <w:top w:sz="3.2000000000007276" w:val="single" w:color="#000000"/>
+              <w:end w:sz="4.0" w:val="single" w:color="#000000"/>
+              <w:bottom w:sz="3.199999999999818" w:val="single" w:color="#000000"/>
+            </w:tcBorders>
+            <w:shd w:fill="f1f2f1"/>
+            <w:tcMar>
+              <w:start w:w="0" w:type="dxa"/>
+              <w:end w:w="0" w:type="dxa"/>
+            </w:tcMar>
+          </w:tcPr>
+          <w:p>
+            <w:pPr>
+              <w:autoSpaceDN w:val="0"/>
+              <w:autoSpaceDE w:val="0"/>
+              <w:widowControl/>
+              <w:spacing w:line="194" w:lineRule="auto" w:before="90" w:after="0"/>
+              <w:ind w:left="104" w:right="0" w:firstLine="0"/>
+              <w:jc w:val="left"/>
+            </w:pPr>
+            <w:r>
+              <w:rPr>
+                <w:rFonts w:ascii="Calibri" w:hAnsi="Calibri" w:eastAsia="Calibri"/>
+                <w:b/>
+                <w:i w:val="0"/>
+                <w:color w:val="000000"/>
+                <w:sz w:val="20"/>
+              </w:rPr>
+              <w:t xml:space="preserve">Checked by </w:t>
+            </w:r>
+          </w:p>
+        </w:tc>
+        <w:tc>
+          <w:tcPr>
+            <w:tcW w:type="dxa" w:w="2586"/>
+            <w:tcBorders>
+              <w:start w:sz="4.0" w:val="single" w:color="#000000"/>
+              <w:top w:sz="3.2000000000007276" w:val="single" w:color="#000000"/>
+              <w:end w:sz="4.0" w:val="single" w:color="#000000"/>
+              <w:bottom w:sz="3.199999999999818" w:val="single" w:color="#000000"/>
+            </w:tcBorders>
+            <w:shd w:fill="f1f2f1"/>
+            <w:tcMar>
+              <w:start w:w="0" w:type="dxa"/>
+              <w:end w:w="0" w:type="dxa"/>
+            </w:tcMar>
+          </w:tcPr>
+          <w:p/>
+        </w:tc>
+        <w:tc>
+          <w:tcPr>
+            <w:tcW w:type="dxa" w:w="2584"/>
+            <w:tcBorders>
+              <w:start w:sz="4.0" w:val="single" w:color="#000000"/>
+              <w:top w:sz="3.2000000000007276" w:val="single" w:color="#000000"/>
+              <w:end w:sz="3.200000000000273" w:val="single" w:color="#000000"/>
+              <w:bottom w:sz="3.199999999999818" w:val="single" w:color="#000000"/>
+            </w:tcBorders>
+            <w:shd w:fill="f1f2f1"/>
+            <w:tcMar>
+              <w:start w:w="0" w:type="dxa"/>
+              <w:end w:w="0" w:type="dxa"/>
+            </w:tcMar>
+          </w:tcPr>
+          <w:p>
+            <w:pPr>
+              <w:autoSpaceDN w:val="0"/>
+              <w:autoSpaceDE w:val="0"/>
+              <w:widowControl/>
+              <w:spacing w:line="194" w:lineRule="auto" w:before="90" w:after="0"/>
+              <w:ind w:left="102" w:right="0" w:firstLine="0"/>
+              <w:jc w:val="left"/>
+            </w:pPr>
+            <w:r>
+              <w:rPr>
+                <w:rFonts w:ascii="Calibri" w:hAnsi="Calibri" w:eastAsia="Calibri"/>
+                <w:b/>
+                <w:i w:val="0"/>
+                <w:color w:val="000000"/>
+                <w:sz w:val="20"/>
+              </w:rPr>
+              <w:t xml:space="preserve">Signature &amp;Date </w:t>
+            </w:r>
+          </w:p>
+        </w:tc>
+        <w:tc>
+          <w:tcPr>
+            <w:tcW w:type="dxa" w:w="2680"/>
+            <w:tcBorders>
+              <w:start w:sz="3.200000000000273" w:val="single" w:color="#000000"/>
+              <w:top w:sz="3.2000000000007276" w:val="single" w:color="#000000"/>
+              <w:end w:sz="4.0" w:val="single" w:color="#000000"/>
+              <w:bottom w:sz="3.199999999999818" w:val="single" w:color="#000000"/>
+            </w:tcBorders>
+            <w:shd w:fill="f1f2f1"/>
+            <w:tcMar>
+              <w:start w:w="0" w:type="dxa"/>
+              <w:end w:w="0" w:type="dxa"/>
+            </w:tcMar>
+          </w:tcPr>
+          <w:p/>
+        </w:tc>
+      </w:tr>
+      <w:tr>
+        <w:trPr>
+          <w:trHeight w:hRule="exact" w:val="986"/>
+        </w:trPr>
+        <w:tc>
+          <w:tcPr>
+            <w:tcW w:type="dxa" w:w="10436"/>
+            <w:gridSpan w:val="4"/>
+            <w:tcBorders>
+              <w:start w:sz="3.1999999999999886" w:val="single" w:color="#000000"/>
+              <w:top w:sz="3.199999999999818" w:val="single" w:color="#000000"/>
+              <w:end w:sz="4.0" w:val="single" w:color="#000000"/>
+              <w:bottom w:sz="4.0" w:val="single" w:color="#000000"/>
+            </w:tcBorders>
+            <w:shd w:fill="f1f2f1"/>
+            <w:tcMar>
+              <w:start w:w="0" w:type="dxa"/>
+              <w:end w:w="0" w:type="dxa"/>
+            </w:tcMar>
+            <w:tcMar>
+              <w:start w:w="0" w:type="dxa"/>
+              <w:end w:w="0" w:type="dxa"/>
+            </w:tcMar>
+            <w:tcMar>
+              <w:start w:w="0" w:type="dxa"/>
+              <w:end w:w="0" w:type="dxa"/>
+            </w:tcMar>
+            <w:tcMar>
+              <w:start w:w="0" w:type="dxa"/>
+              <w:end w:w="0" w:type="dxa"/>
+            </w:tcMar>
+          </w:tcPr>
+          <w:p>
+            <w:pPr>
+              <w:autoSpaceDN w:val="0"/>
+              <w:tabs>
+                <w:tab w:pos="464" w:val="left"/>
+                <w:tab w:pos="824" w:val="left"/>
+              </w:tabs>
+              <w:autoSpaceDE w:val="0"/>
+              <w:widowControl/>
+              <w:spacing w:line="245" w:lineRule="auto" w:before="32" w:after="0"/>
+              <w:ind w:left="104" w:right="2304" w:firstLine="0"/>
+              <w:jc w:val="left"/>
+            </w:pPr>
+            <w:r>
+              <w:rPr>
+                <w:rFonts w:ascii="Calibri" w:hAnsi="Calibri" w:eastAsia="Calibri"/>
+                <w:b/>
+                <w:i w:val="0"/>
+                <w:color w:val="000000"/>
+                <w:sz w:val="16"/>
+              </w:rPr>
+              <w:t xml:space="preserve">Note: </w:t>
+            </w:r>
+            <w:r>
+              <w:br/>
+            </w:r>
+            <w:r>
+              <w:tab/>
+            </w:r>
+            <w:r>
+              <w:rPr>
+                <w:rFonts w:ascii="Calibri" w:hAnsi="Calibri" w:eastAsia="Calibri"/>
+                <w:b/>
+                <w:i w:val="0"/>
+                <w:color w:val="000000"/>
+                <w:sz w:val="16"/>
+              </w:rPr>
+              <w:t xml:space="preserve">1. </w:t>
+            </w:r>
+            <w:r>
+              <w:tab/>
+            </w:r>
+            <w:r>
+              <w:rPr>
+                <w:rFonts w:ascii="Calibri" w:hAnsi="Calibri" w:eastAsia="Calibri"/>
+                <w:b/>
+                <w:i w:val="0"/>
+                <w:color w:val="000000"/>
+                <w:sz w:val="16"/>
+              </w:rPr>
+              <w:t xml:space="preserve">Please use Emp. ID &amp; Employee Name correctly </w:t>
+            </w:r>
+            <w:r>
+              <w:br/>
+            </w:r>
+            <w:r>
+              <w:tab/>
+            </w:r>
+            <w:r>
+              <w:rPr>
+                <w:rFonts w:ascii="Calibri" w:hAnsi="Calibri" w:eastAsia="Calibri"/>
+                <w:b/>
+                <w:i w:val="0"/>
+                <w:color w:val="000000"/>
+                <w:sz w:val="16"/>
+              </w:rPr>
+              <w:t xml:space="preserve">2. </w:t>
+            </w:r>
+            <w:r>
+              <w:tab/>
+            </w:r>
+            <w:r>
+              <w:rPr>
+                <w:rFonts w:ascii="Calibri" w:hAnsi="Calibri" w:eastAsia="Calibri"/>
+                <w:b/>
+                <w:i w:val="0"/>
+                <w:color w:val="000000"/>
+                <w:sz w:val="16"/>
+              </w:rPr>
+              <w:t xml:space="preserve">Employee name must be as per the HRMS list forwarded by HR to the concerned department </w:t>
+            </w:r>
+            <w:r>
+              <w:br/>
+            </w:r>
+            <w:r>
+              <w:tab/>
+            </w:r>
+            <w:r>
+              <w:rPr>
+                <w:rFonts w:ascii="Calibri" w:hAnsi="Calibri" w:eastAsia="Calibri"/>
+                <w:b/>
+                <w:i w:val="0"/>
+                <w:color w:val="000000"/>
+                <w:sz w:val="16"/>
+              </w:rPr>
+              <w:t xml:space="preserve">3. </w:t>
+            </w:r>
+            <w:r>
+              <w:tab/>
+            </w:r>
+            <w:r>
+              <w:rPr>
+                <w:rFonts w:ascii="Calibri" w:hAnsi="Calibri" w:eastAsia="Calibri"/>
+                <w:b/>
+                <w:i w:val="0"/>
+                <w:color w:val="000000"/>
+                <w:sz w:val="16"/>
+              </w:rPr>
+              <w:t xml:space="preserve">The OT form &amp; summary sheet should reach HR on or before the cut-off date of document submission to HR </w:t>
+            </w:r>
+            <w:r>
+              <w:tab/>
+            </w:r>
+            <w:r>
+              <w:rPr>
+                <w:rFonts w:ascii="Calibri" w:hAnsi="Calibri" w:eastAsia="Calibri"/>
+                <w:b/>
+                <w:i w:val="0"/>
+                <w:color w:val="000000"/>
+                <w:sz w:val="16"/>
+              </w:rPr>
+              <w:t xml:space="preserve">4. </w:t>
+            </w:r>
+            <w:r>
+              <w:tab/>
+            </w:r>
+            <w:r>
+              <w:rPr>
+                <w:rFonts w:ascii="Calibri" w:hAnsi="Calibri" w:eastAsia="Calibri"/>
+                <w:b/>
+                <w:i w:val="0"/>
+                <w:color w:val="000000"/>
+                <w:sz w:val="16"/>
+              </w:rPr>
+              <w:t xml:space="preserve">Transaction for late submission cases will be processed in the succeeding month. </w:t>
             </w:r>
           </w:p>
         </w:tc>
       </w:tr>
     </w:tbl>
+    <w:p>
+      <w:pPr>
+        <w:autoSpaceDN w:val="0"/>
+        <w:autoSpaceDE w:val="0"/>
+        <w:widowControl/>
+        <w:spacing w:line="240" w:lineRule="auto" w:before="230" w:after="356"/>
+        <w:ind w:left="0" w:right="0" w:firstLine="0"/>
+        <w:jc w:val="left"/>
+      </w:pPr>
+      <w:r>
+        <w:drawing>
+          <wp:inline xmlns:a="http://schemas.openxmlformats.org/drawingml/2006/main" xmlns:pic="http://schemas.openxmlformats.org/drawingml/2006/picture">
+            <wp:extent cx="6616700" cy="203200"/>
+            <wp:docPr id="3" name="Picture 3"/>
+            <wp:cNvGraphicFramePr>
+              <a:graphicFrameLocks noChangeAspect="1"/>
+            </wp:cNvGraphicFramePr>
+            <a:graphic>
+              <a:graphicData uri="http://schemas.openxmlformats.org/drawingml/2006/picture">
+                <pic:pic>
+                  <pic:nvPicPr>
+                    <pic:cNvPr id="0" name="image.png"/>
+                    <pic:cNvPicPr/>
+                  </pic:nvPicPr>
+                  <pic:blipFill>
+                    <a:blip r:embed="rId11"/>
+                    <a:stretch>
+                      <a:fillRect/>
+                    </a:stretch>
+                  </pic:blipFill>
+                  <pic:spPr>
+                    <a:xfrm>
+                      <a:off x="0" y="0"/>
+                      <a:ext cx="6616700" cy="203200"/>
+                    </a:xfrm>
+                    <a:prstGeom prst="rect"/>
+                  </pic:spPr>
+                </pic:pic>
+              </a:graphicData>
+            </a:graphic>
+          </wp:inline>
+        </w:drawing>
+      </w:r>
+    </w:p>
+    <w:tbl>
+      <w:tblPr>
+        <w:tblW w:type="auto" w:w="0"/>
+        <w:tblLayout w:type="fixed"/>
+        <w:tblLook w:firstColumn="1" w:firstRow="1" w:lastColumn="0" w:lastRow="0" w:noHBand="0" w:noVBand="1" w:val="04A0"/>
+        <w:tblInd w:w="620.0" w:type="dxa"/>
+      </w:tblPr>
+      <w:tblGrid>
+        <w:gridCol w:w="1504"/>
+        <w:gridCol w:w="1504"/>
+        <w:gridCol w:w="1504"/>
+        <w:gridCol w:w="1504"/>
+        <w:gridCol w:w="1504"/>
+        <w:gridCol w:w="1504"/>
+      </w:tblGrid>
+      <w:tr>
+        <w:trPr>
+          <w:trHeight w:hRule="exact" w:val="292"/>
+        </w:trPr>
+        <w:tc>
+          <w:tcPr>
+            <w:tcW w:type="dxa" w:w="1080"/>
+            <w:vMerge w:val="restart"/>
+            <w:tcBorders/>
+            <w:tcMar>
+              <w:start w:w="0" w:type="dxa"/>
+              <w:end w:w="0" w:type="dxa"/>
+            </w:tcMar>
+            <w:tcMar>
+              <w:start w:w="0" w:type="dxa"/>
+              <w:end w:w="0" w:type="dxa"/>
+            </w:tcMar>
+          </w:tcPr>
+          <w:p>
+            <w:pPr>
+              <w:autoSpaceDN w:val="0"/>
+              <w:autoSpaceDE w:val="0"/>
+              <w:widowControl/>
+              <w:spacing w:line="240" w:lineRule="auto" w:before="110" w:after="0"/>
+              <w:ind w:left="0" w:right="40" w:firstLine="0"/>
+              <w:jc w:val="right"/>
+            </w:pPr>
+            <w:r>
+              <w:drawing>
+                <wp:inline xmlns:a="http://schemas.openxmlformats.org/drawingml/2006/main" xmlns:pic="http://schemas.openxmlformats.org/drawingml/2006/picture">
+                  <wp:extent cx="251459" cy="252730"/>
+                  <wp:docPr id="4" name="Picture 4"/>
+                  <wp:cNvGraphicFramePr>
+                    <a:graphicFrameLocks noChangeAspect="1"/>
+                  </wp:cNvGraphicFramePr>
+                  <a:graphic>
+                    <a:graphicData uri="http://schemas.openxmlformats.org/drawingml/2006/picture">
+                      <pic:pic>
+                        <pic:nvPicPr>
+                          <pic:cNvPr id="0" name="image.png"/>
+                          <pic:cNvPicPr/>
+                        </pic:nvPicPr>
+                        <pic:blipFill>
+                          <a:blip r:embed="rId12"/>
+                          <a:stretch>
+                            <a:fillRect/>
+                          </a:stretch>
+                        </pic:blipFill>
+                        <pic:spPr>
+                          <a:xfrm>
+                            <a:off x="0" y="0"/>
+                            <a:ext cx="251459" cy="252730"/>
+                          </a:xfrm>
+                          <a:prstGeom prst="rect"/>
+                        </pic:spPr>
+                      </pic:pic>
+                    </a:graphicData>
+                  </a:graphic>
+                </wp:inline>
+              </w:drawing>
+            </w:r>
+          </w:p>
+        </w:tc>
+        <w:tc>
+          <w:tcPr>
+            <w:tcW w:type="dxa" w:w="2460"/>
+            <w:vMerge w:val="restart"/>
+            <w:tcBorders/>
+            <w:tcMar>
+              <w:start w:w="0" w:type="dxa"/>
+              <w:end w:w="0" w:type="dxa"/>
+            </w:tcMar>
+            <w:tcMar>
+              <w:start w:w="0" w:type="dxa"/>
+              <w:end w:w="0" w:type="dxa"/>
+            </w:tcMar>
+          </w:tcPr>
+          <w:p>
+            <w:pPr>
+              <w:autoSpaceDN w:val="0"/>
+              <w:autoSpaceDE w:val="0"/>
+              <w:widowControl/>
+              <w:spacing w:line="197" w:lineRule="auto" w:before="248" w:after="0"/>
+              <w:ind w:left="48" w:right="0" w:firstLine="0"/>
+              <w:jc w:val="left"/>
+            </w:pPr>
+            <w:r>
+              <w:rPr>
+                <w:rFonts w:ascii="Calibri" w:hAnsi="Calibri" w:eastAsia="Calibri"/>
+                <w:b w:val="0"/>
+                <w:i w:val="0"/>
+                <w:color w:val="A09F9F"/>
+                <w:sz w:val="16"/>
+              </w:rPr>
+              <w:t>Abu Dhabi, United Arab Emirates</w:t>
+            </w:r>
+          </w:p>
+        </w:tc>
+        <w:tc>
+          <w:tcPr>
+            <w:tcW w:type="dxa" w:w="980"/>
+            <w:vMerge w:val="restart"/>
+            <w:tcBorders/>
+            <w:tcMar>
+              <w:start w:w="0" w:type="dxa"/>
+              <w:end w:w="0" w:type="dxa"/>
+            </w:tcMar>
+            <w:tcMar>
+              <w:start w:w="0" w:type="dxa"/>
+              <w:end w:w="0" w:type="dxa"/>
+            </w:tcMar>
+          </w:tcPr>
+          <w:p>
+            <w:pPr>
+              <w:autoSpaceDN w:val="0"/>
+              <w:autoSpaceDE w:val="0"/>
+              <w:widowControl/>
+              <w:spacing w:line="240" w:lineRule="auto" w:before="78" w:after="0"/>
+              <w:ind w:left="0" w:right="112" w:firstLine="0"/>
+              <w:jc w:val="right"/>
+            </w:pPr>
+            <w:r>
+              <w:drawing>
+                <wp:inline xmlns:a="http://schemas.openxmlformats.org/drawingml/2006/main" xmlns:pic="http://schemas.openxmlformats.org/drawingml/2006/picture">
+                  <wp:extent cx="251460" cy="252729"/>
+                  <wp:docPr id="5" name="Picture 5"/>
+                  <wp:cNvGraphicFramePr>
+                    <a:graphicFrameLocks noChangeAspect="1"/>
+                  </wp:cNvGraphicFramePr>
+                  <a:graphic>
+                    <a:graphicData uri="http://schemas.openxmlformats.org/drawingml/2006/picture">
+                      <pic:pic>
+                        <pic:nvPicPr>
+                          <pic:cNvPr id="0" name="image.png"/>
+                          <pic:cNvPicPr/>
+                        </pic:nvPicPr>
+                        <pic:blipFill>
+                          <a:blip r:embed="rId13"/>
+                          <a:stretch>
+                            <a:fillRect/>
+                          </a:stretch>
+                        </pic:blipFill>
+                        <pic:spPr>
+                          <a:xfrm>
+                            <a:off x="0" y="0"/>
+                            <a:ext cx="251460" cy="252729"/>
+                          </a:xfrm>
+                          <a:prstGeom prst="rect"/>
+                        </pic:spPr>
+                      </pic:pic>
+                    </a:graphicData>
+                  </a:graphic>
+                </wp:inline>
+              </w:drawing>
+            </w:r>
+          </w:p>
+        </w:tc>
+        <w:tc>
+          <w:tcPr>
+            <w:tcW w:type="dxa" w:w="2200"/>
+            <w:tcBorders/>
+            <w:tcMar>
+              <w:start w:w="0" w:type="dxa"/>
+              <w:end w:w="0" w:type="dxa"/>
+            </w:tcMar>
+          </w:tcPr>
+          <w:p>
+            <w:pPr>
+              <w:autoSpaceDN w:val="0"/>
+              <w:autoSpaceDE w:val="0"/>
+              <w:widowControl/>
+              <w:spacing w:line="175" w:lineRule="auto" w:before="48" w:after="0"/>
+              <w:ind w:left="136" w:right="0" w:firstLine="0"/>
+              <w:jc w:val="left"/>
+            </w:pPr>
+            <w:r>
+              <w:rPr>
+                <w:rFonts w:ascii="Myanmar Text" w:hAnsi="Myanmar Text" w:eastAsia="Myanmar Text"/>
+                <w:b w:val="0"/>
+                <w:i w:val="0"/>
+                <w:color w:val="A09F9F"/>
+                <w:sz w:val="18"/>
+              </w:rPr>
+              <w:hyperlink r:id="rId14" w:history="1">
+                <w:r>
+                  <w:rPr>
+                    <w:rStyle w:val="Hyperlink"/>
+                  </w:rPr>
+                  <w:t>info@gss-group.net</w:t>
+                </w:r>
+              </w:hyperlink>
+            </w:r>
+          </w:p>
+        </w:tc>
+        <w:tc>
+          <w:tcPr>
+            <w:tcW w:type="dxa" w:w="1120"/>
+            <w:vMerge w:val="restart"/>
+            <w:tcBorders/>
+            <w:tcMar>
+              <w:start w:w="0" w:type="dxa"/>
+              <w:end w:w="0" w:type="dxa"/>
+            </w:tcMar>
+            <w:tcMar>
+              <w:start w:w="0" w:type="dxa"/>
+              <w:end w:w="0" w:type="dxa"/>
+            </w:tcMar>
+          </w:tcPr>
+          <w:p>
+            <w:pPr>
+              <w:autoSpaceDN w:val="0"/>
+              <w:autoSpaceDE w:val="0"/>
+              <w:widowControl/>
+              <w:spacing w:line="240" w:lineRule="auto" w:before="92" w:after="0"/>
+              <w:ind w:left="0" w:right="76" w:firstLine="0"/>
+              <w:jc w:val="right"/>
+            </w:pPr>
+            <w:r>
+              <w:drawing>
+                <wp:inline xmlns:a="http://schemas.openxmlformats.org/drawingml/2006/main" xmlns:pic="http://schemas.openxmlformats.org/drawingml/2006/picture">
+                  <wp:extent cx="251460" cy="252729"/>
+                  <wp:docPr id="6" name="Picture 6"/>
+                  <wp:cNvGraphicFramePr>
+                    <a:graphicFrameLocks noChangeAspect="1"/>
+                  </wp:cNvGraphicFramePr>
+                  <a:graphic>
+                    <a:graphicData uri="http://schemas.openxmlformats.org/drawingml/2006/picture">
+                      <pic:pic>
+                        <pic:nvPicPr>
+                          <pic:cNvPr id="0" name="image.png"/>
+                          <pic:cNvPicPr/>
+                        </pic:nvPicPr>
+                        <pic:blipFill>
+                          <a:blip r:embed="rId15"/>
+                          <a:stretch>
+                            <a:fillRect/>
+                          </a:stretch>
+                        </pic:blipFill>
+                        <pic:spPr>
+                          <a:xfrm>
+                            <a:off x="0" y="0"/>
+                            <a:ext cx="251460" cy="252729"/>
+                          </a:xfrm>
+                          <a:prstGeom prst="rect"/>
+                        </pic:spPr>
+                      </pic:pic>
+                    </a:graphicData>
+                  </a:graphic>
+                </wp:inline>
+              </w:drawing>
+            </w:r>
+          </w:p>
+        </w:tc>
+        <w:tc>
+          <w:tcPr>
+            <w:tcW w:type="dxa" w:w="2600"/>
+            <w:tcBorders/>
+            <w:tcMar>
+              <w:start w:w="0" w:type="dxa"/>
+              <w:end w:w="0" w:type="dxa"/>
+            </w:tcMar>
+          </w:tcPr>
+          <w:p>
+            <w:pPr>
+              <w:autoSpaceDN w:val="0"/>
+              <w:autoSpaceDE w:val="0"/>
+              <w:widowControl/>
+              <w:spacing w:line="175" w:lineRule="auto" w:before="46" w:after="0"/>
+              <w:ind w:left="112" w:right="0" w:firstLine="0"/>
+              <w:jc w:val="left"/>
+            </w:pPr>
+            <w:r>
+              <w:rPr>
+                <w:rFonts w:ascii="Myanmar Text" w:hAnsi="Myanmar Text" w:eastAsia="Myanmar Text"/>
+                <w:b w:val="0"/>
+                <w:i w:val="0"/>
+                <w:color w:val="A09F9F"/>
+                <w:sz w:val="18"/>
+              </w:rPr>
+              <w:t>Phone: +9712 6666898</w:t>
+            </w:r>
+          </w:p>
+        </w:tc>
+      </w:tr>
+      <w:tr>
+        <w:trPr>
+          <w:trHeight w:hRule="exact" w:val="220"/>
+        </w:trPr>
+        <w:tc>
+          <w:tcPr>
+            <w:tcW w:type="dxa" w:w="1504"/>
+            <w:vMerge/>
+            <w:tcBorders/>
+          </w:tcPr>
+          <w:p/>
+        </w:tc>
+        <w:tc>
+          <w:tcPr>
+            <w:tcW w:type="dxa" w:w="1504"/>
+            <w:vMerge/>
+            <w:tcBorders/>
+          </w:tcPr>
+          <w:p/>
+        </w:tc>
+        <w:tc>
+          <w:tcPr>
+            <w:tcW w:type="dxa" w:w="1504"/>
+            <w:vMerge/>
+            <w:tcBorders/>
+          </w:tcPr>
+          <w:p/>
+        </w:tc>
+        <w:tc>
+          <w:tcPr>
+            <w:tcW w:type="dxa" w:w="2200"/>
+            <w:tcBorders/>
+            <w:tcMar>
+              <w:start w:w="0" w:type="dxa"/>
+              <w:end w:w="0" w:type="dxa"/>
+            </w:tcMar>
+          </w:tcPr>
+          <w:p>
+            <w:pPr>
+              <w:autoSpaceDN w:val="0"/>
+              <w:autoSpaceDE w:val="0"/>
+              <w:widowControl/>
+              <w:spacing w:line="175" w:lineRule="auto" w:before="0" w:after="0"/>
+              <w:ind w:left="152" w:right="0" w:firstLine="0"/>
+              <w:jc w:val="left"/>
+            </w:pPr>
+            <w:r>
+              <w:rPr>
+                <w:rFonts w:ascii="Myanmar Text" w:hAnsi="Myanmar Text" w:eastAsia="Myanmar Text"/>
+                <w:b w:val="0"/>
+                <w:i w:val="0"/>
+                <w:color w:val="A09F9F"/>
+                <w:sz w:val="18"/>
+              </w:rPr>
+              <w:hyperlink r:id="rId14" w:history="1">
+                <w:r>
+                  <w:rPr>
+                    <w:rStyle w:val="Hyperlink"/>
+                  </w:rPr>
+                  <w:t>www.gss-group.net</w:t>
+                </w:r>
+              </w:hyperlink>
+            </w:r>
+          </w:p>
+        </w:tc>
+        <w:tc>
+          <w:tcPr>
+            <w:tcW w:type="dxa" w:w="1504"/>
+            <w:vMerge/>
+            <w:tcBorders/>
+          </w:tcPr>
+          <w:p/>
+        </w:tc>
+        <w:tc>
+          <w:tcPr>
+            <w:tcW w:type="dxa" w:w="2600"/>
+            <w:tcBorders/>
+            <w:tcMar>
+              <w:start w:w="0" w:type="dxa"/>
+              <w:end w:w="0" w:type="dxa"/>
+            </w:tcMar>
+          </w:tcPr>
+          <w:p>
+            <w:pPr>
+              <w:autoSpaceDN w:val="0"/>
+              <w:autoSpaceDE w:val="0"/>
+              <w:widowControl/>
+              <w:spacing w:line="240" w:lineRule="auto" w:before="0" w:after="0"/>
+              <w:ind w:left="112" w:right="0" w:firstLine="0"/>
+              <w:jc w:val="left"/>
+            </w:pPr>
+            <w:r>
+              <w:rPr>
+                <w:rFonts w:ascii="Gill Sans MT" w:hAnsi="Gill Sans MT" w:eastAsia="Gill Sans MT"/>
+                <w:b w:val="0"/>
+                <w:i w:val="0"/>
+                <w:color w:val="A09F9F"/>
+                <w:sz w:val="19"/>
+              </w:rPr>
+              <w:t>Fax: +971 2 666 8980</w:t>
+            </w:r>
+          </w:p>
+        </w:tc>
+      </w:tr>
+    </w:tbl>
+    <w:p>
+      <w:pPr>
+        <w:autoSpaceDN w:val="0"/>
+        <w:autoSpaceDE w:val="0"/>
+        <w:widowControl/>
+        <w:spacing w:line="14" w:lineRule="exact" w:before="0" w:after="0"/>
+        <w:ind w:left="0" w:right="0"/>
+      </w:pPr>
+    </w:p>
     <w:sectPr>
-      <w:pgSz w:w="12240" w:h="15840"/>
-      <w:pgMar w:top="1440" w:right="1800" w:bottom="1440" w:left="1800" w:header="720" w:footer="720" w:gutter="0"/>
-      <w:cols w:space="720"/>
+      <w:pgSz w:w="11906" w:h="16838"/>
+      <w:pgMar w:top="300" w:right="0" w:bottom="226" w:left="0" w:header="720" w:footer="720" w:gutter="0"/>
+      <w:cols/>
       <w:docGrid w:linePitch="360"/>
     </w:sectPr>
   </w:body>
@@ -1732,10 +6479,6 @@
     <w:name w:val="Normal"/>
     <w:qFormat/>
     <w:rsid w:val="00FC693F"/>
-    <w:rPr>
-      <w:rFonts w:ascii="Arial" w:hAnsi="Arial"/>
-      <w:sz w:val="20"/>
-    </w:rPr>
   </w:style>
   <w:style w:type="paragraph" w:styleId="Header">
     <w:name w:val="header"/>

--- a/backend/templates/GSSG-HR_300-027_Employee_Overtime_Form.docx
+++ b/backend/templates/GSSG-HR_300-027_Employee_Overtime_Form.docx
@@ -1067,6 +1067,9 @@
           </w:tcPr>
           <w:p>
             <w:r>
+              <w:rPr>
+                <w:sz w:val="16"/>
+              </w:rPr>
               <w:t>{{ item(0, 'emp_id', '') }}</w:t>
             </w:r>
           </w:p>
@@ -1087,6 +1090,9 @@
           </w:tcPr>
           <w:p>
             <w:r>
+              <w:rPr>
+                <w:sz w:val="16"/>
+              </w:rPr>
               <w:t>{{ item(0, 'employee_name', '') }}</w:t>
             </w:r>
           </w:p>
@@ -1107,6 +1113,9 @@
           </w:tcPr>
           <w:p>
             <w:r>
+              <w:rPr>
+                <w:sz w:val="16"/>
+              </w:rPr>
               <w:t>{{ item(0, 'code1', '') }}</w:t>
             </w:r>
           </w:p>
@@ -1127,6 +1136,9 @@
           </w:tcPr>
           <w:p>
             <w:r>
+              <w:rPr>
+                <w:sz w:val="16"/>
+              </w:rPr>
               <w:t>{{ item(0, 'code2', '') }}</w:t>
             </w:r>
           </w:p>
@@ -1147,6 +1159,9 @@
           </w:tcPr>
           <w:p>
             <w:r>
+              <w:rPr>
+                <w:sz w:val="16"/>
+              </w:rPr>
               <w:t>{{ item(0, 'remarks', '') }}</w:t>
             </w:r>
           </w:p>
@@ -1154,7 +1169,7 @@
       </w:tr>
       <w:tr>
         <w:trPr>
-          <w:trHeight w:hRule="exact" w:val="256"/>
+          <w:trHeight w:hRule="exact" w:val="254"/>
         </w:trPr>
         <w:tc>
           <w:tcPr>
@@ -1192,6 +1207,9 @@
           </w:tcPr>
           <w:p>
             <w:r>
+              <w:rPr>
+                <w:sz w:val="16"/>
+              </w:rPr>
               <w:t>{{ item(1, 'emp_id', '') }}</w:t>
             </w:r>
           </w:p>
@@ -1212,6 +1230,9 @@
           </w:tcPr>
           <w:p>
             <w:r>
+              <w:rPr>
+                <w:sz w:val="16"/>
+              </w:rPr>
               <w:t>{{ item(1, 'employee_name', '') }}</w:t>
             </w:r>
           </w:p>
@@ -1232,6 +1253,9 @@
           </w:tcPr>
           <w:p>
             <w:r>
+              <w:rPr>
+                <w:sz w:val="16"/>
+              </w:rPr>
               <w:t>{{ item(1, 'code1', '') }}</w:t>
             </w:r>
           </w:p>
@@ -1252,6 +1276,9 @@
           </w:tcPr>
           <w:p>
             <w:r>
+              <w:rPr>
+                <w:sz w:val="16"/>
+              </w:rPr>
               <w:t>{{ item(1, 'code2', '') }}</w:t>
             </w:r>
           </w:p>
@@ -1272,6 +1299,9 @@
           </w:tcPr>
           <w:p>
             <w:r>
+              <w:rPr>
+                <w:sz w:val="16"/>
+              </w:rPr>
               <w:t>{{ item(1, 'remarks', '') }}</w:t>
             </w:r>
           </w:p>
@@ -1279,7 +1309,7 @@
       </w:tr>
       <w:tr>
         <w:trPr>
-          <w:trHeight w:hRule="exact" w:val="252"/>
+          <w:trHeight w:hRule="exact" w:val="254"/>
         </w:trPr>
         <w:tc>
           <w:tcPr>
@@ -1317,6 +1347,9 @@
           </w:tcPr>
           <w:p>
             <w:r>
+              <w:rPr>
+                <w:sz w:val="16"/>
+              </w:rPr>
               <w:t>{{ item(2, 'emp_id', '') }}</w:t>
             </w:r>
           </w:p>
@@ -1337,6 +1370,9 @@
           </w:tcPr>
           <w:p>
             <w:r>
+              <w:rPr>
+                <w:sz w:val="16"/>
+              </w:rPr>
               <w:t>{{ item(2, 'employee_name', '') }}</w:t>
             </w:r>
           </w:p>
@@ -1357,6 +1393,9 @@
           </w:tcPr>
           <w:p>
             <w:r>
+              <w:rPr>
+                <w:sz w:val="16"/>
+              </w:rPr>
               <w:t>{{ item(2, 'code1', '') }}</w:t>
             </w:r>
           </w:p>
@@ -1377,6 +1416,9 @@
           </w:tcPr>
           <w:p>
             <w:r>
+              <w:rPr>
+                <w:sz w:val="16"/>
+              </w:rPr>
               <w:t>{{ item(2, 'code2', '') }}</w:t>
             </w:r>
           </w:p>
@@ -1397,6 +1439,9 @@
           </w:tcPr>
           <w:p>
             <w:r>
+              <w:rPr>
+                <w:sz w:val="16"/>
+              </w:rPr>
               <w:t>{{ item(2, 'remarks', '') }}</w:t>
             </w:r>
           </w:p>
@@ -1404,7 +1449,7 @@
       </w:tr>
       <w:tr>
         <w:trPr>
-          <w:trHeight w:hRule="exact" w:val="256"/>
+          <w:trHeight w:hRule="exact" w:val="254"/>
         </w:trPr>
         <w:tc>
           <w:tcPr>
@@ -1442,6 +1487,9 @@
           </w:tcPr>
           <w:p>
             <w:r>
+              <w:rPr>
+                <w:sz w:val="16"/>
+              </w:rPr>
               <w:t>{{ item(3, 'emp_id', '') }}</w:t>
             </w:r>
           </w:p>
@@ -1462,6 +1510,9 @@
           </w:tcPr>
           <w:p>
             <w:r>
+              <w:rPr>
+                <w:sz w:val="16"/>
+              </w:rPr>
               <w:t>{{ item(3, 'employee_name', '') }}</w:t>
             </w:r>
           </w:p>
@@ -1482,6 +1533,9 @@
           </w:tcPr>
           <w:p>
             <w:r>
+              <w:rPr>
+                <w:sz w:val="16"/>
+              </w:rPr>
               <w:t>{{ item(3, 'code1', '') }}</w:t>
             </w:r>
           </w:p>
@@ -1502,6 +1556,9 @@
           </w:tcPr>
           <w:p>
             <w:r>
+              <w:rPr>
+                <w:sz w:val="16"/>
+              </w:rPr>
               <w:t>{{ item(3, 'code2', '') }}</w:t>
             </w:r>
           </w:p>
@@ -1522,6 +1579,9 @@
           </w:tcPr>
           <w:p>
             <w:r>
+              <w:rPr>
+                <w:sz w:val="16"/>
+              </w:rPr>
               <w:t>{{ item(3, 'remarks', '') }}</w:t>
             </w:r>
           </w:p>
@@ -1529,7 +1589,7 @@
       </w:tr>
       <w:tr>
         <w:trPr>
-          <w:trHeight w:hRule="exact" w:val="252"/>
+          <w:trHeight w:hRule="exact" w:val="254"/>
         </w:trPr>
         <w:tc>
           <w:tcPr>
@@ -1567,6 +1627,9 @@
           </w:tcPr>
           <w:p>
             <w:r>
+              <w:rPr>
+                <w:sz w:val="16"/>
+              </w:rPr>
               <w:t>{{ item(4, 'emp_id', '') }}</w:t>
             </w:r>
           </w:p>
@@ -1587,6 +1650,9 @@
           </w:tcPr>
           <w:p>
             <w:r>
+              <w:rPr>
+                <w:sz w:val="16"/>
+              </w:rPr>
               <w:t>{{ item(4, 'employee_name', '') }}</w:t>
             </w:r>
           </w:p>
@@ -1607,6 +1673,9 @@
           </w:tcPr>
           <w:p>
             <w:r>
+              <w:rPr>
+                <w:sz w:val="16"/>
+              </w:rPr>
               <w:t>{{ item(4, 'code1', '') }}</w:t>
             </w:r>
           </w:p>
@@ -1627,6 +1696,9 @@
           </w:tcPr>
           <w:p>
             <w:r>
+              <w:rPr>
+                <w:sz w:val="16"/>
+              </w:rPr>
               <w:t>{{ item(4, 'code2', '') }}</w:t>
             </w:r>
           </w:p>
@@ -1647,6 +1719,9 @@
           </w:tcPr>
           <w:p>
             <w:r>
+              <w:rPr>
+                <w:sz w:val="16"/>
+              </w:rPr>
               <w:t>{{ item(4, 'remarks', '') }}</w:t>
             </w:r>
           </w:p>
@@ -1654,7 +1729,7 @@
       </w:tr>
       <w:tr>
         <w:trPr>
-          <w:trHeight w:hRule="exact" w:val="256"/>
+          <w:trHeight w:hRule="exact" w:val="254"/>
         </w:trPr>
         <w:tc>
           <w:tcPr>
@@ -1692,6 +1767,9 @@
           </w:tcPr>
           <w:p>
             <w:r>
+              <w:rPr>
+                <w:sz w:val="16"/>
+              </w:rPr>
               <w:t>{{ item(5, 'emp_id', '') }}</w:t>
             </w:r>
           </w:p>
@@ -1712,6 +1790,9 @@
           </w:tcPr>
           <w:p>
             <w:r>
+              <w:rPr>
+                <w:sz w:val="16"/>
+              </w:rPr>
               <w:t>{{ item(5, 'employee_name', '') }}</w:t>
             </w:r>
           </w:p>
@@ -1732,6 +1813,9 @@
           </w:tcPr>
           <w:p>
             <w:r>
+              <w:rPr>
+                <w:sz w:val="16"/>
+              </w:rPr>
               <w:t>{{ item(5, 'code1', '') }}</w:t>
             </w:r>
           </w:p>
@@ -1752,6 +1836,9 @@
           </w:tcPr>
           <w:p>
             <w:r>
+              <w:rPr>
+                <w:sz w:val="16"/>
+              </w:rPr>
               <w:t>{{ item(5, 'code2', '') }}</w:t>
             </w:r>
           </w:p>
@@ -1772,6 +1859,9 @@
           </w:tcPr>
           <w:p>
             <w:r>
+              <w:rPr>
+                <w:sz w:val="16"/>
+              </w:rPr>
               <w:t>{{ item(5, 'remarks', '') }}</w:t>
             </w:r>
           </w:p>
@@ -1817,6 +1907,9 @@
           </w:tcPr>
           <w:p>
             <w:r>
+              <w:rPr>
+                <w:sz w:val="16"/>
+              </w:rPr>
               <w:t>{{ item(6, 'emp_id', '') }}</w:t>
             </w:r>
           </w:p>
@@ -1837,6 +1930,9 @@
           </w:tcPr>
           <w:p>
             <w:r>
+              <w:rPr>
+                <w:sz w:val="16"/>
+              </w:rPr>
               <w:t>{{ item(6, 'employee_name', '') }}</w:t>
             </w:r>
           </w:p>
@@ -1857,6 +1953,9 @@
           </w:tcPr>
           <w:p>
             <w:r>
+              <w:rPr>
+                <w:sz w:val="16"/>
+              </w:rPr>
               <w:t>{{ item(6, 'code1', '') }}</w:t>
             </w:r>
           </w:p>
@@ -1877,6 +1976,9 @@
           </w:tcPr>
           <w:p>
             <w:r>
+              <w:rPr>
+                <w:sz w:val="16"/>
+              </w:rPr>
               <w:t>{{ item(6, 'code2', '') }}</w:t>
             </w:r>
           </w:p>
@@ -1897,6 +1999,9 @@
           </w:tcPr>
           <w:p>
             <w:r>
+              <w:rPr>
+                <w:sz w:val="16"/>
+              </w:rPr>
               <w:t>{{ item(6, 'remarks', '') }}</w:t>
             </w:r>
           </w:p>
@@ -1942,6 +2047,9 @@
           </w:tcPr>
           <w:p>
             <w:r>
+              <w:rPr>
+                <w:sz w:val="16"/>
+              </w:rPr>
               <w:t>{{ item(7, 'emp_id', '') }}</w:t>
             </w:r>
           </w:p>
@@ -1962,6 +2070,9 @@
           </w:tcPr>
           <w:p>
             <w:r>
+              <w:rPr>
+                <w:sz w:val="16"/>
+              </w:rPr>
               <w:t>{{ item(7, 'employee_name', '') }}</w:t>
             </w:r>
           </w:p>
@@ -1982,6 +2093,9 @@
           </w:tcPr>
           <w:p>
             <w:r>
+              <w:rPr>
+                <w:sz w:val="16"/>
+              </w:rPr>
               <w:t>{{ item(7, 'code1', '') }}</w:t>
             </w:r>
           </w:p>
@@ -2002,6 +2116,9 @@
           </w:tcPr>
           <w:p>
             <w:r>
+              <w:rPr>
+                <w:sz w:val="16"/>
+              </w:rPr>
               <w:t>{{ item(7, 'code2', '') }}</w:t>
             </w:r>
           </w:p>
@@ -2022,6 +2139,9 @@
           </w:tcPr>
           <w:p>
             <w:r>
+              <w:rPr>
+                <w:sz w:val="16"/>
+              </w:rPr>
               <w:t>{{ item(7, 'remarks', '') }}</w:t>
             </w:r>
           </w:p>
@@ -2029,7 +2149,7 @@
       </w:tr>
       <w:tr>
         <w:trPr>
-          <w:trHeight w:hRule="exact" w:val="252"/>
+          <w:trHeight w:hRule="exact" w:val="254"/>
         </w:trPr>
         <w:tc>
           <w:tcPr>
@@ -2067,6 +2187,9 @@
           </w:tcPr>
           <w:p>
             <w:r>
+              <w:rPr>
+                <w:sz w:val="16"/>
+              </w:rPr>
               <w:t>{{ item(8, 'emp_id', '') }}</w:t>
             </w:r>
           </w:p>
@@ -2087,6 +2210,9 @@
           </w:tcPr>
           <w:p>
             <w:r>
+              <w:rPr>
+                <w:sz w:val="16"/>
+              </w:rPr>
               <w:t>{{ item(8, 'employee_name', '') }}</w:t>
             </w:r>
           </w:p>
@@ -2107,6 +2233,9 @@
           </w:tcPr>
           <w:p>
             <w:r>
+              <w:rPr>
+                <w:sz w:val="16"/>
+              </w:rPr>
               <w:t>{{ item(8, 'code1', '') }}</w:t>
             </w:r>
           </w:p>
@@ -2127,6 +2256,9 @@
           </w:tcPr>
           <w:p>
             <w:r>
+              <w:rPr>
+                <w:sz w:val="16"/>
+              </w:rPr>
               <w:t>{{ item(8, 'code2', '') }}</w:t>
             </w:r>
           </w:p>
@@ -2147,6 +2279,9 @@
           </w:tcPr>
           <w:p>
             <w:r>
+              <w:rPr>
+                <w:sz w:val="16"/>
+              </w:rPr>
               <w:t>{{ item(8, 'remarks', '') }}</w:t>
             </w:r>
           </w:p>
@@ -2154,7 +2289,7 @@
       </w:tr>
       <w:tr>
         <w:trPr>
-          <w:trHeight w:hRule="exact" w:val="256"/>
+          <w:trHeight w:hRule="exact" w:val="254"/>
         </w:trPr>
         <w:tc>
           <w:tcPr>
@@ -2192,6 +2327,9 @@
           </w:tcPr>
           <w:p>
             <w:r>
+              <w:rPr>
+                <w:sz w:val="16"/>
+              </w:rPr>
               <w:t>{{ item(9, 'emp_id', '') }}</w:t>
             </w:r>
           </w:p>
@@ -2212,6 +2350,9 @@
           </w:tcPr>
           <w:p>
             <w:r>
+              <w:rPr>
+                <w:sz w:val="16"/>
+              </w:rPr>
               <w:t>{{ item(9, 'employee_name', '') }}</w:t>
             </w:r>
           </w:p>
@@ -2232,6 +2373,9 @@
           </w:tcPr>
           <w:p>
             <w:r>
+              <w:rPr>
+                <w:sz w:val="16"/>
+              </w:rPr>
               <w:t>{{ item(9, 'code1', '') }}</w:t>
             </w:r>
           </w:p>
@@ -2252,6 +2396,9 @@
           </w:tcPr>
           <w:p>
             <w:r>
+              <w:rPr>
+                <w:sz w:val="16"/>
+              </w:rPr>
               <w:t>{{ item(9, 'code2', '') }}</w:t>
             </w:r>
           </w:p>
@@ -2272,6 +2419,9 @@
           </w:tcPr>
           <w:p>
             <w:r>
+              <w:rPr>
+                <w:sz w:val="16"/>
+              </w:rPr>
               <w:t>{{ item(9, 'remarks', '') }}</w:t>
             </w:r>
           </w:p>
@@ -2317,6 +2467,9 @@
           </w:tcPr>
           <w:p>
             <w:r>
+              <w:rPr>
+                <w:sz w:val="16"/>
+              </w:rPr>
               <w:t>{{ item(10, 'emp_id', '') }}</w:t>
             </w:r>
           </w:p>
@@ -2337,6 +2490,9 @@
           </w:tcPr>
           <w:p>
             <w:r>
+              <w:rPr>
+                <w:sz w:val="16"/>
+              </w:rPr>
               <w:t>{{ item(10, 'employee_name', '') }}</w:t>
             </w:r>
           </w:p>
@@ -2357,6 +2513,9 @@
           </w:tcPr>
           <w:p>
             <w:r>
+              <w:rPr>
+                <w:sz w:val="16"/>
+              </w:rPr>
               <w:t>{{ item(10, 'code1', '') }}</w:t>
             </w:r>
           </w:p>
@@ -2377,6 +2536,9 @@
           </w:tcPr>
           <w:p>
             <w:r>
+              <w:rPr>
+                <w:sz w:val="16"/>
+              </w:rPr>
               <w:t>{{ item(10, 'code2', '') }}</w:t>
             </w:r>
           </w:p>
@@ -2397,6 +2559,9 @@
           </w:tcPr>
           <w:p>
             <w:r>
+              <w:rPr>
+                <w:sz w:val="16"/>
+              </w:rPr>
               <w:t>{{ item(10, 'remarks', '') }}</w:t>
             </w:r>
           </w:p>
@@ -2442,6 +2607,9 @@
           </w:tcPr>
           <w:p>
             <w:r>
+              <w:rPr>
+                <w:sz w:val="16"/>
+              </w:rPr>
               <w:t>{{ item(11, 'emp_id', '') }}</w:t>
             </w:r>
           </w:p>
@@ -2462,6 +2630,9 @@
           </w:tcPr>
           <w:p>
             <w:r>
+              <w:rPr>
+                <w:sz w:val="16"/>
+              </w:rPr>
               <w:t>{{ item(11, 'employee_name', '') }}</w:t>
             </w:r>
           </w:p>
@@ -2482,6 +2653,9 @@
           </w:tcPr>
           <w:p>
             <w:r>
+              <w:rPr>
+                <w:sz w:val="16"/>
+              </w:rPr>
               <w:t>{{ item(11, 'code1', '') }}</w:t>
             </w:r>
           </w:p>
@@ -2502,6 +2676,9 @@
           </w:tcPr>
           <w:p>
             <w:r>
+              <w:rPr>
+                <w:sz w:val="16"/>
+              </w:rPr>
               <w:t>{{ item(11, 'code2', '') }}</w:t>
             </w:r>
           </w:p>
@@ -2522,6 +2699,9 @@
           </w:tcPr>
           <w:p>
             <w:r>
+              <w:rPr>
+                <w:sz w:val="16"/>
+              </w:rPr>
               <w:t>{{ item(11, 'remarks', '') }}</w:t>
             </w:r>
           </w:p>
@@ -2529,7 +2709,7 @@
       </w:tr>
       <w:tr>
         <w:trPr>
-          <w:trHeight w:hRule="exact" w:val="256"/>
+          <w:trHeight w:hRule="exact" w:val="254"/>
         </w:trPr>
         <w:tc>
           <w:tcPr>
@@ -2567,6 +2747,9 @@
           </w:tcPr>
           <w:p>
             <w:r>
+              <w:rPr>
+                <w:sz w:val="16"/>
+              </w:rPr>
               <w:t>{{ item(12, 'emp_id', '') }}</w:t>
             </w:r>
           </w:p>
@@ -2587,6 +2770,9 @@
           </w:tcPr>
           <w:p>
             <w:r>
+              <w:rPr>
+                <w:sz w:val="16"/>
+              </w:rPr>
               <w:t>{{ item(12, 'employee_name', '') }}</w:t>
             </w:r>
           </w:p>
@@ -2607,6 +2793,9 @@
           </w:tcPr>
           <w:p>
             <w:r>
+              <w:rPr>
+                <w:sz w:val="16"/>
+              </w:rPr>
               <w:t>{{ item(12, 'code1', '') }}</w:t>
             </w:r>
           </w:p>
@@ -2627,6 +2816,9 @@
           </w:tcPr>
           <w:p>
             <w:r>
+              <w:rPr>
+                <w:sz w:val="16"/>
+              </w:rPr>
               <w:t>{{ item(12, 'code2', '') }}</w:t>
             </w:r>
           </w:p>
@@ -2647,6 +2839,9 @@
           </w:tcPr>
           <w:p>
             <w:r>
+              <w:rPr>
+                <w:sz w:val="16"/>
+              </w:rPr>
               <w:t>{{ item(12, 'remarks', '') }}</w:t>
             </w:r>
           </w:p>
@@ -2654,7 +2849,7 @@
       </w:tr>
       <w:tr>
         <w:trPr>
-          <w:trHeight w:hRule="exact" w:val="250"/>
+          <w:trHeight w:hRule="exact" w:val="254"/>
         </w:trPr>
         <w:tc>
           <w:tcPr>
@@ -2692,6 +2887,9 @@
           </w:tcPr>
           <w:p>
             <w:r>
+              <w:rPr>
+                <w:sz w:val="16"/>
+              </w:rPr>
               <w:t>{{ item(13, 'emp_id', '') }}</w:t>
             </w:r>
           </w:p>
@@ -2712,6 +2910,9 @@
           </w:tcPr>
           <w:p>
             <w:r>
+              <w:rPr>
+                <w:sz w:val="16"/>
+              </w:rPr>
               <w:t>{{ item(13, 'employee_name', '') }}</w:t>
             </w:r>
           </w:p>
@@ -2732,6 +2933,9 @@
           </w:tcPr>
           <w:p>
             <w:r>
+              <w:rPr>
+                <w:sz w:val="16"/>
+              </w:rPr>
               <w:t>{{ item(13, 'code1', '') }}</w:t>
             </w:r>
           </w:p>
@@ -2752,6 +2956,9 @@
           </w:tcPr>
           <w:p>
             <w:r>
+              <w:rPr>
+                <w:sz w:val="16"/>
+              </w:rPr>
               <w:t>{{ item(13, 'code2', '') }}</w:t>
             </w:r>
           </w:p>
@@ -2772,6 +2979,9 @@
           </w:tcPr>
           <w:p>
             <w:r>
+              <w:rPr>
+                <w:sz w:val="16"/>
+              </w:rPr>
               <w:t>{{ item(13, 'remarks', '') }}</w:t>
             </w:r>
           </w:p>
@@ -2817,6 +3027,9 @@
           </w:tcPr>
           <w:p>
             <w:r>
+              <w:rPr>
+                <w:sz w:val="16"/>
+              </w:rPr>
               <w:t>{{ item(14, 'emp_id', '') }}</w:t>
             </w:r>
           </w:p>
@@ -2837,6 +3050,9 @@
           </w:tcPr>
           <w:p>
             <w:r>
+              <w:rPr>
+                <w:sz w:val="16"/>
+              </w:rPr>
               <w:t>{{ item(14, 'employee_name', '') }}</w:t>
             </w:r>
           </w:p>
@@ -2857,6 +3073,9 @@
           </w:tcPr>
           <w:p>
             <w:r>
+              <w:rPr>
+                <w:sz w:val="16"/>
+              </w:rPr>
               <w:t>{{ item(14, 'code1', '') }}</w:t>
             </w:r>
           </w:p>
@@ -2877,6 +3096,9 @@
           </w:tcPr>
           <w:p>
             <w:r>
+              <w:rPr>
+                <w:sz w:val="16"/>
+              </w:rPr>
               <w:t>{{ item(14, 'code2', '') }}</w:t>
             </w:r>
           </w:p>
@@ -2897,6 +3119,9 @@
           </w:tcPr>
           <w:p>
             <w:r>
+              <w:rPr>
+                <w:sz w:val="16"/>
+              </w:rPr>
               <w:t>{{ item(14, 'remarks', '') }}</w:t>
             </w:r>
           </w:p>
@@ -2904,7 +3129,7 @@
       </w:tr>
       <w:tr>
         <w:trPr>
-          <w:trHeight w:hRule="exact" w:val="256"/>
+          <w:trHeight w:hRule="exact" w:val="254"/>
         </w:trPr>
         <w:tc>
           <w:tcPr>
@@ -3144,7 +3369,7 @@
       </w:tr>
       <w:tr>
         <w:trPr>
-          <w:trHeight w:hRule="exact" w:val="256"/>
+          <w:trHeight w:hRule="exact" w:val="254"/>
         </w:trPr>
         <w:tc>
           <w:tcPr>
@@ -3384,7 +3609,7 @@
       </w:tr>
       <w:tr>
         <w:trPr>
-          <w:trHeight w:hRule="exact" w:val="256"/>
+          <w:trHeight w:hRule="exact" w:val="254"/>
         </w:trPr>
         <w:tc>
           <w:tcPr>
@@ -3744,7 +3969,7 @@
       </w:tr>
       <w:tr>
         <w:trPr>
-          <w:trHeight w:hRule="exact" w:val="252"/>
+          <w:trHeight w:hRule="exact" w:val="254"/>
         </w:trPr>
         <w:tc>
           <w:tcPr>
@@ -4344,7 +4569,7 @@
       </w:tr>
       <w:tr>
         <w:trPr>
-          <w:trHeight w:hRule="exact" w:val="256"/>
+          <w:trHeight w:hRule="exact" w:val="254"/>
         </w:trPr>
         <w:tc>
           <w:tcPr>
@@ -4464,7 +4689,7 @@
       </w:tr>
       <w:tr>
         <w:trPr>
-          <w:trHeight w:hRule="exact" w:val="252"/>
+          <w:trHeight w:hRule="exact" w:val="254"/>
         </w:trPr>
         <w:tc>
           <w:tcPr>
@@ -4584,7 +4809,7 @@
       </w:tr>
       <w:tr>
         <w:trPr>
-          <w:trHeight w:hRule="exact" w:val="258"/>
+          <w:trHeight w:hRule="exact" w:val="254"/>
         </w:trPr>
         <w:tc>
           <w:tcPr>
@@ -4704,7 +4929,7 @@
       </w:tr>
       <w:tr>
         <w:trPr>
-          <w:trHeight w:hRule="exact" w:val="252"/>
+          <w:trHeight w:hRule="exact" w:val="254"/>
         </w:trPr>
         <w:tc>
           <w:tcPr>
@@ -5010,6 +5235,9 @@
           </w:tcPr>
           <w:p>
             <w:r>
+              <w:rPr>
+                <w:sz w:val="16"/>
+              </w:rPr>
               <w:t>{{ manager_name }}</w:t>
             </w:r>
           </w:p>

--- a/backend/templates/GSSG-HR_300-027_Employee_Overtime_Form.docx
+++ b/backend/templates/GSSG-HR_300-027_Employee_Overtime_Form.docx
@@ -555,8 +555,13 @@
               <w:start w:w="0" w:type="dxa"/>
               <w:end w:w="0" w:type="dxa"/>
             </w:tcMar>
+            <w:vAlign w:val="center"/>
           </w:tcPr>
           <w:p>
+            <w:pPr>
+              <w:spacing w:before="0" w:after="0" w:line="240" w:lineRule="auto"/>
+              <w:jc w:val="center"/>
+            </w:pPr>
             <w:r>
               <w:t>{{ department }}</w:t>
             </w:r>
@@ -611,8 +616,13 @@
               <w:start w:w="0" w:type="dxa"/>
               <w:end w:w="0" w:type="dxa"/>
             </w:tcMar>
+            <w:vAlign w:val="center"/>
           </w:tcPr>
           <w:p>
+            <w:pPr>
+              <w:spacing w:before="0" w:after="0" w:line="240" w:lineRule="auto"/>
+              <w:jc w:val="center"/>
+            </w:pPr>
             <w:r>
               <w:t>{{ ot_branch }}</w:t>
             </w:r>
@@ -672,8 +682,13 @@
               <w:start w:w="0" w:type="dxa"/>
               <w:end w:w="0" w:type="dxa"/>
             </w:tcMar>
+            <w:vAlign w:val="center"/>
           </w:tcPr>
           <w:p>
+            <w:pPr>
+              <w:spacing w:before="0" w:after="0" w:line="240" w:lineRule="auto"/>
+              <w:jc w:val="center"/>
+            </w:pPr>
             <w:r>
               <w:t>{{ location }}</w:t>
             </w:r>
@@ -1064,8 +1079,13 @@
               <w:start w:w="0" w:type="dxa"/>
               <w:end w:w="0" w:type="dxa"/>
             </w:tcMar>
+            <w:vAlign w:val="center"/>
           </w:tcPr>
           <w:p>
+            <w:pPr>
+              <w:spacing w:before="0" w:after="0" w:line="240" w:lineRule="auto"/>
+              <w:jc w:val="center"/>
+            </w:pPr>
             <w:r>
               <w:rPr>
                 <w:sz w:val="16"/>
@@ -1087,8 +1107,13 @@
               <w:start w:w="0" w:type="dxa"/>
               <w:end w:w="0" w:type="dxa"/>
             </w:tcMar>
+            <w:vAlign w:val="center"/>
           </w:tcPr>
           <w:p>
+            <w:pPr>
+              <w:spacing w:before="0" w:after="0" w:line="240" w:lineRule="auto"/>
+              <w:jc w:val="center"/>
+            </w:pPr>
             <w:r>
               <w:rPr>
                 <w:sz w:val="16"/>
@@ -1110,8 +1135,13 @@
               <w:start w:w="0" w:type="dxa"/>
               <w:end w:w="0" w:type="dxa"/>
             </w:tcMar>
+            <w:vAlign w:val="center"/>
           </w:tcPr>
           <w:p>
+            <w:pPr>
+              <w:spacing w:before="0" w:after="0" w:line="240" w:lineRule="auto"/>
+              <w:jc w:val="center"/>
+            </w:pPr>
             <w:r>
               <w:rPr>
                 <w:sz w:val="16"/>
@@ -1133,8 +1163,13 @@
               <w:start w:w="0" w:type="dxa"/>
               <w:end w:w="0" w:type="dxa"/>
             </w:tcMar>
+            <w:vAlign w:val="center"/>
           </w:tcPr>
           <w:p>
+            <w:pPr>
+              <w:spacing w:before="0" w:after="0" w:line="240" w:lineRule="auto"/>
+              <w:jc w:val="center"/>
+            </w:pPr>
             <w:r>
               <w:rPr>
                 <w:sz w:val="16"/>
@@ -1156,8 +1191,13 @@
               <w:start w:w="0" w:type="dxa"/>
               <w:end w:w="0" w:type="dxa"/>
             </w:tcMar>
+            <w:vAlign w:val="center"/>
           </w:tcPr>
           <w:p>
+            <w:pPr>
+              <w:spacing w:before="0" w:after="0" w:line="240" w:lineRule="auto"/>
+              <w:jc w:val="center"/>
+            </w:pPr>
             <w:r>
               <w:rPr>
                 <w:sz w:val="16"/>
@@ -1204,8 +1244,13 @@
               <w:start w:w="0" w:type="dxa"/>
               <w:end w:w="0" w:type="dxa"/>
             </w:tcMar>
+            <w:vAlign w:val="center"/>
           </w:tcPr>
           <w:p>
+            <w:pPr>
+              <w:spacing w:before="0" w:after="0" w:line="240" w:lineRule="auto"/>
+              <w:jc w:val="center"/>
+            </w:pPr>
             <w:r>
               <w:rPr>
                 <w:sz w:val="16"/>
@@ -1227,8 +1272,13 @@
               <w:start w:w="0" w:type="dxa"/>
               <w:end w:w="0" w:type="dxa"/>
             </w:tcMar>
+            <w:vAlign w:val="center"/>
           </w:tcPr>
           <w:p>
+            <w:pPr>
+              <w:spacing w:before="0" w:after="0" w:line="240" w:lineRule="auto"/>
+              <w:jc w:val="center"/>
+            </w:pPr>
             <w:r>
               <w:rPr>
                 <w:sz w:val="16"/>
@@ -1250,8 +1300,13 @@
               <w:start w:w="0" w:type="dxa"/>
               <w:end w:w="0" w:type="dxa"/>
             </w:tcMar>
+            <w:vAlign w:val="center"/>
           </w:tcPr>
           <w:p>
+            <w:pPr>
+              <w:spacing w:before="0" w:after="0" w:line="240" w:lineRule="auto"/>
+              <w:jc w:val="center"/>
+            </w:pPr>
             <w:r>
               <w:rPr>
                 <w:sz w:val="16"/>
@@ -1273,8 +1328,13 @@
               <w:start w:w="0" w:type="dxa"/>
               <w:end w:w="0" w:type="dxa"/>
             </w:tcMar>
+            <w:vAlign w:val="center"/>
           </w:tcPr>
           <w:p>
+            <w:pPr>
+              <w:spacing w:before="0" w:after="0" w:line="240" w:lineRule="auto"/>
+              <w:jc w:val="center"/>
+            </w:pPr>
             <w:r>
               <w:rPr>
                 <w:sz w:val="16"/>
@@ -1296,8 +1356,13 @@
               <w:start w:w="0" w:type="dxa"/>
               <w:end w:w="0" w:type="dxa"/>
             </w:tcMar>
+            <w:vAlign w:val="center"/>
           </w:tcPr>
           <w:p>
+            <w:pPr>
+              <w:spacing w:before="0" w:after="0" w:line="240" w:lineRule="auto"/>
+              <w:jc w:val="center"/>
+            </w:pPr>
             <w:r>
               <w:rPr>
                 <w:sz w:val="16"/>
@@ -1344,8 +1409,13 @@
               <w:start w:w="0" w:type="dxa"/>
               <w:end w:w="0" w:type="dxa"/>
             </w:tcMar>
+            <w:vAlign w:val="center"/>
           </w:tcPr>
           <w:p>
+            <w:pPr>
+              <w:spacing w:before="0" w:after="0" w:line="240" w:lineRule="auto"/>
+              <w:jc w:val="center"/>
+            </w:pPr>
             <w:r>
               <w:rPr>
                 <w:sz w:val="16"/>
@@ -1367,8 +1437,13 @@
               <w:start w:w="0" w:type="dxa"/>
               <w:end w:w="0" w:type="dxa"/>
             </w:tcMar>
+            <w:vAlign w:val="center"/>
           </w:tcPr>
           <w:p>
+            <w:pPr>
+              <w:spacing w:before="0" w:after="0" w:line="240" w:lineRule="auto"/>
+              <w:jc w:val="center"/>
+            </w:pPr>
             <w:r>
               <w:rPr>
                 <w:sz w:val="16"/>
@@ -1390,8 +1465,13 @@
               <w:start w:w="0" w:type="dxa"/>
               <w:end w:w="0" w:type="dxa"/>
             </w:tcMar>
+            <w:vAlign w:val="center"/>
           </w:tcPr>
           <w:p>
+            <w:pPr>
+              <w:spacing w:before="0" w:after="0" w:line="240" w:lineRule="auto"/>
+              <w:jc w:val="center"/>
+            </w:pPr>
             <w:r>
               <w:rPr>
                 <w:sz w:val="16"/>
@@ -1413,8 +1493,13 @@
               <w:start w:w="0" w:type="dxa"/>
               <w:end w:w="0" w:type="dxa"/>
             </w:tcMar>
+            <w:vAlign w:val="center"/>
           </w:tcPr>
           <w:p>
+            <w:pPr>
+              <w:spacing w:before="0" w:after="0" w:line="240" w:lineRule="auto"/>
+              <w:jc w:val="center"/>
+            </w:pPr>
             <w:r>
               <w:rPr>
                 <w:sz w:val="16"/>
@@ -1436,8 +1521,13 @@
               <w:start w:w="0" w:type="dxa"/>
               <w:end w:w="0" w:type="dxa"/>
             </w:tcMar>
+            <w:vAlign w:val="center"/>
           </w:tcPr>
           <w:p>
+            <w:pPr>
+              <w:spacing w:before="0" w:after="0" w:line="240" w:lineRule="auto"/>
+              <w:jc w:val="center"/>
+            </w:pPr>
             <w:r>
               <w:rPr>
                 <w:sz w:val="16"/>
@@ -1484,8 +1574,13 @@
               <w:start w:w="0" w:type="dxa"/>
               <w:end w:w="0" w:type="dxa"/>
             </w:tcMar>
+            <w:vAlign w:val="center"/>
           </w:tcPr>
           <w:p>
+            <w:pPr>
+              <w:spacing w:before="0" w:after="0" w:line="240" w:lineRule="auto"/>
+              <w:jc w:val="center"/>
+            </w:pPr>
             <w:r>
               <w:rPr>
                 <w:sz w:val="16"/>
@@ -1507,8 +1602,13 @@
               <w:start w:w="0" w:type="dxa"/>
               <w:end w:w="0" w:type="dxa"/>
             </w:tcMar>
+            <w:vAlign w:val="center"/>
           </w:tcPr>
           <w:p>
+            <w:pPr>
+              <w:spacing w:before="0" w:after="0" w:line="240" w:lineRule="auto"/>
+              <w:jc w:val="center"/>
+            </w:pPr>
             <w:r>
               <w:rPr>
                 <w:sz w:val="16"/>
@@ -1530,8 +1630,13 @@
               <w:start w:w="0" w:type="dxa"/>
               <w:end w:w="0" w:type="dxa"/>
             </w:tcMar>
+            <w:vAlign w:val="center"/>
           </w:tcPr>
           <w:p>
+            <w:pPr>
+              <w:spacing w:before="0" w:after="0" w:line="240" w:lineRule="auto"/>
+              <w:jc w:val="center"/>
+            </w:pPr>
             <w:r>
               <w:rPr>
                 <w:sz w:val="16"/>
@@ -1553,8 +1658,13 @@
               <w:start w:w="0" w:type="dxa"/>
               <w:end w:w="0" w:type="dxa"/>
             </w:tcMar>
+            <w:vAlign w:val="center"/>
           </w:tcPr>
           <w:p>
+            <w:pPr>
+              <w:spacing w:before="0" w:after="0" w:line="240" w:lineRule="auto"/>
+              <w:jc w:val="center"/>
+            </w:pPr>
             <w:r>
               <w:rPr>
                 <w:sz w:val="16"/>
@@ -1576,8 +1686,13 @@
               <w:start w:w="0" w:type="dxa"/>
               <w:end w:w="0" w:type="dxa"/>
             </w:tcMar>
+            <w:vAlign w:val="center"/>
           </w:tcPr>
           <w:p>
+            <w:pPr>
+              <w:spacing w:before="0" w:after="0" w:line="240" w:lineRule="auto"/>
+              <w:jc w:val="center"/>
+            </w:pPr>
             <w:r>
               <w:rPr>
                 <w:sz w:val="16"/>
@@ -1624,8 +1739,13 @@
               <w:start w:w="0" w:type="dxa"/>
               <w:end w:w="0" w:type="dxa"/>
             </w:tcMar>
+            <w:vAlign w:val="center"/>
           </w:tcPr>
           <w:p>
+            <w:pPr>
+              <w:spacing w:before="0" w:after="0" w:line="240" w:lineRule="auto"/>
+              <w:jc w:val="center"/>
+            </w:pPr>
             <w:r>
               <w:rPr>
                 <w:sz w:val="16"/>
@@ -1647,8 +1767,13 @@
               <w:start w:w="0" w:type="dxa"/>
               <w:end w:w="0" w:type="dxa"/>
             </w:tcMar>
+            <w:vAlign w:val="center"/>
           </w:tcPr>
           <w:p>
+            <w:pPr>
+              <w:spacing w:before="0" w:after="0" w:line="240" w:lineRule="auto"/>
+              <w:jc w:val="center"/>
+            </w:pPr>
             <w:r>
               <w:rPr>
                 <w:sz w:val="16"/>
@@ -1670,8 +1795,13 @@
               <w:start w:w="0" w:type="dxa"/>
               <w:end w:w="0" w:type="dxa"/>
             </w:tcMar>
+            <w:vAlign w:val="center"/>
           </w:tcPr>
           <w:p>
+            <w:pPr>
+              <w:spacing w:before="0" w:after="0" w:line="240" w:lineRule="auto"/>
+              <w:jc w:val="center"/>
+            </w:pPr>
             <w:r>
               <w:rPr>
                 <w:sz w:val="16"/>
@@ -1693,8 +1823,13 @@
               <w:start w:w="0" w:type="dxa"/>
               <w:end w:w="0" w:type="dxa"/>
             </w:tcMar>
+            <w:vAlign w:val="center"/>
           </w:tcPr>
           <w:p>
+            <w:pPr>
+              <w:spacing w:before="0" w:after="0" w:line="240" w:lineRule="auto"/>
+              <w:jc w:val="center"/>
+            </w:pPr>
             <w:r>
               <w:rPr>
                 <w:sz w:val="16"/>
@@ -1716,8 +1851,13 @@
               <w:start w:w="0" w:type="dxa"/>
               <w:end w:w="0" w:type="dxa"/>
             </w:tcMar>
+            <w:vAlign w:val="center"/>
           </w:tcPr>
           <w:p>
+            <w:pPr>
+              <w:spacing w:before="0" w:after="0" w:line="240" w:lineRule="auto"/>
+              <w:jc w:val="center"/>
+            </w:pPr>
             <w:r>
               <w:rPr>
                 <w:sz w:val="16"/>
@@ -1764,8 +1904,13 @@
               <w:start w:w="0" w:type="dxa"/>
               <w:end w:w="0" w:type="dxa"/>
             </w:tcMar>
+            <w:vAlign w:val="center"/>
           </w:tcPr>
           <w:p>
+            <w:pPr>
+              <w:spacing w:before="0" w:after="0" w:line="240" w:lineRule="auto"/>
+              <w:jc w:val="center"/>
+            </w:pPr>
             <w:r>
               <w:rPr>
                 <w:sz w:val="16"/>
@@ -1787,8 +1932,13 @@
               <w:start w:w="0" w:type="dxa"/>
               <w:end w:w="0" w:type="dxa"/>
             </w:tcMar>
+            <w:vAlign w:val="center"/>
           </w:tcPr>
           <w:p>
+            <w:pPr>
+              <w:spacing w:before="0" w:after="0" w:line="240" w:lineRule="auto"/>
+              <w:jc w:val="center"/>
+            </w:pPr>
             <w:r>
               <w:rPr>
                 <w:sz w:val="16"/>
@@ -1810,8 +1960,13 @@
               <w:start w:w="0" w:type="dxa"/>
               <w:end w:w="0" w:type="dxa"/>
             </w:tcMar>
+            <w:vAlign w:val="center"/>
           </w:tcPr>
           <w:p>
+            <w:pPr>
+              <w:spacing w:before="0" w:after="0" w:line="240" w:lineRule="auto"/>
+              <w:jc w:val="center"/>
+            </w:pPr>
             <w:r>
               <w:rPr>
                 <w:sz w:val="16"/>
@@ -1833,8 +1988,13 @@
               <w:start w:w="0" w:type="dxa"/>
               <w:end w:w="0" w:type="dxa"/>
             </w:tcMar>
+            <w:vAlign w:val="center"/>
           </w:tcPr>
           <w:p>
+            <w:pPr>
+              <w:spacing w:before="0" w:after="0" w:line="240" w:lineRule="auto"/>
+              <w:jc w:val="center"/>
+            </w:pPr>
             <w:r>
               <w:rPr>
                 <w:sz w:val="16"/>
@@ -1856,8 +2016,13 @@
               <w:start w:w="0" w:type="dxa"/>
               <w:end w:w="0" w:type="dxa"/>
             </w:tcMar>
+            <w:vAlign w:val="center"/>
           </w:tcPr>
           <w:p>
+            <w:pPr>
+              <w:spacing w:before="0" w:after="0" w:line="240" w:lineRule="auto"/>
+              <w:jc w:val="center"/>
+            </w:pPr>
             <w:r>
               <w:rPr>
                 <w:sz w:val="16"/>
@@ -1904,8 +2069,13 @@
               <w:start w:w="0" w:type="dxa"/>
               <w:end w:w="0" w:type="dxa"/>
             </w:tcMar>
+            <w:vAlign w:val="center"/>
           </w:tcPr>
           <w:p>
+            <w:pPr>
+              <w:spacing w:before="0" w:after="0" w:line="240" w:lineRule="auto"/>
+              <w:jc w:val="center"/>
+            </w:pPr>
             <w:r>
               <w:rPr>
                 <w:sz w:val="16"/>
@@ -1927,8 +2097,13 @@
               <w:start w:w="0" w:type="dxa"/>
               <w:end w:w="0" w:type="dxa"/>
             </w:tcMar>
+            <w:vAlign w:val="center"/>
           </w:tcPr>
           <w:p>
+            <w:pPr>
+              <w:spacing w:before="0" w:after="0" w:line="240" w:lineRule="auto"/>
+              <w:jc w:val="center"/>
+            </w:pPr>
             <w:r>
               <w:rPr>
                 <w:sz w:val="16"/>
@@ -1950,8 +2125,13 @@
               <w:start w:w="0" w:type="dxa"/>
               <w:end w:w="0" w:type="dxa"/>
             </w:tcMar>
+            <w:vAlign w:val="center"/>
           </w:tcPr>
           <w:p>
+            <w:pPr>
+              <w:spacing w:before="0" w:after="0" w:line="240" w:lineRule="auto"/>
+              <w:jc w:val="center"/>
+            </w:pPr>
             <w:r>
               <w:rPr>
                 <w:sz w:val="16"/>
@@ -1973,8 +2153,13 @@
               <w:start w:w="0" w:type="dxa"/>
               <w:end w:w="0" w:type="dxa"/>
             </w:tcMar>
+            <w:vAlign w:val="center"/>
           </w:tcPr>
           <w:p>
+            <w:pPr>
+              <w:spacing w:before="0" w:after="0" w:line="240" w:lineRule="auto"/>
+              <w:jc w:val="center"/>
+            </w:pPr>
             <w:r>
               <w:rPr>
                 <w:sz w:val="16"/>
@@ -1996,8 +2181,13 @@
               <w:start w:w="0" w:type="dxa"/>
               <w:end w:w="0" w:type="dxa"/>
             </w:tcMar>
+            <w:vAlign w:val="center"/>
           </w:tcPr>
           <w:p>
+            <w:pPr>
+              <w:spacing w:before="0" w:after="0" w:line="240" w:lineRule="auto"/>
+              <w:jc w:val="center"/>
+            </w:pPr>
             <w:r>
               <w:rPr>
                 <w:sz w:val="16"/>
@@ -2044,8 +2234,13 @@
               <w:start w:w="0" w:type="dxa"/>
               <w:end w:w="0" w:type="dxa"/>
             </w:tcMar>
+            <w:vAlign w:val="center"/>
           </w:tcPr>
           <w:p>
+            <w:pPr>
+              <w:spacing w:before="0" w:after="0" w:line="240" w:lineRule="auto"/>
+              <w:jc w:val="center"/>
+            </w:pPr>
             <w:r>
               <w:rPr>
                 <w:sz w:val="16"/>
@@ -2067,8 +2262,13 @@
               <w:start w:w="0" w:type="dxa"/>
               <w:end w:w="0" w:type="dxa"/>
             </w:tcMar>
+            <w:vAlign w:val="center"/>
           </w:tcPr>
           <w:p>
+            <w:pPr>
+              <w:spacing w:before="0" w:after="0" w:line="240" w:lineRule="auto"/>
+              <w:jc w:val="center"/>
+            </w:pPr>
             <w:r>
               <w:rPr>
                 <w:sz w:val="16"/>
@@ -2090,8 +2290,13 @@
               <w:start w:w="0" w:type="dxa"/>
               <w:end w:w="0" w:type="dxa"/>
             </w:tcMar>
+            <w:vAlign w:val="center"/>
           </w:tcPr>
           <w:p>
+            <w:pPr>
+              <w:spacing w:before="0" w:after="0" w:line="240" w:lineRule="auto"/>
+              <w:jc w:val="center"/>
+            </w:pPr>
             <w:r>
               <w:rPr>
                 <w:sz w:val="16"/>
@@ -2113,8 +2318,13 @@
               <w:start w:w="0" w:type="dxa"/>
               <w:end w:w="0" w:type="dxa"/>
             </w:tcMar>
+            <w:vAlign w:val="center"/>
           </w:tcPr>
           <w:p>
+            <w:pPr>
+              <w:spacing w:before="0" w:after="0" w:line="240" w:lineRule="auto"/>
+              <w:jc w:val="center"/>
+            </w:pPr>
             <w:r>
               <w:rPr>
                 <w:sz w:val="16"/>
@@ -2136,8 +2346,13 @@
               <w:start w:w="0" w:type="dxa"/>
               <w:end w:w="0" w:type="dxa"/>
             </w:tcMar>
+            <w:vAlign w:val="center"/>
           </w:tcPr>
           <w:p>
+            <w:pPr>
+              <w:spacing w:before="0" w:after="0" w:line="240" w:lineRule="auto"/>
+              <w:jc w:val="center"/>
+            </w:pPr>
             <w:r>
               <w:rPr>
                 <w:sz w:val="16"/>
@@ -2184,8 +2399,13 @@
               <w:start w:w="0" w:type="dxa"/>
               <w:end w:w="0" w:type="dxa"/>
             </w:tcMar>
+            <w:vAlign w:val="center"/>
           </w:tcPr>
           <w:p>
+            <w:pPr>
+              <w:spacing w:before="0" w:after="0" w:line="240" w:lineRule="auto"/>
+              <w:jc w:val="center"/>
+            </w:pPr>
             <w:r>
               <w:rPr>
                 <w:sz w:val="16"/>
@@ -2207,8 +2427,13 @@
               <w:start w:w="0" w:type="dxa"/>
               <w:end w:w="0" w:type="dxa"/>
             </w:tcMar>
+            <w:vAlign w:val="center"/>
           </w:tcPr>
           <w:p>
+            <w:pPr>
+              <w:spacing w:before="0" w:after="0" w:line="240" w:lineRule="auto"/>
+              <w:jc w:val="center"/>
+            </w:pPr>
             <w:r>
               <w:rPr>
                 <w:sz w:val="16"/>
@@ -2230,8 +2455,13 @@
               <w:start w:w="0" w:type="dxa"/>
               <w:end w:w="0" w:type="dxa"/>
             </w:tcMar>
+            <w:vAlign w:val="center"/>
           </w:tcPr>
           <w:p>
+            <w:pPr>
+              <w:spacing w:before="0" w:after="0" w:line="240" w:lineRule="auto"/>
+              <w:jc w:val="center"/>
+            </w:pPr>
             <w:r>
               <w:rPr>
                 <w:sz w:val="16"/>
@@ -2253,8 +2483,13 @@
               <w:start w:w="0" w:type="dxa"/>
               <w:end w:w="0" w:type="dxa"/>
             </w:tcMar>
+            <w:vAlign w:val="center"/>
           </w:tcPr>
           <w:p>
+            <w:pPr>
+              <w:spacing w:before="0" w:after="0" w:line="240" w:lineRule="auto"/>
+              <w:jc w:val="center"/>
+            </w:pPr>
             <w:r>
               <w:rPr>
                 <w:sz w:val="16"/>
@@ -2276,8 +2511,13 @@
               <w:start w:w="0" w:type="dxa"/>
               <w:end w:w="0" w:type="dxa"/>
             </w:tcMar>
+            <w:vAlign w:val="center"/>
           </w:tcPr>
           <w:p>
+            <w:pPr>
+              <w:spacing w:before="0" w:after="0" w:line="240" w:lineRule="auto"/>
+              <w:jc w:val="center"/>
+            </w:pPr>
             <w:r>
               <w:rPr>
                 <w:sz w:val="16"/>
@@ -2324,8 +2564,13 @@
               <w:start w:w="0" w:type="dxa"/>
               <w:end w:w="0" w:type="dxa"/>
             </w:tcMar>
+            <w:vAlign w:val="center"/>
           </w:tcPr>
           <w:p>
+            <w:pPr>
+              <w:spacing w:before="0" w:after="0" w:line="240" w:lineRule="auto"/>
+              <w:jc w:val="center"/>
+            </w:pPr>
             <w:r>
               <w:rPr>
                 <w:sz w:val="16"/>
@@ -2347,8 +2592,13 @@
               <w:start w:w="0" w:type="dxa"/>
               <w:end w:w="0" w:type="dxa"/>
             </w:tcMar>
+            <w:vAlign w:val="center"/>
           </w:tcPr>
           <w:p>
+            <w:pPr>
+              <w:spacing w:before="0" w:after="0" w:line="240" w:lineRule="auto"/>
+              <w:jc w:val="center"/>
+            </w:pPr>
             <w:r>
               <w:rPr>
                 <w:sz w:val="16"/>
@@ -2370,8 +2620,13 @@
               <w:start w:w="0" w:type="dxa"/>
               <w:end w:w="0" w:type="dxa"/>
             </w:tcMar>
+            <w:vAlign w:val="center"/>
           </w:tcPr>
           <w:p>
+            <w:pPr>
+              <w:spacing w:before="0" w:after="0" w:line="240" w:lineRule="auto"/>
+              <w:jc w:val="center"/>
+            </w:pPr>
             <w:r>
               <w:rPr>
                 <w:sz w:val="16"/>
@@ -2393,8 +2648,13 @@
               <w:start w:w="0" w:type="dxa"/>
               <w:end w:w="0" w:type="dxa"/>
             </w:tcMar>
+            <w:vAlign w:val="center"/>
           </w:tcPr>
           <w:p>
+            <w:pPr>
+              <w:spacing w:before="0" w:after="0" w:line="240" w:lineRule="auto"/>
+              <w:jc w:val="center"/>
+            </w:pPr>
             <w:r>
               <w:rPr>
                 <w:sz w:val="16"/>
@@ -2416,8 +2676,13 @@
               <w:start w:w="0" w:type="dxa"/>
               <w:end w:w="0" w:type="dxa"/>
             </w:tcMar>
+            <w:vAlign w:val="center"/>
           </w:tcPr>
           <w:p>
+            <w:pPr>
+              <w:spacing w:before="0" w:after="0" w:line="240" w:lineRule="auto"/>
+              <w:jc w:val="center"/>
+            </w:pPr>
             <w:r>
               <w:rPr>
                 <w:sz w:val="16"/>
@@ -2464,8 +2729,13 @@
               <w:start w:w="0" w:type="dxa"/>
               <w:end w:w="0" w:type="dxa"/>
             </w:tcMar>
+            <w:vAlign w:val="center"/>
           </w:tcPr>
           <w:p>
+            <w:pPr>
+              <w:spacing w:before="0" w:after="0" w:line="240" w:lineRule="auto"/>
+              <w:jc w:val="center"/>
+            </w:pPr>
             <w:r>
               <w:rPr>
                 <w:sz w:val="16"/>
@@ -2487,8 +2757,13 @@
               <w:start w:w="0" w:type="dxa"/>
               <w:end w:w="0" w:type="dxa"/>
             </w:tcMar>
+            <w:vAlign w:val="center"/>
           </w:tcPr>
           <w:p>
+            <w:pPr>
+              <w:spacing w:before="0" w:after="0" w:line="240" w:lineRule="auto"/>
+              <w:jc w:val="center"/>
+            </w:pPr>
             <w:r>
               <w:rPr>
                 <w:sz w:val="16"/>
@@ -2510,8 +2785,13 @@
               <w:start w:w="0" w:type="dxa"/>
               <w:end w:w="0" w:type="dxa"/>
             </w:tcMar>
+            <w:vAlign w:val="center"/>
           </w:tcPr>
           <w:p>
+            <w:pPr>
+              <w:spacing w:before="0" w:after="0" w:line="240" w:lineRule="auto"/>
+              <w:jc w:val="center"/>
+            </w:pPr>
             <w:r>
               <w:rPr>
                 <w:sz w:val="16"/>
@@ -2533,8 +2813,13 @@
               <w:start w:w="0" w:type="dxa"/>
               <w:end w:w="0" w:type="dxa"/>
             </w:tcMar>
+            <w:vAlign w:val="center"/>
           </w:tcPr>
           <w:p>
+            <w:pPr>
+              <w:spacing w:before="0" w:after="0" w:line="240" w:lineRule="auto"/>
+              <w:jc w:val="center"/>
+            </w:pPr>
             <w:r>
               <w:rPr>
                 <w:sz w:val="16"/>
@@ -2556,8 +2841,13 @@
               <w:start w:w="0" w:type="dxa"/>
               <w:end w:w="0" w:type="dxa"/>
             </w:tcMar>
+            <w:vAlign w:val="center"/>
           </w:tcPr>
           <w:p>
+            <w:pPr>
+              <w:spacing w:before="0" w:after="0" w:line="240" w:lineRule="auto"/>
+              <w:jc w:val="center"/>
+            </w:pPr>
             <w:r>
               <w:rPr>
                 <w:sz w:val="16"/>
@@ -2604,8 +2894,13 @@
               <w:start w:w="0" w:type="dxa"/>
               <w:end w:w="0" w:type="dxa"/>
             </w:tcMar>
+            <w:vAlign w:val="center"/>
           </w:tcPr>
           <w:p>
+            <w:pPr>
+              <w:spacing w:before="0" w:after="0" w:line="240" w:lineRule="auto"/>
+              <w:jc w:val="center"/>
+            </w:pPr>
             <w:r>
               <w:rPr>
                 <w:sz w:val="16"/>
@@ -2627,8 +2922,13 @@
               <w:start w:w="0" w:type="dxa"/>
               <w:end w:w="0" w:type="dxa"/>
             </w:tcMar>
+            <w:vAlign w:val="center"/>
           </w:tcPr>
           <w:p>
+            <w:pPr>
+              <w:spacing w:before="0" w:after="0" w:line="240" w:lineRule="auto"/>
+              <w:jc w:val="center"/>
+            </w:pPr>
             <w:r>
               <w:rPr>
                 <w:sz w:val="16"/>
@@ -2650,8 +2950,13 @@
               <w:start w:w="0" w:type="dxa"/>
               <w:end w:w="0" w:type="dxa"/>
             </w:tcMar>
+            <w:vAlign w:val="center"/>
           </w:tcPr>
           <w:p>
+            <w:pPr>
+              <w:spacing w:before="0" w:after="0" w:line="240" w:lineRule="auto"/>
+              <w:jc w:val="center"/>
+            </w:pPr>
             <w:r>
               <w:rPr>
                 <w:sz w:val="16"/>
@@ -2673,8 +2978,13 @@
               <w:start w:w="0" w:type="dxa"/>
               <w:end w:w="0" w:type="dxa"/>
             </w:tcMar>
+            <w:vAlign w:val="center"/>
           </w:tcPr>
           <w:p>
+            <w:pPr>
+              <w:spacing w:before="0" w:after="0" w:line="240" w:lineRule="auto"/>
+              <w:jc w:val="center"/>
+            </w:pPr>
             <w:r>
               <w:rPr>
                 <w:sz w:val="16"/>
@@ -2696,8 +3006,13 @@
               <w:start w:w="0" w:type="dxa"/>
               <w:end w:w="0" w:type="dxa"/>
             </w:tcMar>
+            <w:vAlign w:val="center"/>
           </w:tcPr>
           <w:p>
+            <w:pPr>
+              <w:spacing w:before="0" w:after="0" w:line="240" w:lineRule="auto"/>
+              <w:jc w:val="center"/>
+            </w:pPr>
             <w:r>
               <w:rPr>
                 <w:sz w:val="16"/>
@@ -2744,8 +3059,13 @@
               <w:start w:w="0" w:type="dxa"/>
               <w:end w:w="0" w:type="dxa"/>
             </w:tcMar>
+            <w:vAlign w:val="center"/>
           </w:tcPr>
           <w:p>
+            <w:pPr>
+              <w:spacing w:before="0" w:after="0" w:line="240" w:lineRule="auto"/>
+              <w:jc w:val="center"/>
+            </w:pPr>
             <w:r>
               <w:rPr>
                 <w:sz w:val="16"/>
@@ -2767,8 +3087,13 @@
               <w:start w:w="0" w:type="dxa"/>
               <w:end w:w="0" w:type="dxa"/>
             </w:tcMar>
+            <w:vAlign w:val="center"/>
           </w:tcPr>
           <w:p>
+            <w:pPr>
+              <w:spacing w:before="0" w:after="0" w:line="240" w:lineRule="auto"/>
+              <w:jc w:val="center"/>
+            </w:pPr>
             <w:r>
               <w:rPr>
                 <w:sz w:val="16"/>
@@ -2790,8 +3115,13 @@
               <w:start w:w="0" w:type="dxa"/>
               <w:end w:w="0" w:type="dxa"/>
             </w:tcMar>
+            <w:vAlign w:val="center"/>
           </w:tcPr>
           <w:p>
+            <w:pPr>
+              <w:spacing w:before="0" w:after="0" w:line="240" w:lineRule="auto"/>
+              <w:jc w:val="center"/>
+            </w:pPr>
             <w:r>
               <w:rPr>
                 <w:sz w:val="16"/>
@@ -2813,8 +3143,13 @@
               <w:start w:w="0" w:type="dxa"/>
               <w:end w:w="0" w:type="dxa"/>
             </w:tcMar>
+            <w:vAlign w:val="center"/>
           </w:tcPr>
           <w:p>
+            <w:pPr>
+              <w:spacing w:before="0" w:after="0" w:line="240" w:lineRule="auto"/>
+              <w:jc w:val="center"/>
+            </w:pPr>
             <w:r>
               <w:rPr>
                 <w:sz w:val="16"/>
@@ -2836,8 +3171,13 @@
               <w:start w:w="0" w:type="dxa"/>
               <w:end w:w="0" w:type="dxa"/>
             </w:tcMar>
+            <w:vAlign w:val="center"/>
           </w:tcPr>
           <w:p>
+            <w:pPr>
+              <w:spacing w:before="0" w:after="0" w:line="240" w:lineRule="auto"/>
+              <w:jc w:val="center"/>
+            </w:pPr>
             <w:r>
               <w:rPr>
                 <w:sz w:val="16"/>
@@ -2884,8 +3224,13 @@
               <w:start w:w="0" w:type="dxa"/>
               <w:end w:w="0" w:type="dxa"/>
             </w:tcMar>
+            <w:vAlign w:val="center"/>
           </w:tcPr>
           <w:p>
+            <w:pPr>
+              <w:spacing w:before="0" w:after="0" w:line="240" w:lineRule="auto"/>
+              <w:jc w:val="center"/>
+            </w:pPr>
             <w:r>
               <w:rPr>
                 <w:sz w:val="16"/>
@@ -2907,8 +3252,13 @@
               <w:start w:w="0" w:type="dxa"/>
               <w:end w:w="0" w:type="dxa"/>
             </w:tcMar>
+            <w:vAlign w:val="center"/>
           </w:tcPr>
           <w:p>
+            <w:pPr>
+              <w:spacing w:before="0" w:after="0" w:line="240" w:lineRule="auto"/>
+              <w:jc w:val="center"/>
+            </w:pPr>
             <w:r>
               <w:rPr>
                 <w:sz w:val="16"/>
@@ -2930,8 +3280,13 @@
               <w:start w:w="0" w:type="dxa"/>
               <w:end w:w="0" w:type="dxa"/>
             </w:tcMar>
+            <w:vAlign w:val="center"/>
           </w:tcPr>
           <w:p>
+            <w:pPr>
+              <w:spacing w:before="0" w:after="0" w:line="240" w:lineRule="auto"/>
+              <w:jc w:val="center"/>
+            </w:pPr>
             <w:r>
               <w:rPr>
                 <w:sz w:val="16"/>
@@ -2953,8 +3308,13 @@
               <w:start w:w="0" w:type="dxa"/>
               <w:end w:w="0" w:type="dxa"/>
             </w:tcMar>
+            <w:vAlign w:val="center"/>
           </w:tcPr>
           <w:p>
+            <w:pPr>
+              <w:spacing w:before="0" w:after="0" w:line="240" w:lineRule="auto"/>
+              <w:jc w:val="center"/>
+            </w:pPr>
             <w:r>
               <w:rPr>
                 <w:sz w:val="16"/>
@@ -2976,8 +3336,13 @@
               <w:start w:w="0" w:type="dxa"/>
               <w:end w:w="0" w:type="dxa"/>
             </w:tcMar>
+            <w:vAlign w:val="center"/>
           </w:tcPr>
           <w:p>
+            <w:pPr>
+              <w:spacing w:before="0" w:after="0" w:line="240" w:lineRule="auto"/>
+              <w:jc w:val="center"/>
+            </w:pPr>
             <w:r>
               <w:rPr>
                 <w:sz w:val="16"/>
@@ -3024,8 +3389,13 @@
               <w:start w:w="0" w:type="dxa"/>
               <w:end w:w="0" w:type="dxa"/>
             </w:tcMar>
+            <w:vAlign w:val="center"/>
           </w:tcPr>
           <w:p>
+            <w:pPr>
+              <w:spacing w:before="0" w:after="0" w:line="240" w:lineRule="auto"/>
+              <w:jc w:val="center"/>
+            </w:pPr>
             <w:r>
               <w:rPr>
                 <w:sz w:val="16"/>
@@ -3047,8 +3417,13 @@
               <w:start w:w="0" w:type="dxa"/>
               <w:end w:w="0" w:type="dxa"/>
             </w:tcMar>
+            <w:vAlign w:val="center"/>
           </w:tcPr>
           <w:p>
+            <w:pPr>
+              <w:spacing w:before="0" w:after="0" w:line="240" w:lineRule="auto"/>
+              <w:jc w:val="center"/>
+            </w:pPr>
             <w:r>
               <w:rPr>
                 <w:sz w:val="16"/>
@@ -3070,8 +3445,13 @@
               <w:start w:w="0" w:type="dxa"/>
               <w:end w:w="0" w:type="dxa"/>
             </w:tcMar>
+            <w:vAlign w:val="center"/>
           </w:tcPr>
           <w:p>
+            <w:pPr>
+              <w:spacing w:before="0" w:after="0" w:line="240" w:lineRule="auto"/>
+              <w:jc w:val="center"/>
+            </w:pPr>
             <w:r>
               <w:rPr>
                 <w:sz w:val="16"/>
@@ -3093,8 +3473,13 @@
               <w:start w:w="0" w:type="dxa"/>
               <w:end w:w="0" w:type="dxa"/>
             </w:tcMar>
+            <w:vAlign w:val="center"/>
           </w:tcPr>
           <w:p>
+            <w:pPr>
+              <w:spacing w:before="0" w:after="0" w:line="240" w:lineRule="auto"/>
+              <w:jc w:val="center"/>
+            </w:pPr>
             <w:r>
               <w:rPr>
                 <w:sz w:val="16"/>
@@ -3116,8 +3501,13 @@
               <w:start w:w="0" w:type="dxa"/>
               <w:end w:w="0" w:type="dxa"/>
             </w:tcMar>
+            <w:vAlign w:val="center"/>
           </w:tcPr>
           <w:p>
+            <w:pPr>
+              <w:spacing w:before="0" w:after="0" w:line="240" w:lineRule="auto"/>
+              <w:jc w:val="center"/>
+            </w:pPr>
             <w:r>
               <w:rPr>
                 <w:sz w:val="16"/>
@@ -5181,7 +5571,7 @@
       </w:tr>
       <w:tr>
         <w:trPr>
-          <w:trHeight w:hRule="exact" w:val="284"/>
+          <w:trHeight w:hRule="atLeast" w:val="284"/>
         </w:trPr>
         <w:tc>
           <w:tcPr>
@@ -5232,8 +5622,13 @@
               <w:start w:w="0" w:type="dxa"/>
               <w:end w:w="0" w:type="dxa"/>
             </w:tcMar>
+            <w:vAlign w:val="center"/>
           </w:tcPr>
           <w:p>
+            <w:pPr>
+              <w:spacing w:before="0" w:after="0" w:line="240" w:lineRule="auto"/>
+              <w:jc w:val="center"/>
+            </w:pPr>
             <w:r>
               <w:rPr>
                 <w:sz w:val="16"/>
@@ -5291,8 +5686,13 @@
               <w:start w:w="0" w:type="dxa"/>
               <w:end w:w="0" w:type="dxa"/>
             </w:tcMar>
+            <w:vAlign w:val="center"/>
           </w:tcPr>
           <w:p>
+            <w:pPr>
+              <w:spacing w:before="0" w:after="0" w:line="240" w:lineRule="auto"/>
+              <w:jc w:val="center"/>
+            </w:pPr>
             <w:r>
               <w:t>{{ manager_sig }}</w:t>
             </w:r>
@@ -5882,466 +6282,477 @@
         <w:autoSpaceDN w:val="0"/>
         <w:autoSpaceDE w:val="0"/>
         <w:widowControl/>
-        <w:spacing w:line="240" w:lineRule="auto" w:before="230" w:after="356"/>
-        <w:ind w:left="0" w:right="0" w:firstLine="0"/>
-        <w:jc w:val="left"/>
-      </w:pPr>
-      <w:r>
-        <w:drawing>
-          <wp:inline xmlns:a="http://schemas.openxmlformats.org/drawingml/2006/main" xmlns:pic="http://schemas.openxmlformats.org/drawingml/2006/picture">
-            <wp:extent cx="6616700" cy="203200"/>
-            <wp:docPr id="3" name="Picture 3"/>
-            <wp:cNvGraphicFramePr>
-              <a:graphicFrameLocks noChangeAspect="1"/>
-            </wp:cNvGraphicFramePr>
-            <a:graphic>
-              <a:graphicData uri="http://schemas.openxmlformats.org/drawingml/2006/picture">
-                <pic:pic>
-                  <pic:nvPicPr>
-                    <pic:cNvPr id="0" name="image.png"/>
-                    <pic:cNvPicPr/>
-                  </pic:nvPicPr>
-                  <pic:blipFill>
-                    <a:blip r:embed="rId11"/>
-                    <a:stretch>
-                      <a:fillRect/>
-                    </a:stretch>
-                  </pic:blipFill>
-                  <pic:spPr>
-                    <a:xfrm>
-                      <a:off x="0" y="0"/>
-                      <a:ext cx="6616700" cy="203200"/>
-                    </a:xfrm>
-                    <a:prstGeom prst="rect"/>
-                  </pic:spPr>
-                </pic:pic>
-              </a:graphicData>
-            </a:graphic>
-          </wp:inline>
-        </w:drawing>
-      </w:r>
-    </w:p>
-    <w:tbl>
-      <w:tblPr>
-        <w:tblW w:type="auto" w:w="0"/>
-        <w:tblLayout w:type="fixed"/>
-        <w:tblLook w:firstColumn="1" w:firstRow="1" w:lastColumn="0" w:lastRow="0" w:noHBand="0" w:noVBand="1" w:val="04A0"/>
-        <w:tblInd w:w="620.0" w:type="dxa"/>
-      </w:tblPr>
-      <w:tblGrid>
-        <w:gridCol w:w="1504"/>
-        <w:gridCol w:w="1504"/>
-        <w:gridCol w:w="1504"/>
-        <w:gridCol w:w="1504"/>
-        <w:gridCol w:w="1504"/>
-        <w:gridCol w:w="1504"/>
-      </w:tblGrid>
-      <w:tr>
-        <w:trPr>
-          <w:trHeight w:hRule="exact" w:val="292"/>
-        </w:trPr>
-        <w:tc>
-          <w:tcPr>
-            <w:tcW w:type="dxa" w:w="1080"/>
-            <w:vMerge w:val="restart"/>
-            <w:tcBorders/>
-            <w:tcMar>
-              <w:start w:w="0" w:type="dxa"/>
-              <w:end w:w="0" w:type="dxa"/>
-            </w:tcMar>
-            <w:tcMar>
-              <w:start w:w="0" w:type="dxa"/>
-              <w:end w:w="0" w:type="dxa"/>
-            </w:tcMar>
-          </w:tcPr>
-          <w:p>
-            <w:pPr>
-              <w:autoSpaceDN w:val="0"/>
-              <w:autoSpaceDE w:val="0"/>
-              <w:widowControl/>
-              <w:spacing w:line="240" w:lineRule="auto" w:before="110" w:after="0"/>
-              <w:ind w:left="0" w:right="40" w:firstLine="0"/>
-              <w:jc w:val="right"/>
-            </w:pPr>
-            <w:r>
-              <w:drawing>
-                <wp:inline xmlns:a="http://schemas.openxmlformats.org/drawingml/2006/main" xmlns:pic="http://schemas.openxmlformats.org/drawingml/2006/picture">
-                  <wp:extent cx="251459" cy="252730"/>
-                  <wp:docPr id="4" name="Picture 4"/>
-                  <wp:cNvGraphicFramePr>
-                    <a:graphicFrameLocks noChangeAspect="1"/>
-                  </wp:cNvGraphicFramePr>
-                  <a:graphic>
-                    <a:graphicData uri="http://schemas.openxmlformats.org/drawingml/2006/picture">
-                      <pic:pic>
-                        <pic:nvPicPr>
-                          <pic:cNvPr id="0" name="image.png"/>
-                          <pic:cNvPicPr/>
-                        </pic:nvPicPr>
-                        <pic:blipFill>
-                          <a:blip r:embed="rId12"/>
-                          <a:stretch>
-                            <a:fillRect/>
-                          </a:stretch>
-                        </pic:blipFill>
-                        <pic:spPr>
-                          <a:xfrm>
-                            <a:off x="0" y="0"/>
-                            <a:ext cx="251459" cy="252730"/>
-                          </a:xfrm>
-                          <a:prstGeom prst="rect"/>
-                        </pic:spPr>
-                      </pic:pic>
-                    </a:graphicData>
-                  </a:graphic>
-                </wp:inline>
-              </w:drawing>
-            </w:r>
-          </w:p>
-        </w:tc>
-        <w:tc>
-          <w:tcPr>
-            <w:tcW w:type="dxa" w:w="2460"/>
-            <w:vMerge w:val="restart"/>
-            <w:tcBorders/>
-            <w:tcMar>
-              <w:start w:w="0" w:type="dxa"/>
-              <w:end w:w="0" w:type="dxa"/>
-            </w:tcMar>
-            <w:tcMar>
-              <w:start w:w="0" w:type="dxa"/>
-              <w:end w:w="0" w:type="dxa"/>
-            </w:tcMar>
-          </w:tcPr>
-          <w:p>
-            <w:pPr>
-              <w:autoSpaceDN w:val="0"/>
-              <w:autoSpaceDE w:val="0"/>
-              <w:widowControl/>
-              <w:spacing w:line="197" w:lineRule="auto" w:before="248" w:after="0"/>
-              <w:ind w:left="48" w:right="0" w:firstLine="0"/>
-              <w:jc w:val="left"/>
-            </w:pPr>
-            <w:r>
-              <w:rPr>
-                <w:rFonts w:ascii="Calibri" w:hAnsi="Calibri" w:eastAsia="Calibri"/>
-                <w:b w:val="0"/>
-                <w:i w:val="0"/>
-                <w:color w:val="A09F9F"/>
-                <w:sz w:val="16"/>
-              </w:rPr>
-              <w:t>Abu Dhabi, United Arab Emirates</w:t>
-            </w:r>
-          </w:p>
-        </w:tc>
-        <w:tc>
-          <w:tcPr>
-            <w:tcW w:type="dxa" w:w="980"/>
-            <w:vMerge w:val="restart"/>
-            <w:tcBorders/>
-            <w:tcMar>
-              <w:start w:w="0" w:type="dxa"/>
-              <w:end w:w="0" w:type="dxa"/>
-            </w:tcMar>
-            <w:tcMar>
-              <w:start w:w="0" w:type="dxa"/>
-              <w:end w:w="0" w:type="dxa"/>
-            </w:tcMar>
-          </w:tcPr>
-          <w:p>
-            <w:pPr>
-              <w:autoSpaceDN w:val="0"/>
-              <w:autoSpaceDE w:val="0"/>
-              <w:widowControl/>
-              <w:spacing w:line="240" w:lineRule="auto" w:before="78" w:after="0"/>
-              <w:ind w:left="0" w:right="112" w:firstLine="0"/>
-              <w:jc w:val="right"/>
-            </w:pPr>
-            <w:r>
-              <w:drawing>
-                <wp:inline xmlns:a="http://schemas.openxmlformats.org/drawingml/2006/main" xmlns:pic="http://schemas.openxmlformats.org/drawingml/2006/picture">
-                  <wp:extent cx="251460" cy="252729"/>
-                  <wp:docPr id="5" name="Picture 5"/>
-                  <wp:cNvGraphicFramePr>
-                    <a:graphicFrameLocks noChangeAspect="1"/>
-                  </wp:cNvGraphicFramePr>
-                  <a:graphic>
-                    <a:graphicData uri="http://schemas.openxmlformats.org/drawingml/2006/picture">
-                      <pic:pic>
-                        <pic:nvPicPr>
-                          <pic:cNvPr id="0" name="image.png"/>
-                          <pic:cNvPicPr/>
-                        </pic:nvPicPr>
-                        <pic:blipFill>
-                          <a:blip r:embed="rId13"/>
-                          <a:stretch>
-                            <a:fillRect/>
-                          </a:stretch>
-                        </pic:blipFill>
-                        <pic:spPr>
-                          <a:xfrm>
-                            <a:off x="0" y="0"/>
-                            <a:ext cx="251460" cy="252729"/>
-                          </a:xfrm>
-                          <a:prstGeom prst="rect"/>
-                        </pic:spPr>
-                      </pic:pic>
-                    </a:graphicData>
-                  </a:graphic>
-                </wp:inline>
-              </w:drawing>
-            </w:r>
-          </w:p>
-        </w:tc>
-        <w:tc>
-          <w:tcPr>
-            <w:tcW w:type="dxa" w:w="2200"/>
-            <w:tcBorders/>
-            <w:tcMar>
-              <w:start w:w="0" w:type="dxa"/>
-              <w:end w:w="0" w:type="dxa"/>
-            </w:tcMar>
-          </w:tcPr>
-          <w:p>
-            <w:pPr>
-              <w:autoSpaceDN w:val="0"/>
-              <w:autoSpaceDE w:val="0"/>
-              <w:widowControl/>
-              <w:spacing w:line="175" w:lineRule="auto" w:before="48" w:after="0"/>
-              <w:ind w:left="136" w:right="0" w:firstLine="0"/>
-              <w:jc w:val="left"/>
-            </w:pPr>
-            <w:r>
-              <w:rPr>
-                <w:rFonts w:ascii="Myanmar Text" w:hAnsi="Myanmar Text" w:eastAsia="Myanmar Text"/>
-                <w:b w:val="0"/>
-                <w:i w:val="0"/>
-                <w:color w:val="A09F9F"/>
-                <w:sz w:val="18"/>
-              </w:rPr>
-              <w:hyperlink r:id="rId14" w:history="1">
-                <w:r>
-                  <w:rPr>
-                    <w:rStyle w:val="Hyperlink"/>
-                  </w:rPr>
-                  <w:t>info@gss-group.net</w:t>
-                </w:r>
-              </w:hyperlink>
-            </w:r>
-          </w:p>
-        </w:tc>
-        <w:tc>
-          <w:tcPr>
-            <w:tcW w:type="dxa" w:w="1120"/>
-            <w:vMerge w:val="restart"/>
-            <w:tcBorders/>
-            <w:tcMar>
-              <w:start w:w="0" w:type="dxa"/>
-              <w:end w:w="0" w:type="dxa"/>
-            </w:tcMar>
-            <w:tcMar>
-              <w:start w:w="0" w:type="dxa"/>
-              <w:end w:w="0" w:type="dxa"/>
-            </w:tcMar>
-          </w:tcPr>
-          <w:p>
-            <w:pPr>
-              <w:autoSpaceDN w:val="0"/>
-              <w:autoSpaceDE w:val="0"/>
-              <w:widowControl/>
-              <w:spacing w:line="240" w:lineRule="auto" w:before="92" w:after="0"/>
-              <w:ind w:left="0" w:right="76" w:firstLine="0"/>
-              <w:jc w:val="right"/>
-            </w:pPr>
-            <w:r>
-              <w:drawing>
-                <wp:inline xmlns:a="http://schemas.openxmlformats.org/drawingml/2006/main" xmlns:pic="http://schemas.openxmlformats.org/drawingml/2006/picture">
-                  <wp:extent cx="251460" cy="252729"/>
-                  <wp:docPr id="6" name="Picture 6"/>
-                  <wp:cNvGraphicFramePr>
-                    <a:graphicFrameLocks noChangeAspect="1"/>
-                  </wp:cNvGraphicFramePr>
-                  <a:graphic>
-                    <a:graphicData uri="http://schemas.openxmlformats.org/drawingml/2006/picture">
-                      <pic:pic>
-                        <pic:nvPicPr>
-                          <pic:cNvPr id="0" name="image.png"/>
-                          <pic:cNvPicPr/>
-                        </pic:nvPicPr>
-                        <pic:blipFill>
-                          <a:blip r:embed="rId15"/>
-                          <a:stretch>
-                            <a:fillRect/>
-                          </a:stretch>
-                        </pic:blipFill>
-                        <pic:spPr>
-                          <a:xfrm>
-                            <a:off x="0" y="0"/>
-                            <a:ext cx="251460" cy="252729"/>
-                          </a:xfrm>
-                          <a:prstGeom prst="rect"/>
-                        </pic:spPr>
-                      </pic:pic>
-                    </a:graphicData>
-                  </a:graphic>
-                </wp:inline>
-              </w:drawing>
-            </w:r>
-          </w:p>
-        </w:tc>
-        <w:tc>
-          <w:tcPr>
-            <w:tcW w:type="dxa" w:w="2600"/>
-            <w:tcBorders/>
-            <w:tcMar>
-              <w:start w:w="0" w:type="dxa"/>
-              <w:end w:w="0" w:type="dxa"/>
-            </w:tcMar>
-          </w:tcPr>
-          <w:p>
-            <w:pPr>
-              <w:autoSpaceDN w:val="0"/>
-              <w:autoSpaceDE w:val="0"/>
-              <w:widowControl/>
-              <w:spacing w:line="175" w:lineRule="auto" w:before="46" w:after="0"/>
-              <w:ind w:left="112" w:right="0" w:firstLine="0"/>
-              <w:jc w:val="left"/>
-            </w:pPr>
-            <w:r>
-              <w:rPr>
-                <w:rFonts w:ascii="Myanmar Text" w:hAnsi="Myanmar Text" w:eastAsia="Myanmar Text"/>
-                <w:b w:val="0"/>
-                <w:i w:val="0"/>
-                <w:color w:val="A09F9F"/>
-                <w:sz w:val="18"/>
-              </w:rPr>
-              <w:t>Phone: +9712 6666898</w:t>
-            </w:r>
-          </w:p>
-        </w:tc>
-      </w:tr>
-      <w:tr>
-        <w:trPr>
-          <w:trHeight w:hRule="exact" w:val="220"/>
-        </w:trPr>
-        <w:tc>
-          <w:tcPr>
-            <w:tcW w:type="dxa" w:w="1504"/>
-            <w:vMerge/>
-            <w:tcBorders/>
-          </w:tcPr>
-          <w:p/>
-        </w:tc>
-        <w:tc>
-          <w:tcPr>
-            <w:tcW w:type="dxa" w:w="1504"/>
-            <w:vMerge/>
-            <w:tcBorders/>
-          </w:tcPr>
-          <w:p/>
-        </w:tc>
-        <w:tc>
-          <w:tcPr>
-            <w:tcW w:type="dxa" w:w="1504"/>
-            <w:vMerge/>
-            <w:tcBorders/>
-          </w:tcPr>
-          <w:p/>
-        </w:tc>
-        <w:tc>
-          <w:tcPr>
-            <w:tcW w:type="dxa" w:w="2200"/>
-            <w:tcBorders/>
-            <w:tcMar>
-              <w:start w:w="0" w:type="dxa"/>
-              <w:end w:w="0" w:type="dxa"/>
-            </w:tcMar>
-          </w:tcPr>
-          <w:p>
-            <w:pPr>
-              <w:autoSpaceDN w:val="0"/>
-              <w:autoSpaceDE w:val="0"/>
-              <w:widowControl/>
-              <w:spacing w:line="175" w:lineRule="auto" w:before="0" w:after="0"/>
-              <w:ind w:left="152" w:right="0" w:firstLine="0"/>
-              <w:jc w:val="left"/>
-            </w:pPr>
-            <w:r>
-              <w:rPr>
-                <w:rFonts w:ascii="Myanmar Text" w:hAnsi="Myanmar Text" w:eastAsia="Myanmar Text"/>
-                <w:b w:val="0"/>
-                <w:i w:val="0"/>
-                <w:color w:val="A09F9F"/>
-                <w:sz w:val="18"/>
-              </w:rPr>
-              <w:hyperlink r:id="rId14" w:history="1">
-                <w:r>
-                  <w:rPr>
-                    <w:rStyle w:val="Hyperlink"/>
-                  </w:rPr>
-                  <w:t>www.gss-group.net</w:t>
-                </w:r>
-              </w:hyperlink>
-            </w:r>
-          </w:p>
-        </w:tc>
-        <w:tc>
-          <w:tcPr>
-            <w:tcW w:type="dxa" w:w="1504"/>
-            <w:vMerge/>
-            <w:tcBorders/>
-          </w:tcPr>
-          <w:p/>
-        </w:tc>
-        <w:tc>
-          <w:tcPr>
-            <w:tcW w:type="dxa" w:w="2600"/>
-            <w:tcBorders/>
-            <w:tcMar>
-              <w:start w:w="0" w:type="dxa"/>
-              <w:end w:w="0" w:type="dxa"/>
-            </w:tcMar>
-          </w:tcPr>
-          <w:p>
-            <w:pPr>
-              <w:autoSpaceDN w:val="0"/>
-              <w:autoSpaceDE w:val="0"/>
-              <w:widowControl/>
-              <w:spacing w:line="240" w:lineRule="auto" w:before="0" w:after="0"/>
-              <w:ind w:left="112" w:right="0" w:firstLine="0"/>
-              <w:jc w:val="left"/>
-            </w:pPr>
-            <w:r>
-              <w:rPr>
-                <w:rFonts w:ascii="Gill Sans MT" w:hAnsi="Gill Sans MT" w:eastAsia="Gill Sans MT"/>
-                <w:b w:val="0"/>
-                <w:i w:val="0"/>
-                <w:color w:val="A09F9F"/>
-                <w:sz w:val="19"/>
-              </w:rPr>
-              <w:t>Fax: +971 2 666 8980</w:t>
-            </w:r>
-          </w:p>
-        </w:tc>
-      </w:tr>
-    </w:tbl>
-    <w:p>
-      <w:pPr>
-        <w:autoSpaceDN w:val="0"/>
-        <w:autoSpaceDE w:val="0"/>
-        <w:widowControl/>
         <w:spacing w:line="14" w:lineRule="exact" w:before="0" w:after="0"/>
         <w:ind w:left="0" w:right="0"/>
       </w:pPr>
     </w:p>
     <w:sectPr>
+      <w:footerReference w:type="default" r:id="rIdFtr1"/>
       <w:pgSz w:w="11906" w:h="16838"/>
-      <w:pgMar w:top="300" w:right="0" w:bottom="226" w:left="0" w:header="720" w:footer="720" w:gutter="0"/>
+      <w:pgMar w:top="300" w:right="0" w:bottom="1440" w:left="0" w:header="720" w:footer="200" w:gutter="0"/>
       <w:cols/>
       <w:docGrid w:linePitch="360"/>
     </w:sectPr>
   </w:body>
 </w:document>
+</file>
+
+<file path=word/footer1.xml><?xml version="1.0" encoding="utf-8"?>
+<w:ftr xmlns:wpc="http://schemas.microsoft.com/office/word/2010/wordprocessingCanvas" xmlns:mo="http://schemas.microsoft.com/office/mac/office/2008/main" xmlns:mc="http://schemas.openxmlformats.org/markup-compatibility/2006" xmlns:mv="urn:schemas-microsoft-com:mac:vml" xmlns:o="urn:schemas-microsoft-com:office:office" xmlns:r="http://schemas.openxmlformats.org/officeDocument/2006/relationships" xmlns:m="http://schemas.openxmlformats.org/officeDocument/2006/math" xmlns:v="urn:schemas-microsoft-com:vml" xmlns:wp14="http://schemas.microsoft.com/office/word/2010/wordprocessingDrawing" xmlns:wp="http://schemas.openxmlformats.org/drawingml/2006/wordprocessingDrawing" xmlns:w10="urn:schemas-microsoft-com:office:word" xmlns:w="http://schemas.openxmlformats.org/wordprocessingml/2006/main" xmlns:w14="http://schemas.microsoft.com/office/word/2010/wordml" xmlns:wpg="http://schemas.microsoft.com/office/word/2010/wordprocessingGroup" xmlns:wpi="http://schemas.microsoft.com/office/word/2010/wordprocessingInk" xmlns:wne="http://schemas.microsoft.com/office/word/2006/wordml" xmlns:wps="http://schemas.microsoft.com/office/word/2010/wordprocessingShape">
+  <w:p>
+    <w:pPr>
+      <w:autoSpaceDN w:val="0"/>
+      <w:autoSpaceDE w:val="0"/>
+      <w:widowControl/>
+      <w:spacing w:line="240" w:lineRule="auto" w:before="0" w:after="120"/>
+      <w:ind w:left="0" w:right="0" w:firstLine="0"/>
+      <w:jc w:val="left"/>
+    </w:pPr>
+    <w:r>
+      <w:drawing>
+        <wp:inline xmlns:a="http://schemas.openxmlformats.org/drawingml/2006/main" xmlns:pic="http://schemas.openxmlformats.org/drawingml/2006/picture">
+          <wp:extent cx="6616700" cy="203200"/>
+          <wp:docPr id="3" name="Picture 3"/>
+          <wp:cNvGraphicFramePr>
+            <a:graphicFrameLocks noChangeAspect="1"/>
+          </wp:cNvGraphicFramePr>
+          <a:graphic>
+            <a:graphicData uri="http://schemas.openxmlformats.org/drawingml/2006/picture">
+              <pic:pic>
+                <pic:nvPicPr>
+                  <pic:cNvPr id="0" name="image.png"/>
+                  <pic:cNvPicPr/>
+                </pic:nvPicPr>
+                <pic:blipFill>
+                  <a:blip r:embed="rId11"/>
+                  <a:stretch>
+                    <a:fillRect/>
+                  </a:stretch>
+                </pic:blipFill>
+                <pic:spPr>
+                  <a:xfrm>
+                    <a:off x="0" y="0"/>
+                    <a:ext cx="6616700" cy="203200"/>
+                  </a:xfrm>
+                  <a:prstGeom prst="rect"/>
+                </pic:spPr>
+              </pic:pic>
+            </a:graphicData>
+          </a:graphic>
+        </wp:inline>
+      </w:drawing>
+    </w:r>
+  </w:p>
+  <w:tbl>
+    <w:tblPr>
+      <w:tblW w:type="auto" w:w="0"/>
+      <w:tblLayout w:type="fixed"/>
+      <w:tblLook w:firstColumn="1" w:firstRow="1" w:lastColumn="0" w:lastRow="0" w:noHBand="0" w:noVBand="1" w:val="04A0"/>
+      <w:tblInd w:w="620.0" w:type="dxa"/>
+    </w:tblPr>
+    <w:tblGrid>
+      <w:gridCol w:w="1504"/>
+      <w:gridCol w:w="1504"/>
+      <w:gridCol w:w="1504"/>
+      <w:gridCol w:w="1504"/>
+      <w:gridCol w:w="1504"/>
+      <w:gridCol w:w="1504"/>
+    </w:tblGrid>
+    <w:tr>
+      <w:trPr>
+        <w:trHeight w:hRule="exact" w:val="292"/>
+      </w:trPr>
+      <w:tc>
+        <w:tcPr>
+          <w:tcW w:type="dxa" w:w="1080"/>
+          <w:vMerge w:val="restart"/>
+          <w:tcBorders/>
+          <w:tcMar>
+            <w:start w:w="0" w:type="dxa"/>
+            <w:end w:w="0" w:type="dxa"/>
+          </w:tcMar>
+          <w:tcMar>
+            <w:start w:w="0" w:type="dxa"/>
+            <w:end w:w="0" w:type="dxa"/>
+          </w:tcMar>
+        </w:tcPr>
+        <w:p>
+          <w:pPr>
+            <w:autoSpaceDN w:val="0"/>
+            <w:autoSpaceDE w:val="0"/>
+            <w:widowControl/>
+            <w:spacing w:line="240" w:lineRule="auto" w:before="110" w:after="0"/>
+            <w:ind w:left="0" w:right="40" w:firstLine="0"/>
+            <w:jc w:val="right"/>
+          </w:pPr>
+          <w:r>
+            <w:drawing>
+              <wp:inline xmlns:a="http://schemas.openxmlformats.org/drawingml/2006/main" xmlns:pic="http://schemas.openxmlformats.org/drawingml/2006/picture">
+                <wp:extent cx="251459" cy="252730"/>
+                <wp:docPr id="4" name="Picture 4"/>
+                <wp:cNvGraphicFramePr>
+                  <a:graphicFrameLocks noChangeAspect="1"/>
+                </wp:cNvGraphicFramePr>
+                <a:graphic>
+                  <a:graphicData uri="http://schemas.openxmlformats.org/drawingml/2006/picture">
+                    <pic:pic>
+                      <pic:nvPicPr>
+                        <pic:cNvPr id="0" name="image.png"/>
+                        <pic:cNvPicPr/>
+                      </pic:nvPicPr>
+                      <pic:blipFill>
+                        <a:blip r:embed="rId12"/>
+                        <a:stretch>
+                          <a:fillRect/>
+                        </a:stretch>
+                      </pic:blipFill>
+                      <pic:spPr>
+                        <a:xfrm>
+                          <a:off x="0" y="0"/>
+                          <a:ext cx="251459" cy="252730"/>
+                        </a:xfrm>
+                        <a:prstGeom prst="rect"/>
+                      </pic:spPr>
+                    </pic:pic>
+                  </a:graphicData>
+                </a:graphic>
+              </wp:inline>
+            </w:drawing>
+          </w:r>
+        </w:p>
+      </w:tc>
+      <w:tc>
+        <w:tcPr>
+          <w:tcW w:type="dxa" w:w="2460"/>
+          <w:vMerge w:val="restart"/>
+          <w:tcBorders/>
+          <w:tcMar>
+            <w:start w:w="0" w:type="dxa"/>
+            <w:end w:w="0" w:type="dxa"/>
+          </w:tcMar>
+          <w:tcMar>
+            <w:start w:w="0" w:type="dxa"/>
+            <w:end w:w="0" w:type="dxa"/>
+          </w:tcMar>
+        </w:tcPr>
+        <w:p>
+          <w:pPr>
+            <w:autoSpaceDN w:val="0"/>
+            <w:autoSpaceDE w:val="0"/>
+            <w:widowControl/>
+            <w:spacing w:line="197" w:lineRule="auto" w:before="248" w:after="0"/>
+            <w:ind w:left="48" w:right="0" w:firstLine="0"/>
+            <w:jc w:val="left"/>
+          </w:pPr>
+          <w:r>
+            <w:rPr>
+              <w:rFonts w:ascii="Calibri" w:hAnsi="Calibri" w:eastAsia="Calibri"/>
+              <w:b w:val="0"/>
+              <w:i w:val="0"/>
+              <w:color w:val="A09F9F"/>
+              <w:sz w:val="16"/>
+            </w:rPr>
+            <w:t>Abu Dhabi, United Arab Emirates</w:t>
+          </w:r>
+        </w:p>
+      </w:tc>
+      <w:tc>
+        <w:tcPr>
+          <w:tcW w:type="dxa" w:w="980"/>
+          <w:vMerge w:val="restart"/>
+          <w:tcBorders/>
+          <w:tcMar>
+            <w:start w:w="0" w:type="dxa"/>
+            <w:end w:w="0" w:type="dxa"/>
+          </w:tcMar>
+          <w:tcMar>
+            <w:start w:w="0" w:type="dxa"/>
+            <w:end w:w="0" w:type="dxa"/>
+          </w:tcMar>
+        </w:tcPr>
+        <w:p>
+          <w:pPr>
+            <w:autoSpaceDN w:val="0"/>
+            <w:autoSpaceDE w:val="0"/>
+            <w:widowControl/>
+            <w:spacing w:line="240" w:lineRule="auto" w:before="78" w:after="0"/>
+            <w:ind w:left="0" w:right="112" w:firstLine="0"/>
+            <w:jc w:val="right"/>
+          </w:pPr>
+          <w:r>
+            <w:drawing>
+              <wp:inline xmlns:a="http://schemas.openxmlformats.org/drawingml/2006/main" xmlns:pic="http://schemas.openxmlformats.org/drawingml/2006/picture">
+                <wp:extent cx="251460" cy="252729"/>
+                <wp:docPr id="5" name="Picture 5"/>
+                <wp:cNvGraphicFramePr>
+                  <a:graphicFrameLocks noChangeAspect="1"/>
+                </wp:cNvGraphicFramePr>
+                <a:graphic>
+                  <a:graphicData uri="http://schemas.openxmlformats.org/drawingml/2006/picture">
+                    <pic:pic>
+                      <pic:nvPicPr>
+                        <pic:cNvPr id="0" name="image.png"/>
+                        <pic:cNvPicPr/>
+                      </pic:nvPicPr>
+                      <pic:blipFill>
+                        <a:blip r:embed="rId13"/>
+                        <a:stretch>
+                          <a:fillRect/>
+                        </a:stretch>
+                      </pic:blipFill>
+                      <pic:spPr>
+                        <a:xfrm>
+                          <a:off x="0" y="0"/>
+                          <a:ext cx="251460" cy="252729"/>
+                        </a:xfrm>
+                        <a:prstGeom prst="rect"/>
+                      </pic:spPr>
+                    </pic:pic>
+                  </a:graphicData>
+                </a:graphic>
+              </wp:inline>
+            </w:drawing>
+          </w:r>
+        </w:p>
+      </w:tc>
+      <w:tc>
+        <w:tcPr>
+          <w:tcW w:type="dxa" w:w="2200"/>
+          <w:tcBorders/>
+          <w:tcMar>
+            <w:start w:w="0" w:type="dxa"/>
+            <w:end w:w="0" w:type="dxa"/>
+          </w:tcMar>
+        </w:tcPr>
+        <w:p>
+          <w:pPr>
+            <w:autoSpaceDN w:val="0"/>
+            <w:autoSpaceDE w:val="0"/>
+            <w:widowControl/>
+            <w:spacing w:line="175" w:lineRule="auto" w:before="48" w:after="0"/>
+            <w:ind w:left="136" w:right="0" w:firstLine="0"/>
+            <w:jc w:val="left"/>
+          </w:pPr>
+          <w:r>
+            <w:rPr>
+              <w:rFonts w:ascii="Myanmar Text" w:hAnsi="Myanmar Text" w:eastAsia="Myanmar Text"/>
+              <w:b w:val="0"/>
+              <w:i w:val="0"/>
+              <w:color w:val="A09F9F"/>
+              <w:sz w:val="18"/>
+            </w:rPr>
+            <w:hyperlink r:id="rId14" w:history="1">
+              <w:r>
+                <w:rPr>
+                  <w:rStyle w:val="Hyperlink"/>
+                </w:rPr>
+                <w:t>info@gss-group.net</w:t>
+              </w:r>
+            </w:hyperlink>
+          </w:r>
+        </w:p>
+      </w:tc>
+      <w:tc>
+        <w:tcPr>
+          <w:tcW w:type="dxa" w:w="1120"/>
+          <w:vMerge w:val="restart"/>
+          <w:tcBorders/>
+          <w:tcMar>
+            <w:start w:w="0" w:type="dxa"/>
+            <w:end w:w="0" w:type="dxa"/>
+          </w:tcMar>
+          <w:tcMar>
+            <w:start w:w="0" w:type="dxa"/>
+            <w:end w:w="0" w:type="dxa"/>
+          </w:tcMar>
+        </w:tcPr>
+        <w:p>
+          <w:pPr>
+            <w:autoSpaceDN w:val="0"/>
+            <w:autoSpaceDE w:val="0"/>
+            <w:widowControl/>
+            <w:spacing w:line="240" w:lineRule="auto" w:before="92" w:after="0"/>
+            <w:ind w:left="0" w:right="76" w:firstLine="0"/>
+            <w:jc w:val="right"/>
+          </w:pPr>
+          <w:r>
+            <w:drawing>
+              <wp:inline xmlns:a="http://schemas.openxmlformats.org/drawingml/2006/main" xmlns:pic="http://schemas.openxmlformats.org/drawingml/2006/picture">
+                <wp:extent cx="251460" cy="252729"/>
+                <wp:docPr id="6" name="Picture 6"/>
+                <wp:cNvGraphicFramePr>
+                  <a:graphicFrameLocks noChangeAspect="1"/>
+                </wp:cNvGraphicFramePr>
+                <a:graphic>
+                  <a:graphicData uri="http://schemas.openxmlformats.org/drawingml/2006/picture">
+                    <pic:pic>
+                      <pic:nvPicPr>
+                        <pic:cNvPr id="0" name="image.png"/>
+                        <pic:cNvPicPr/>
+                      </pic:nvPicPr>
+                      <pic:blipFill>
+                        <a:blip r:embed="rId15"/>
+                        <a:stretch>
+                          <a:fillRect/>
+                        </a:stretch>
+                      </pic:blipFill>
+                      <pic:spPr>
+                        <a:xfrm>
+                          <a:off x="0" y="0"/>
+                          <a:ext cx="251460" cy="252729"/>
+                        </a:xfrm>
+                        <a:prstGeom prst="rect"/>
+                      </pic:spPr>
+                    </pic:pic>
+                  </a:graphicData>
+                </a:graphic>
+              </wp:inline>
+            </w:drawing>
+          </w:r>
+        </w:p>
+      </w:tc>
+      <w:tc>
+        <w:tcPr>
+          <w:tcW w:type="dxa" w:w="2600"/>
+          <w:tcBorders/>
+          <w:tcMar>
+            <w:start w:w="0" w:type="dxa"/>
+            <w:end w:w="0" w:type="dxa"/>
+          </w:tcMar>
+        </w:tcPr>
+        <w:p>
+          <w:pPr>
+            <w:autoSpaceDN w:val="0"/>
+            <w:autoSpaceDE w:val="0"/>
+            <w:widowControl/>
+            <w:spacing w:line="175" w:lineRule="auto" w:before="46" w:after="0"/>
+            <w:ind w:left="112" w:right="0" w:firstLine="0"/>
+            <w:jc w:val="left"/>
+          </w:pPr>
+          <w:r>
+            <w:rPr>
+              <w:rFonts w:ascii="Myanmar Text" w:hAnsi="Myanmar Text" w:eastAsia="Myanmar Text"/>
+              <w:b w:val="0"/>
+              <w:i w:val="0"/>
+              <w:color w:val="A09F9F"/>
+              <w:sz w:val="18"/>
+            </w:rPr>
+            <w:t>Phone: +9712 6666898</w:t>
+          </w:r>
+        </w:p>
+      </w:tc>
+    </w:tr>
+    <w:tr>
+      <w:trPr>
+        <w:trHeight w:hRule="exact" w:val="220"/>
+      </w:trPr>
+      <w:tc>
+        <w:tcPr>
+          <w:tcW w:type="dxa" w:w="1504"/>
+          <w:vMerge/>
+          <w:tcBorders/>
+        </w:tcPr>
+        <w:p/>
+      </w:tc>
+      <w:tc>
+        <w:tcPr>
+          <w:tcW w:type="dxa" w:w="1504"/>
+          <w:vMerge/>
+          <w:tcBorders/>
+        </w:tcPr>
+        <w:p/>
+      </w:tc>
+      <w:tc>
+        <w:tcPr>
+          <w:tcW w:type="dxa" w:w="1504"/>
+          <w:vMerge/>
+          <w:tcBorders/>
+        </w:tcPr>
+        <w:p/>
+      </w:tc>
+      <w:tc>
+        <w:tcPr>
+          <w:tcW w:type="dxa" w:w="2200"/>
+          <w:tcBorders/>
+          <w:tcMar>
+            <w:start w:w="0" w:type="dxa"/>
+            <w:end w:w="0" w:type="dxa"/>
+          </w:tcMar>
+        </w:tcPr>
+        <w:p>
+          <w:pPr>
+            <w:autoSpaceDN w:val="0"/>
+            <w:autoSpaceDE w:val="0"/>
+            <w:widowControl/>
+            <w:spacing w:line="175" w:lineRule="auto" w:before="0" w:after="0"/>
+            <w:ind w:left="152" w:right="0" w:firstLine="0"/>
+            <w:jc w:val="left"/>
+          </w:pPr>
+          <w:r>
+            <w:rPr>
+              <w:rFonts w:ascii="Myanmar Text" w:hAnsi="Myanmar Text" w:eastAsia="Myanmar Text"/>
+              <w:b w:val="0"/>
+              <w:i w:val="0"/>
+              <w:color w:val="A09F9F"/>
+              <w:sz w:val="18"/>
+            </w:rPr>
+            <w:hyperlink r:id="rId14" w:history="1">
+              <w:r>
+                <w:rPr>
+                  <w:rStyle w:val="Hyperlink"/>
+                </w:rPr>
+                <w:t>www.gss-group.net</w:t>
+              </w:r>
+            </w:hyperlink>
+          </w:r>
+        </w:p>
+      </w:tc>
+      <w:tc>
+        <w:tcPr>
+          <w:tcW w:type="dxa" w:w="1504"/>
+          <w:vMerge/>
+          <w:tcBorders/>
+        </w:tcPr>
+        <w:p/>
+      </w:tc>
+      <w:tc>
+        <w:tcPr>
+          <w:tcW w:type="dxa" w:w="2600"/>
+          <w:tcBorders/>
+          <w:tcMar>
+            <w:start w:w="0" w:type="dxa"/>
+            <w:end w:w="0" w:type="dxa"/>
+          </w:tcMar>
+        </w:tcPr>
+        <w:p>
+          <w:pPr>
+            <w:autoSpaceDN w:val="0"/>
+            <w:autoSpaceDE w:val="0"/>
+            <w:widowControl/>
+            <w:spacing w:line="240" w:lineRule="auto" w:before="0" w:after="0"/>
+            <w:ind w:left="112" w:right="0" w:firstLine="0"/>
+            <w:jc w:val="left"/>
+          </w:pPr>
+          <w:r>
+            <w:rPr>
+              <w:rFonts w:ascii="Gill Sans MT" w:hAnsi="Gill Sans MT" w:eastAsia="Gill Sans MT"/>
+              <w:b w:val="0"/>
+              <w:i w:val="0"/>
+              <w:color w:val="A09F9F"/>
+              <w:sz w:val="19"/>
+            </w:rPr>
+            <w:t>Fax: +971 2 666 8980</w:t>
+          </w:r>
+        </w:p>
+      </w:tc>
+    </w:tr>
+  </w:tbl>
+  <w:p>
+    <w:pPr>
+      <w:spacing w:before="0" w:after="0" w:line="14" w:lineRule="exact"/>
+    </w:pPr>
+  </w:p>
+</w:ftr>
 </file>
 
 <file path=word/numbering.xml><?xml version="1.0" encoding="utf-8"?>
